--- a/ModeloParecer_jinja.docx
+++ b/ModeloParecer_jinja.docx
@@ -110,15 +110,28 @@
             <w:showingPlcHdr/>
           </w:sdtPr>
           <w:sdtContent>
-            <w:p>
-              <w:r>
-                <w:rPr>
-                  <w:rStyle w:val="TextodoEspaoReservado"/>
-                  <w:rFonts w:ascii="Arial" w:hAnsi="Arial" w:cs="Arial"/>
-                </w:rPr>
-                <w:t xml:space="preserve">{{ Cargo }}</w:t>
-              </w:r>
-            </w:p>
+            <w:tc>
+              <w:tcPr>
+                <w:tcW w:w="8080" w:type="dxa"/>
+                <w:vAlign w:val="center"/>
+              </w:tcPr>
+              <w:p>
+                <w:pPr>
+                  <w:pStyle w:val="TableParagraph"/>
+                  <w:jc w:val="left"/>
+                  <w:rPr>
+                    <w:rFonts w:ascii="Arial" w:hAnsi="Arial" w:cs="Arial"/>
+                  </w:rPr>
+                </w:pPr>
+                <w:r>
+                  <w:rPr>
+                    <w:rStyle w:val="TextodoEspaoReservado"/>
+                    <w:rFonts w:ascii="Arial" w:hAnsi="Arial" w:cs="Arial"/>
+                  </w:rPr>
+                  <w:t xml:space="preserve">{{ Cargo }}</w:t>
+                </w:r>
+              </w:p>
+            </w:tc>
           </w:sdtContent>
         </w:sdt>
       </w:tr>
@@ -164,15 +177,29 @@
             <w:showingPlcHdr/>
           </w:sdtPr>
           <w:sdtContent>
-            <w:p>
-              <w:r>
-                <w:rPr>
-                  <w:rStyle w:val="TextodoEspaoReservado"/>
-                  <w:rFonts w:ascii="Arial" w:hAnsi="Arial" w:cs="Arial"/>
-                </w:rPr>
-                <w:t xml:space="preserve">{{ Cliente }}</w:t>
-              </w:r>
-            </w:p>
+            <w:tc>
+              <w:tcPr>
+                <w:tcW w:w="8080" w:type="dxa"/>
+                <w:vAlign w:val="center"/>
+              </w:tcPr>
+              <w:p>
+                <w:pPr>
+                  <w:pStyle w:val="TableParagraph"/>
+                  <w:jc w:val="left"/>
+                  <w:rPr>
+                    <w:rFonts w:ascii="Arial" w:hAnsi="Arial" w:cs="Arial"/>
+                    <w:lang w:val="pt-BR"/>
+                  </w:rPr>
+                </w:pPr>
+                <w:r>
+                  <w:rPr>
+                    <w:rStyle w:val="TextodoEspaoReservado"/>
+                    <w:rFonts w:ascii="Arial" w:hAnsi="Arial" w:cs="Arial"/>
+                  </w:rPr>
+                  <w:t xml:space="preserve">{{ Cliente }}</w:t>
+                </w:r>
+              </w:p>
+            </w:tc>
           </w:sdtContent>
         </w:sdt>
       </w:tr>
@@ -218,15 +245,29 @@
             <w:showingPlcHdr/>
           </w:sdtPr>
           <w:sdtContent>
-            <w:p>
-              <w:r>
-                <w:rPr>
-                  <w:rStyle w:val="TextodoEspaoReservado"/>
-                  <w:rFonts w:ascii="Arial" w:hAnsi="Arial" w:cs="Arial"/>
-                </w:rPr>
-                <w:t xml:space="preserve">{{ Recrutador }}</w:t>
-              </w:r>
-            </w:p>
+            <w:tc>
+              <w:tcPr>
+                <w:tcW w:w="8080" w:type="dxa"/>
+                <w:vAlign w:val="center"/>
+              </w:tcPr>
+              <w:p>
+                <w:pPr>
+                  <w:pStyle w:val="TableParagraph"/>
+                  <w:jc w:val="left"/>
+                  <w:rPr>
+                    <w:rFonts w:ascii="Arial" w:hAnsi="Arial" w:cs="Arial"/>
+                    <w:lang w:val="pt-BR"/>
+                  </w:rPr>
+                </w:pPr>
+                <w:r>
+                  <w:rPr>
+                    <w:rStyle w:val="TextodoEspaoReservado"/>
+                    <w:rFonts w:ascii="Arial" w:hAnsi="Arial" w:cs="Arial"/>
+                  </w:rPr>
+                  <w:t xml:space="preserve">{{ Recrutador }}</w:t>
+                </w:r>
+              </w:p>
+            </w:tc>
           </w:sdtContent>
         </w:sdt>
       </w:tr>
@@ -272,15 +313,29 @@
             <w:showingPlcHdr/>
           </w:sdtPr>
           <w:sdtContent>
-            <w:p>
-              <w:r>
-                <w:rPr>
-                  <w:rStyle w:val="TextodoEspaoReservado"/>
-                  <w:rFonts w:ascii="Arial" w:hAnsi="Arial" w:cs="Arial"/>
-                </w:rPr>
-                <w:t xml:space="preserve">{{ Data_Envio }}</w:t>
-              </w:r>
-            </w:p>
+            <w:tc>
+              <w:tcPr>
+                <w:tcW w:w="8080" w:type="dxa"/>
+                <w:vAlign w:val="center"/>
+              </w:tcPr>
+              <w:p>
+                <w:pPr>
+                  <w:pStyle w:val="TableParagraph"/>
+                  <w:jc w:val="left"/>
+                  <w:rPr>
+                    <w:rFonts w:ascii="Arial" w:hAnsi="Arial" w:cs="Arial"/>
+                    <w:lang w:val="pt-BR"/>
+                  </w:rPr>
+                </w:pPr>
+                <w:r>
+                  <w:rPr>
+                    <w:rStyle w:val="TextodoEspaoReservado"/>
+                    <w:rFonts w:ascii="Arial" w:hAnsi="Arial" w:cs="Arial"/>
+                  </w:rPr>
+                  <w:t xml:space="preserve">{{ Data_Envio }}</w:t>
+                </w:r>
+              </w:p>
+            </w:tc>
           </w:sdtContent>
         </w:sdt>
       </w:tr>
@@ -326,15 +381,29 @@
             <w:showingPlcHdr/>
           </w:sdtPr>
           <w:sdtContent>
-            <w:p>
-              <w:r>
-                <w:rPr>
-                  <w:rStyle w:val="TextodoEspaoReservado"/>
-                  <w:rFonts w:ascii="Arial" w:hAnsi="Arial" w:cs="Arial"/>
-                </w:rPr>
-                <w:t xml:space="preserve">{{ Recomendacao }}</w:t>
-              </w:r>
-            </w:p>
+            <w:tc>
+              <w:tcPr>
+                <w:tcW w:w="8080" w:type="dxa"/>
+                <w:vAlign w:val="center"/>
+              </w:tcPr>
+              <w:p>
+                <w:pPr>
+                  <w:pStyle w:val="TableParagraph"/>
+                  <w:jc w:val="left"/>
+                  <w:rPr>
+                    <w:rFonts w:ascii="Arial" w:hAnsi="Arial" w:cs="Arial"/>
+                    <w:lang w:val="pt-BR"/>
+                  </w:rPr>
+                </w:pPr>
+                <w:r>
+                  <w:rPr>
+                    <w:rStyle w:val="TextodoEspaoReservado"/>
+                    <w:rFonts w:ascii="Arial" w:hAnsi="Arial" w:cs="Arial"/>
+                  </w:rPr>
+                  <w:t xml:space="preserve">{{ Recomendacao }}</w:t>
+                </w:r>
+              </w:p>
+            </w:tc>
           </w:sdtContent>
         </w:sdt>
       </w:tr>
@@ -454,15 +523,29 @@
             <w:showingPlcHdr/>
           </w:sdtPr>
           <w:sdtContent>
-            <w:p>
-              <w:r>
-                <w:rPr>
-                  <w:rFonts w:ascii="Arial" w:hAnsi="Arial" w:cs="Arial"/>
-                  <w:lang w:val="pt-BR"/>
-                </w:rPr>
-                <w:t xml:space="preserve">{{ Nome_Candidato }}</w:t>
-              </w:r>
-            </w:p>
+            <w:tc>
+              <w:tcPr>
+                <w:tcW w:w="7097" w:type="dxa"/>
+                <w:vAlign w:val="center"/>
+              </w:tcPr>
+              <w:p>
+                <w:pPr>
+                  <w:pStyle w:val="TableParagraph"/>
+                  <w:jc w:val="left"/>
+                  <w:rPr>
+                    <w:rFonts w:ascii="Arial" w:hAnsi="Arial" w:cs="Arial"/>
+                    <w:lang w:val="pt-BR"/>
+                  </w:rPr>
+                </w:pPr>
+                <w:r>
+                  <w:rPr>
+                    <w:rFonts w:ascii="Arial" w:hAnsi="Arial" w:cs="Arial"/>
+                    <w:lang w:val="pt-BR"/>
+                  </w:rPr>
+                  <w:t xml:space="preserve">{{ Nome_Candidato }}</w:t>
+                </w:r>
+              </w:p>
+            </w:tc>
           </w:sdtContent>
         </w:sdt>
       </w:tr>
@@ -507,15 +590,29 @@
             <w:showingPlcHdr/>
           </w:sdtPr>
           <w:sdtContent>
-            <w:p>
-              <w:r>
-                <w:rPr>
-                  <w:rStyle w:val="TextodoEspaoReservado"/>
-                  <w:color w:val="auto"/>
-                </w:rPr>
-                <w:t xml:space="preserve">{{ Tempo_Experiencia }}</w:t>
-              </w:r>
-            </w:p>
+            <w:tc>
+              <w:tcPr>
+                <w:tcW w:w="7097" w:type="dxa"/>
+                <w:vAlign w:val="center"/>
+              </w:tcPr>
+              <w:p>
+                <w:pPr>
+                  <w:pStyle w:val="TableParagraph"/>
+                  <w:jc w:val="left"/>
+                  <w:rPr>
+                    <w:rFonts w:ascii="Arial" w:hAnsi="Arial" w:cs="Arial"/>
+                    <w:lang w:val="pt-BR"/>
+                  </w:rPr>
+                </w:pPr>
+                <w:r>
+                  <w:rPr>
+                    <w:rStyle w:val="TextodoEspaoReservado"/>
+                    <w:color w:val="auto"/>
+                  </w:rPr>
+                  <w:t xml:space="preserve">{{ Tempo_Experiencia }}</w:t>
+                </w:r>
+              </w:p>
+            </w:tc>
           </w:sdtContent>
         </w:sdt>
       </w:tr>
@@ -763,15 +860,34 @@
             <w:showingPlcHdr/>
           </w:sdtPr>
           <w:sdtContent>
-            <w:p>
-              <w:r>
-                <w:rPr>
-                  <w:rStyle w:val="TextodoEspaoReservado"/>
-                  <w:rFonts w:ascii="Arial" w:hAnsi="Arial" w:cs="Arial"/>
-                </w:rPr>
-                <w:t xml:space="preserve">{{ REQO01 }}</w:t>
-              </w:r>
-            </w:p>
+            <w:tc>
+              <w:tcPr>
+                <w:tcW w:w="4243" w:type="dxa"/>
+                <w:tcBorders>
+                  <w:top w:val="single" w:sz="6" w:space="0" w:color="000000" w:themeColor="text1"/>
+                  <w:bottom w:val="single" w:sz="6" w:space="0" w:color="000000" w:themeColor="text1"/>
+                  <w:right w:val="single" w:sz="6" w:space="0" w:color="000000" w:themeColor="text1"/>
+                </w:tcBorders>
+                <w:vAlign w:val="center"/>
+              </w:tcPr>
+              <w:p>
+                <w:pPr>
+                  <w:pStyle w:val="TableParagraph"/>
+                  <w:ind w:right="129"/>
+                  <w:jc w:val="both"/>
+                  <w:rPr>
+                    <w:rFonts w:ascii="Arial" w:hAnsi="Arial" w:cs="Arial"/>
+                  </w:rPr>
+                </w:pPr>
+                <w:r>
+                  <w:rPr>
+                    <w:rStyle w:val="TextodoEspaoReservado"/>
+                    <w:rFonts w:ascii="Arial" w:hAnsi="Arial" w:cs="Arial"/>
+                  </w:rPr>
+                  <w:t xml:space="preserve">{{ REQO01 }}</w:t>
+                </w:r>
+              </w:p>
+            </w:tc>
           </w:sdtContent>
         </w:sdt>
         <w:sdt>
@@ -788,16 +904,35 @@
             <w:showingPlcHdr/>
           </w:sdtPr>
           <w:sdtContent>
-            <w:p>
-              <w:r>
-                <w:rPr>
-                  <w:rStyle w:val="TextodoEspaoReservado"/>
-                  <w:rFonts w:ascii="Arial" w:hAnsi="Arial" w:cs="Arial"/>
-                  <w:lang w:val="pt-BR"/>
-                </w:rPr>
-                <w:t xml:space="preserve">{{ REQO01_Analise }}</w:t>
-              </w:r>
-            </w:p>
+            <w:tc>
+              <w:tcPr>
+                <w:tcW w:w="2268" w:type="dxa"/>
+                <w:tcBorders>
+                  <w:top w:val="single" w:sz="6" w:space="0" w:color="000000" w:themeColor="text1"/>
+                  <w:left w:val="single" w:sz="6" w:space="0" w:color="000000" w:themeColor="text1"/>
+                  <w:bottom w:val="single" w:sz="6" w:space="0" w:color="000000" w:themeColor="text1"/>
+                  <w:right w:val="single" w:sz="6" w:space="0" w:color="000000" w:themeColor="text1"/>
+                </w:tcBorders>
+                <w:vAlign w:val="center"/>
+              </w:tcPr>
+              <w:p>
+                <w:pPr>
+                  <w:jc w:val="center"/>
+                  <w:rPr>
+                    <w:rFonts w:ascii="Arial" w:eastAsia="Arial MT" w:hAnsi="Arial" w:cs="Arial"/>
+                    <w:lang w:val="pt-BR"/>
+                  </w:rPr>
+                </w:pPr>
+                <w:r>
+                  <w:rPr>
+                    <w:rStyle w:val="TextodoEspaoReservado"/>
+                    <w:rFonts w:ascii="Arial" w:hAnsi="Arial" w:cs="Arial"/>
+                    <w:lang w:val="pt-BR"/>
+                  </w:rPr>
+                  <w:t xml:space="preserve">{{ REQO01_Analise }}</w:t>
+                </w:r>
+              </w:p>
+            </w:tc>
           </w:sdtContent>
         </w:sdt>
         <w:sdt>
@@ -816,15 +951,35 @@
             <w:showingPlcHdr/>
           </w:sdtPr>
           <w:sdtContent>
-            <w:p>
-              <w:r>
-                <w:rPr>
-                  <w:rStyle w:val="TextodoEspaoReservado"/>
-                  <w:rFonts w:ascii="Arial" w:hAnsi="Arial" w:cs="Arial"/>
-                </w:rPr>
-                <w:t xml:space="preserve">{{ REQO01_Comprovante }}</w:t>
-              </w:r>
-            </w:p>
+            <w:tc>
+              <w:tcPr>
+                <w:tcW w:w="3266" w:type="dxa"/>
+                <w:tcBorders>
+                  <w:top w:val="single" w:sz="6" w:space="0" w:color="000000" w:themeColor="text1"/>
+                  <w:left w:val="single" w:sz="6" w:space="0" w:color="000000" w:themeColor="text1"/>
+                  <w:bottom w:val="single" w:sz="6" w:space="0" w:color="000000" w:themeColor="text1"/>
+                </w:tcBorders>
+                <w:vAlign w:val="center"/>
+              </w:tcPr>
+              <w:p>
+                <w:pPr>
+                  <w:pStyle w:val="TableParagraph"/>
+                  <w:jc w:val="left"/>
+                  <w:rPr>
+                    <w:rFonts w:ascii="Arial" w:hAnsi="Arial" w:cs="Arial"/>
+                    <w:bCs/>
+                    <w:color w:val="000000" w:themeColor="text1"/>
+                  </w:rPr>
+                </w:pPr>
+                <w:r>
+                  <w:rPr>
+                    <w:rStyle w:val="TextodoEspaoReservado"/>
+                    <w:rFonts w:ascii="Arial" w:hAnsi="Arial" w:cs="Arial"/>
+                  </w:rPr>
+                  <w:t xml:space="preserve">{{ REQO01_Comprovante }}</w:t>
+                </w:r>
+              </w:p>
+            </w:tc>
           </w:sdtContent>
         </w:sdt>
       </w:tr>
@@ -849,16 +1004,36 @@
             <w:showingPlcHdr/>
           </w:sdtPr>
           <w:sdtContent>
-            <w:p>
-              <w:r>
-                <w:rPr>
-                  <w:rStyle w:val="TextodoEspaoReservado"/>
-                  <w:rFonts w:ascii="Arial" w:hAnsi="Arial" w:cs="Arial"/>
-                  <w:lang w:val="pt-BR"/>
-                </w:rPr>
-                <w:t xml:space="preserve">{{ REQO02 }}</w:t>
-              </w:r>
-            </w:p>
+            <w:tc>
+              <w:tcPr>
+                <w:tcW w:w="4243" w:type="dxa"/>
+                <w:tcBorders>
+                  <w:top w:val="single" w:sz="6" w:space="0" w:color="000000" w:themeColor="text1"/>
+                  <w:bottom w:val="single" w:sz="6" w:space="0" w:color="000000" w:themeColor="text1"/>
+                  <w:right w:val="single" w:sz="6" w:space="0" w:color="000000" w:themeColor="text1"/>
+                </w:tcBorders>
+                <w:vAlign w:val="center"/>
+              </w:tcPr>
+              <w:p>
+                <w:pPr>
+                  <w:adjustRightInd w:val="0"/>
+                  <w:ind w:right="129"/>
+                  <w:jc w:val="both"/>
+                  <w:rPr>
+                    <w:rFonts w:ascii="Arial" w:hAnsi="Arial" w:cs="Arial"/>
+                    <w:lang w:val="pt-BR"/>
+                  </w:rPr>
+                </w:pPr>
+                <w:r>
+                  <w:rPr>
+                    <w:rStyle w:val="TextodoEspaoReservado"/>
+                    <w:rFonts w:ascii="Arial" w:hAnsi="Arial" w:cs="Arial"/>
+                    <w:lang w:val="pt-BR"/>
+                  </w:rPr>
+                  <w:t xml:space="preserve">{{ REQO02 }}</w:t>
+                </w:r>
+              </w:p>
+            </w:tc>
           </w:sdtContent>
         </w:sdt>
         <w:sdt>
@@ -875,16 +1050,35 @@
             <w:showingPlcHdr/>
           </w:sdtPr>
           <w:sdtContent>
-            <w:p>
-              <w:r>
-                <w:rPr>
-                  <w:rStyle w:val="TextodoEspaoReservado"/>
-                  <w:rFonts w:ascii="Arial" w:hAnsi="Arial" w:cs="Arial"/>
-                  <w:lang w:val="pt-BR"/>
-                </w:rPr>
-                <w:t xml:space="preserve">{{ REQO02_Analise }}</w:t>
-              </w:r>
-            </w:p>
+            <w:tc>
+              <w:tcPr>
+                <w:tcW w:w="2268" w:type="dxa"/>
+                <w:tcBorders>
+                  <w:top w:val="single" w:sz="6" w:space="0" w:color="000000" w:themeColor="text1"/>
+                  <w:left w:val="single" w:sz="6" w:space="0" w:color="000000" w:themeColor="text1"/>
+                  <w:bottom w:val="single" w:sz="6" w:space="0" w:color="000000" w:themeColor="text1"/>
+                  <w:right w:val="single" w:sz="6" w:space="0" w:color="000000" w:themeColor="text1"/>
+                </w:tcBorders>
+                <w:vAlign w:val="center"/>
+              </w:tcPr>
+              <w:p>
+                <w:pPr>
+                  <w:jc w:val="center"/>
+                  <w:rPr>
+                    <w:rFonts w:ascii="Arial" w:hAnsi="Arial" w:cs="Arial"/>
+                    <w:lang w:val="pt-BR"/>
+                  </w:rPr>
+                </w:pPr>
+                <w:r>
+                  <w:rPr>
+                    <w:rStyle w:val="TextodoEspaoReservado"/>
+                    <w:rFonts w:ascii="Arial" w:hAnsi="Arial" w:cs="Arial"/>
+                    <w:lang w:val="pt-BR"/>
+                  </w:rPr>
+                  <w:t xml:space="preserve">{{ REQO02_Analise }}</w:t>
+                </w:r>
+              </w:p>
+            </w:tc>
           </w:sdtContent>
         </w:sdt>
         <w:sdt>
@@ -903,15 +1097,35 @@
             <w:showingPlcHdr/>
           </w:sdtPr>
           <w:sdtContent>
-            <w:p>
-              <w:r>
-                <w:rPr>
-                  <w:rStyle w:val="TextodoEspaoReservado"/>
-                  <w:rFonts w:ascii="Arial" w:hAnsi="Arial" w:cs="Arial"/>
-                </w:rPr>
-                <w:t xml:space="preserve">{{ REQO02_Comprovante }}</w:t>
-              </w:r>
-            </w:p>
+            <w:tc>
+              <w:tcPr>
+                <w:tcW w:w="3266" w:type="dxa"/>
+                <w:tcBorders>
+                  <w:top w:val="single" w:sz="6" w:space="0" w:color="000000" w:themeColor="text1"/>
+                  <w:left w:val="single" w:sz="6" w:space="0" w:color="000000" w:themeColor="text1"/>
+                  <w:bottom w:val="single" w:sz="6" w:space="0" w:color="000000" w:themeColor="text1"/>
+                </w:tcBorders>
+                <w:vAlign w:val="center"/>
+              </w:tcPr>
+              <w:p>
+                <w:pPr>
+                  <w:pStyle w:val="TableParagraph"/>
+                  <w:spacing w:line="276" w:lineRule="auto"/>
+                  <w:jc w:val="left"/>
+                  <w:rPr>
+                    <w:rFonts w:ascii="Arial" w:hAnsi="Arial" w:cs="Arial"/>
+                    <w:bCs/>
+                  </w:rPr>
+                </w:pPr>
+                <w:r>
+                  <w:rPr>
+                    <w:rStyle w:val="TextodoEspaoReservado"/>
+                    <w:rFonts w:ascii="Arial" w:hAnsi="Arial" w:cs="Arial"/>
+                  </w:rPr>
+                  <w:t xml:space="preserve">{{ REQO02_Comprovante }}</w:t>
+                </w:r>
+              </w:p>
+            </w:tc>
           </w:sdtContent>
         </w:sdt>
       </w:tr>
@@ -936,15 +1150,34 @@
             <w:showingPlcHdr/>
           </w:sdtPr>
           <w:sdtContent>
-            <w:p>
-              <w:r>
-                <w:rPr>
-                  <w:rStyle w:val="TextodoEspaoReservado"/>
-                  <w:rFonts w:ascii="Arial" w:hAnsi="Arial" w:cs="Arial"/>
-                </w:rPr>
-                <w:t xml:space="preserve">{{ REQO03 }}</w:t>
-              </w:r>
-            </w:p>
+            <w:tc>
+              <w:tcPr>
+                <w:tcW w:w="4243" w:type="dxa"/>
+                <w:tcBorders>
+                  <w:top w:val="single" w:sz="6" w:space="0" w:color="000000" w:themeColor="text1"/>
+                  <w:bottom w:val="single" w:sz="6" w:space="0" w:color="000000" w:themeColor="text1"/>
+                  <w:right w:val="single" w:sz="6" w:space="0" w:color="000000" w:themeColor="text1"/>
+                </w:tcBorders>
+                <w:vAlign w:val="center"/>
+              </w:tcPr>
+              <w:p>
+                <w:pPr>
+                  <w:pStyle w:val="TableParagraph"/>
+                  <w:jc w:val="both"/>
+                  <w:rPr>
+                    <w:rFonts w:ascii="Arial" w:hAnsi="Arial" w:cs="Arial"/>
+                    <w:bCs/>
+                  </w:rPr>
+                </w:pPr>
+                <w:r>
+                  <w:rPr>
+                    <w:rStyle w:val="TextodoEspaoReservado"/>
+                    <w:rFonts w:ascii="Arial" w:hAnsi="Arial" w:cs="Arial"/>
+                  </w:rPr>
+                  <w:t xml:space="preserve">{{ REQO03 }}</w:t>
+                </w:r>
+              </w:p>
+            </w:tc>
           </w:sdtContent>
         </w:sdt>
         <w:sdt>
@@ -962,16 +1195,35 @@
             <w:showingPlcHdr/>
           </w:sdtPr>
           <w:sdtContent>
-            <w:p>
-              <w:r>
-                <w:rPr>
-                  <w:rStyle w:val="TextodoEspaoReservado"/>
-                  <w:rFonts w:ascii="Arial" w:hAnsi="Arial" w:cs="Arial"/>
-                  <w:lang w:val="pt-BR"/>
-                </w:rPr>
-                <w:t xml:space="preserve">{{ REQO03_Analise }}</w:t>
-              </w:r>
-            </w:p>
+            <w:tc>
+              <w:tcPr>
+                <w:tcW w:w="2268" w:type="dxa"/>
+                <w:tcBorders>
+                  <w:top w:val="single" w:sz="6" w:space="0" w:color="000000" w:themeColor="text1"/>
+                  <w:left w:val="single" w:sz="6" w:space="0" w:color="000000" w:themeColor="text1"/>
+                  <w:bottom w:val="single" w:sz="6" w:space="0" w:color="000000" w:themeColor="text1"/>
+                  <w:right w:val="single" w:sz="6" w:space="0" w:color="000000" w:themeColor="text1"/>
+                </w:tcBorders>
+                <w:vAlign w:val="center"/>
+              </w:tcPr>
+              <w:p>
+                <w:pPr>
+                  <w:pStyle w:val="TableParagraph"/>
+                  <w:rPr>
+                    <w:rFonts w:ascii="Arial" w:hAnsi="Arial" w:cs="Arial"/>
+                    <w:bCs/>
+                  </w:rPr>
+                </w:pPr>
+                <w:r>
+                  <w:rPr>
+                    <w:rStyle w:val="TextodoEspaoReservado"/>
+                    <w:rFonts w:ascii="Arial" w:hAnsi="Arial" w:cs="Arial"/>
+                    <w:lang w:val="pt-BR"/>
+                  </w:rPr>
+                  <w:t xml:space="preserve">{{ REQO03_Analise }}</w:t>
+                </w:r>
+              </w:p>
+            </w:tc>
           </w:sdtContent>
         </w:sdt>
         <w:sdt>
@@ -990,15 +1242,33 @@
             <w:showingPlcHdr/>
           </w:sdtPr>
           <w:sdtContent>
-            <w:p>
-              <w:r>
-                <w:rPr>
-                  <w:rStyle w:val="TextodoEspaoReservado"/>
-                  <w:rFonts w:ascii="Arial" w:hAnsi="Arial" w:cs="Arial"/>
-                </w:rPr>
-                <w:t xml:space="preserve">{{ REQO03_Comprovante }}</w:t>
-              </w:r>
-            </w:p>
+            <w:tc>
+              <w:tcPr>
+                <w:tcW w:w="3266" w:type="dxa"/>
+                <w:tcBorders>
+                  <w:top w:val="single" w:sz="6" w:space="0" w:color="000000" w:themeColor="text1"/>
+                  <w:left w:val="single" w:sz="6" w:space="0" w:color="000000" w:themeColor="text1"/>
+                  <w:bottom w:val="single" w:sz="6" w:space="0" w:color="000000" w:themeColor="text1"/>
+                </w:tcBorders>
+                <w:vAlign w:val="center"/>
+              </w:tcPr>
+              <w:p>
+                <w:pPr>
+                  <w:pStyle w:val="TableParagraph"/>
+                  <w:jc w:val="left"/>
+                  <w:rPr>
+                    <w:rFonts w:ascii="Arial" w:hAnsi="Arial" w:cs="Arial"/>
+                  </w:rPr>
+                </w:pPr>
+                <w:r>
+                  <w:rPr>
+                    <w:rStyle w:val="TextodoEspaoReservado"/>
+                    <w:rFonts w:ascii="Arial" w:hAnsi="Arial" w:cs="Arial"/>
+                  </w:rPr>
+                  <w:t xml:space="preserve">{{ REQO03_Comprovante }}</w:t>
+                </w:r>
+              </w:p>
+            </w:tc>
           </w:sdtContent>
         </w:sdt>
       </w:tr>
@@ -1023,15 +1293,33 @@
             <w:showingPlcHdr/>
           </w:sdtPr>
           <w:sdtContent>
-            <w:p>
-              <w:r>
-                <w:rPr>
-                  <w:rStyle w:val="TextodoEspaoReservado"/>
-                  <w:rFonts w:ascii="Arial" w:hAnsi="Arial" w:cs="Arial"/>
-                </w:rPr>
-                <w:t xml:space="preserve">{{ REQO04 }}</w:t>
-              </w:r>
-            </w:p>
+            <w:tc>
+              <w:tcPr>
+                <w:tcW w:w="4243" w:type="dxa"/>
+                <w:tcBorders>
+                  <w:top w:val="single" w:sz="6" w:space="0" w:color="000000" w:themeColor="text1"/>
+                  <w:bottom w:val="single" w:sz="6" w:space="0" w:color="000000" w:themeColor="text1"/>
+                  <w:right w:val="single" w:sz="6" w:space="0" w:color="000000" w:themeColor="text1"/>
+                </w:tcBorders>
+                <w:vAlign w:val="center"/>
+              </w:tcPr>
+              <w:p>
+                <w:pPr>
+                  <w:pStyle w:val="TableParagraph"/>
+                  <w:jc w:val="both"/>
+                  <w:rPr>
+                    <w:rFonts w:ascii="Arial" w:hAnsi="Arial" w:cs="Arial"/>
+                  </w:rPr>
+                </w:pPr>
+                <w:r>
+                  <w:rPr>
+                    <w:rStyle w:val="TextodoEspaoReservado"/>
+                    <w:rFonts w:ascii="Arial" w:hAnsi="Arial" w:cs="Arial"/>
+                  </w:rPr>
+                  <w:t xml:space="preserve">{{ REQO04 }}</w:t>
+                </w:r>
+              </w:p>
+            </w:tc>
           </w:sdtContent>
         </w:sdt>
         <w:sdt>
@@ -1049,16 +1337,35 @@
             <w:showingPlcHdr/>
           </w:sdtPr>
           <w:sdtContent>
-            <w:p>
-              <w:r>
-                <w:rPr>
-                  <w:rStyle w:val="TextodoEspaoReservado"/>
-                  <w:rFonts w:ascii="Arial" w:hAnsi="Arial" w:cs="Arial"/>
-                  <w:lang w:val="pt-BR"/>
-                </w:rPr>
-                <w:t xml:space="preserve">{{ REQO04_Analise }}</w:t>
-              </w:r>
-            </w:p>
+            <w:tc>
+              <w:tcPr>
+                <w:tcW w:w="2268" w:type="dxa"/>
+                <w:tcBorders>
+                  <w:top w:val="single" w:sz="6" w:space="0" w:color="000000" w:themeColor="text1"/>
+                  <w:left w:val="single" w:sz="6" w:space="0" w:color="000000" w:themeColor="text1"/>
+                  <w:bottom w:val="single" w:sz="6" w:space="0" w:color="000000" w:themeColor="text1"/>
+                  <w:right w:val="single" w:sz="6" w:space="0" w:color="000000" w:themeColor="text1"/>
+                </w:tcBorders>
+                <w:vAlign w:val="center"/>
+              </w:tcPr>
+              <w:p>
+                <w:pPr>
+                  <w:pStyle w:val="TableParagraph"/>
+                  <w:rPr>
+                    <w:rFonts w:ascii="Arial" w:hAnsi="Arial" w:cs="Arial"/>
+                    <w:bCs/>
+                  </w:rPr>
+                </w:pPr>
+                <w:r>
+                  <w:rPr>
+                    <w:rStyle w:val="TextodoEspaoReservado"/>
+                    <w:rFonts w:ascii="Arial" w:hAnsi="Arial" w:cs="Arial"/>
+                    <w:lang w:val="pt-BR"/>
+                  </w:rPr>
+                  <w:t xml:space="preserve">{{ REQO04_Analise }}</w:t>
+                </w:r>
+              </w:p>
+            </w:tc>
           </w:sdtContent>
         </w:sdt>
         <w:sdt>
@@ -1077,15 +1384,33 @@
             <w:showingPlcHdr/>
           </w:sdtPr>
           <w:sdtContent>
-            <w:p>
-              <w:r>
-                <w:rPr>
-                  <w:rStyle w:val="TextodoEspaoReservado"/>
-                  <w:rFonts w:ascii="Arial" w:hAnsi="Arial" w:cs="Arial"/>
-                </w:rPr>
-                <w:t xml:space="preserve">{{ REQO04_Comprovante }}</w:t>
-              </w:r>
-            </w:p>
+            <w:tc>
+              <w:tcPr>
+                <w:tcW w:w="3266" w:type="dxa"/>
+                <w:tcBorders>
+                  <w:top w:val="single" w:sz="6" w:space="0" w:color="000000" w:themeColor="text1"/>
+                  <w:left w:val="single" w:sz="6" w:space="0" w:color="000000" w:themeColor="text1"/>
+                  <w:bottom w:val="single" w:sz="6" w:space="0" w:color="000000" w:themeColor="text1"/>
+                </w:tcBorders>
+                <w:vAlign w:val="center"/>
+              </w:tcPr>
+              <w:p>
+                <w:pPr>
+                  <w:pStyle w:val="TableParagraph"/>
+                  <w:jc w:val="left"/>
+                  <w:rPr>
+                    <w:rFonts w:ascii="Arial" w:hAnsi="Arial" w:cs="Arial"/>
+                  </w:rPr>
+                </w:pPr>
+                <w:r>
+                  <w:rPr>
+                    <w:rStyle w:val="TextodoEspaoReservado"/>
+                    <w:rFonts w:ascii="Arial" w:hAnsi="Arial" w:cs="Arial"/>
+                  </w:rPr>
+                  <w:t xml:space="preserve">{{ REQO04_Comprovante }}</w:t>
+                </w:r>
+              </w:p>
+            </w:tc>
           </w:sdtContent>
         </w:sdt>
       </w:tr>
@@ -1110,15 +1435,33 @@
             <w:showingPlcHdr/>
           </w:sdtPr>
           <w:sdtContent>
-            <w:p>
-              <w:r>
-                <w:rPr>
-                  <w:rStyle w:val="TextodoEspaoReservado"/>
-                  <w:rFonts w:ascii="Arial" w:hAnsi="Arial" w:cs="Arial"/>
-                </w:rPr>
-                <w:t xml:space="preserve">{{ REQO05 }}</w:t>
-              </w:r>
-            </w:p>
+            <w:tc>
+              <w:tcPr>
+                <w:tcW w:w="4243" w:type="dxa"/>
+                <w:tcBorders>
+                  <w:top w:val="single" w:sz="6" w:space="0" w:color="000000" w:themeColor="text1"/>
+                  <w:bottom w:val="single" w:sz="6" w:space="0" w:color="000000" w:themeColor="text1"/>
+                  <w:right w:val="single" w:sz="6" w:space="0" w:color="000000" w:themeColor="text1"/>
+                </w:tcBorders>
+                <w:vAlign w:val="center"/>
+              </w:tcPr>
+              <w:p>
+                <w:pPr>
+                  <w:pStyle w:val="TableParagraph"/>
+                  <w:jc w:val="both"/>
+                  <w:rPr>
+                    <w:rFonts w:ascii="Arial" w:hAnsi="Arial" w:cs="Arial"/>
+                  </w:rPr>
+                </w:pPr>
+                <w:r>
+                  <w:rPr>
+                    <w:rStyle w:val="TextodoEspaoReservado"/>
+                    <w:rFonts w:ascii="Arial" w:hAnsi="Arial" w:cs="Arial"/>
+                  </w:rPr>
+                  <w:t xml:space="preserve">{{ REQO05 }}</w:t>
+                </w:r>
+              </w:p>
+            </w:tc>
           </w:sdtContent>
         </w:sdt>
         <w:sdt>
@@ -1136,16 +1479,35 @@
             <w:showingPlcHdr/>
           </w:sdtPr>
           <w:sdtContent>
-            <w:p>
-              <w:r>
-                <w:rPr>
-                  <w:rStyle w:val="TextodoEspaoReservado"/>
-                  <w:rFonts w:ascii="Arial" w:hAnsi="Arial" w:cs="Arial"/>
-                  <w:lang w:val="pt-BR"/>
-                </w:rPr>
-                <w:t xml:space="preserve">{{ REQO05_Analise }}</w:t>
-              </w:r>
-            </w:p>
+            <w:tc>
+              <w:tcPr>
+                <w:tcW w:w="2268" w:type="dxa"/>
+                <w:tcBorders>
+                  <w:top w:val="single" w:sz="6" w:space="0" w:color="000000" w:themeColor="text1"/>
+                  <w:left w:val="single" w:sz="6" w:space="0" w:color="000000" w:themeColor="text1"/>
+                  <w:bottom w:val="single" w:sz="6" w:space="0" w:color="000000" w:themeColor="text1"/>
+                  <w:right w:val="single" w:sz="6" w:space="0" w:color="000000" w:themeColor="text1"/>
+                </w:tcBorders>
+                <w:vAlign w:val="center"/>
+              </w:tcPr>
+              <w:p>
+                <w:pPr>
+                  <w:pStyle w:val="TableParagraph"/>
+                  <w:rPr>
+                    <w:rFonts w:ascii="Arial" w:hAnsi="Arial" w:cs="Arial"/>
+                    <w:bCs/>
+                  </w:rPr>
+                </w:pPr>
+                <w:r>
+                  <w:rPr>
+                    <w:rStyle w:val="TextodoEspaoReservado"/>
+                    <w:rFonts w:ascii="Arial" w:hAnsi="Arial" w:cs="Arial"/>
+                    <w:lang w:val="pt-BR"/>
+                  </w:rPr>
+                  <w:t xml:space="preserve">{{ REQO05_Analise }}</w:t>
+                </w:r>
+              </w:p>
+            </w:tc>
           </w:sdtContent>
         </w:sdt>
         <w:sdt>
@@ -1164,15 +1526,33 @@
             <w:showingPlcHdr/>
           </w:sdtPr>
           <w:sdtContent>
-            <w:p>
-              <w:r>
-                <w:rPr>
-                  <w:rStyle w:val="TextodoEspaoReservado"/>
-                  <w:rFonts w:ascii="Arial" w:hAnsi="Arial" w:cs="Arial"/>
-                </w:rPr>
-                <w:t xml:space="preserve">{{ REQO05_Comprovante }}</w:t>
-              </w:r>
-            </w:p>
+            <w:tc>
+              <w:tcPr>
+                <w:tcW w:w="3266" w:type="dxa"/>
+                <w:tcBorders>
+                  <w:top w:val="single" w:sz="6" w:space="0" w:color="000000" w:themeColor="text1"/>
+                  <w:left w:val="single" w:sz="6" w:space="0" w:color="000000" w:themeColor="text1"/>
+                  <w:bottom w:val="single" w:sz="6" w:space="0" w:color="000000" w:themeColor="text1"/>
+                </w:tcBorders>
+                <w:vAlign w:val="center"/>
+              </w:tcPr>
+              <w:p>
+                <w:pPr>
+                  <w:pStyle w:val="TableParagraph"/>
+                  <w:jc w:val="left"/>
+                  <w:rPr>
+                    <w:rFonts w:ascii="Arial" w:hAnsi="Arial" w:cs="Arial"/>
+                  </w:rPr>
+                </w:pPr>
+                <w:r>
+                  <w:rPr>
+                    <w:rStyle w:val="TextodoEspaoReservado"/>
+                    <w:rFonts w:ascii="Arial" w:hAnsi="Arial" w:cs="Arial"/>
+                  </w:rPr>
+                  <w:t xml:space="preserve">{{ REQO05_Comprovante }}</w:t>
+                </w:r>
+              </w:p>
+            </w:tc>
           </w:sdtContent>
         </w:sdt>
       </w:tr>
@@ -1197,15 +1577,33 @@
             <w:showingPlcHdr/>
           </w:sdtPr>
           <w:sdtContent>
-            <w:p>
-              <w:r>
-                <w:rPr>
-                  <w:rStyle w:val="TextodoEspaoReservado"/>
-                  <w:rFonts w:ascii="Arial" w:hAnsi="Arial" w:cs="Arial"/>
-                </w:rPr>
-                <w:t xml:space="preserve">{{ REQO06 }}</w:t>
-              </w:r>
-            </w:p>
+            <w:tc>
+              <w:tcPr>
+                <w:tcW w:w="4243" w:type="dxa"/>
+                <w:tcBorders>
+                  <w:top w:val="single" w:sz="6" w:space="0" w:color="000000" w:themeColor="text1"/>
+                  <w:bottom w:val="single" w:sz="6" w:space="0" w:color="000000" w:themeColor="text1"/>
+                  <w:right w:val="single" w:sz="6" w:space="0" w:color="000000" w:themeColor="text1"/>
+                </w:tcBorders>
+                <w:vAlign w:val="center"/>
+              </w:tcPr>
+              <w:p>
+                <w:pPr>
+                  <w:pStyle w:val="TableParagraph"/>
+                  <w:jc w:val="both"/>
+                  <w:rPr>
+                    <w:rFonts w:ascii="Arial" w:hAnsi="Arial" w:cs="Arial"/>
+                  </w:rPr>
+                </w:pPr>
+                <w:r>
+                  <w:rPr>
+                    <w:rStyle w:val="TextodoEspaoReservado"/>
+                    <w:rFonts w:ascii="Arial" w:hAnsi="Arial" w:cs="Arial"/>
+                  </w:rPr>
+                  <w:t xml:space="preserve">{{ REQO06 }}</w:t>
+                </w:r>
+              </w:p>
+            </w:tc>
           </w:sdtContent>
         </w:sdt>
         <w:sdt>
@@ -1223,16 +1621,35 @@
             <w:showingPlcHdr/>
           </w:sdtPr>
           <w:sdtContent>
-            <w:p>
-              <w:r>
-                <w:rPr>
-                  <w:rStyle w:val="TextodoEspaoReservado"/>
-                  <w:rFonts w:ascii="Arial" w:hAnsi="Arial" w:cs="Arial"/>
-                  <w:lang w:val="pt-BR"/>
-                </w:rPr>
-                <w:t xml:space="preserve">{{ REQO06_Analise }}</w:t>
-              </w:r>
-            </w:p>
+            <w:tc>
+              <w:tcPr>
+                <w:tcW w:w="2268" w:type="dxa"/>
+                <w:tcBorders>
+                  <w:top w:val="single" w:sz="6" w:space="0" w:color="000000" w:themeColor="text1"/>
+                  <w:left w:val="single" w:sz="6" w:space="0" w:color="000000" w:themeColor="text1"/>
+                  <w:bottom w:val="single" w:sz="6" w:space="0" w:color="000000" w:themeColor="text1"/>
+                  <w:right w:val="single" w:sz="6" w:space="0" w:color="000000" w:themeColor="text1"/>
+                </w:tcBorders>
+                <w:vAlign w:val="center"/>
+              </w:tcPr>
+              <w:p>
+                <w:pPr>
+                  <w:pStyle w:val="TableParagraph"/>
+                  <w:rPr>
+                    <w:rFonts w:ascii="Arial" w:hAnsi="Arial" w:cs="Arial"/>
+                    <w:bCs/>
+                  </w:rPr>
+                </w:pPr>
+                <w:r>
+                  <w:rPr>
+                    <w:rStyle w:val="TextodoEspaoReservado"/>
+                    <w:rFonts w:ascii="Arial" w:hAnsi="Arial" w:cs="Arial"/>
+                    <w:lang w:val="pt-BR"/>
+                  </w:rPr>
+                  <w:t xml:space="preserve">{{ REQO06_Analise }}</w:t>
+                </w:r>
+              </w:p>
+            </w:tc>
           </w:sdtContent>
         </w:sdt>
         <w:sdt>
@@ -1251,15 +1668,33 @@
             <w:showingPlcHdr/>
           </w:sdtPr>
           <w:sdtContent>
-            <w:p>
-              <w:r>
-                <w:rPr>
-                  <w:rStyle w:val="TextodoEspaoReservado"/>
-                  <w:rFonts w:ascii="Arial" w:hAnsi="Arial" w:cs="Arial"/>
-                </w:rPr>
-                <w:t xml:space="preserve">{{ REQO06_Comprovante }}</w:t>
-              </w:r>
-            </w:p>
+            <w:tc>
+              <w:tcPr>
+                <w:tcW w:w="3266" w:type="dxa"/>
+                <w:tcBorders>
+                  <w:top w:val="single" w:sz="6" w:space="0" w:color="000000" w:themeColor="text1"/>
+                  <w:left w:val="single" w:sz="6" w:space="0" w:color="000000" w:themeColor="text1"/>
+                  <w:bottom w:val="single" w:sz="6" w:space="0" w:color="000000" w:themeColor="text1"/>
+                </w:tcBorders>
+                <w:vAlign w:val="center"/>
+              </w:tcPr>
+              <w:p>
+                <w:pPr>
+                  <w:pStyle w:val="TableParagraph"/>
+                  <w:jc w:val="left"/>
+                  <w:rPr>
+                    <w:rFonts w:ascii="Arial" w:hAnsi="Arial" w:cs="Arial"/>
+                  </w:rPr>
+                </w:pPr>
+                <w:r>
+                  <w:rPr>
+                    <w:rStyle w:val="TextodoEspaoReservado"/>
+                    <w:rFonts w:ascii="Arial" w:hAnsi="Arial" w:cs="Arial"/>
+                  </w:rPr>
+                  <w:t xml:space="preserve">{{ REQO06_Comprovante }}</w:t>
+                </w:r>
+              </w:p>
+            </w:tc>
           </w:sdtContent>
         </w:sdt>
       </w:tr>
@@ -1284,15 +1719,33 @@
             <w:showingPlcHdr/>
           </w:sdtPr>
           <w:sdtContent>
-            <w:p>
-              <w:r>
-                <w:rPr>
-                  <w:rStyle w:val="TextodoEspaoReservado"/>
-                  <w:rFonts w:ascii="Arial" w:hAnsi="Arial" w:cs="Arial"/>
-                </w:rPr>
-                <w:t xml:space="preserve">{{ REQO07 }}</w:t>
-              </w:r>
-            </w:p>
+            <w:tc>
+              <w:tcPr>
+                <w:tcW w:w="4243" w:type="dxa"/>
+                <w:tcBorders>
+                  <w:top w:val="single" w:sz="6" w:space="0" w:color="000000" w:themeColor="text1"/>
+                  <w:bottom w:val="single" w:sz="6" w:space="0" w:color="000000" w:themeColor="text1"/>
+                  <w:right w:val="single" w:sz="6" w:space="0" w:color="000000" w:themeColor="text1"/>
+                </w:tcBorders>
+                <w:vAlign w:val="center"/>
+              </w:tcPr>
+              <w:p>
+                <w:pPr>
+                  <w:pStyle w:val="TableParagraph"/>
+                  <w:jc w:val="both"/>
+                  <w:rPr>
+                    <w:rFonts w:ascii="Arial" w:hAnsi="Arial" w:cs="Arial"/>
+                  </w:rPr>
+                </w:pPr>
+                <w:r>
+                  <w:rPr>
+                    <w:rStyle w:val="TextodoEspaoReservado"/>
+                    <w:rFonts w:ascii="Arial" w:hAnsi="Arial" w:cs="Arial"/>
+                  </w:rPr>
+                  <w:t xml:space="preserve">{{ REQO07 }}</w:t>
+                </w:r>
+              </w:p>
+            </w:tc>
           </w:sdtContent>
         </w:sdt>
         <w:sdt>
@@ -1310,16 +1763,35 @@
             <w:showingPlcHdr/>
           </w:sdtPr>
           <w:sdtContent>
-            <w:p>
-              <w:r>
-                <w:rPr>
-                  <w:rStyle w:val="TextodoEspaoReservado"/>
-                  <w:rFonts w:ascii="Arial" w:hAnsi="Arial" w:cs="Arial"/>
-                  <w:lang w:val="pt-BR"/>
-                </w:rPr>
-                <w:t xml:space="preserve">{{ REQO07_Analise }}</w:t>
-              </w:r>
-            </w:p>
+            <w:tc>
+              <w:tcPr>
+                <w:tcW w:w="2268" w:type="dxa"/>
+                <w:tcBorders>
+                  <w:top w:val="single" w:sz="6" w:space="0" w:color="000000" w:themeColor="text1"/>
+                  <w:left w:val="single" w:sz="6" w:space="0" w:color="000000" w:themeColor="text1"/>
+                  <w:bottom w:val="single" w:sz="6" w:space="0" w:color="000000" w:themeColor="text1"/>
+                  <w:right w:val="single" w:sz="6" w:space="0" w:color="000000" w:themeColor="text1"/>
+                </w:tcBorders>
+                <w:vAlign w:val="center"/>
+              </w:tcPr>
+              <w:p>
+                <w:pPr>
+                  <w:pStyle w:val="TableParagraph"/>
+                  <w:rPr>
+                    <w:rFonts w:ascii="Arial" w:hAnsi="Arial" w:cs="Arial"/>
+                    <w:bCs/>
+                  </w:rPr>
+                </w:pPr>
+                <w:r>
+                  <w:rPr>
+                    <w:rStyle w:val="TextodoEspaoReservado"/>
+                    <w:rFonts w:ascii="Arial" w:hAnsi="Arial" w:cs="Arial"/>
+                    <w:lang w:val="pt-BR"/>
+                  </w:rPr>
+                  <w:t xml:space="preserve">{{ REQO07_Analise }}</w:t>
+                </w:r>
+              </w:p>
+            </w:tc>
           </w:sdtContent>
         </w:sdt>
         <w:sdt>
@@ -1338,15 +1810,33 @@
             <w:showingPlcHdr/>
           </w:sdtPr>
           <w:sdtContent>
-            <w:p>
-              <w:r>
-                <w:rPr>
-                  <w:rStyle w:val="TextodoEspaoReservado"/>
-                  <w:rFonts w:ascii="Arial" w:hAnsi="Arial" w:cs="Arial"/>
-                </w:rPr>
-                <w:t xml:space="preserve">{{ REQO07_Comprovante }}</w:t>
-              </w:r>
-            </w:p>
+            <w:tc>
+              <w:tcPr>
+                <w:tcW w:w="3266" w:type="dxa"/>
+                <w:tcBorders>
+                  <w:top w:val="single" w:sz="6" w:space="0" w:color="000000" w:themeColor="text1"/>
+                  <w:left w:val="single" w:sz="6" w:space="0" w:color="000000" w:themeColor="text1"/>
+                  <w:bottom w:val="single" w:sz="6" w:space="0" w:color="000000" w:themeColor="text1"/>
+                </w:tcBorders>
+                <w:vAlign w:val="center"/>
+              </w:tcPr>
+              <w:p>
+                <w:pPr>
+                  <w:pStyle w:val="TableParagraph"/>
+                  <w:jc w:val="left"/>
+                  <w:rPr>
+                    <w:rFonts w:ascii="Arial" w:hAnsi="Arial" w:cs="Arial"/>
+                  </w:rPr>
+                </w:pPr>
+                <w:r>
+                  <w:rPr>
+                    <w:rStyle w:val="TextodoEspaoReservado"/>
+                    <w:rFonts w:ascii="Arial" w:hAnsi="Arial" w:cs="Arial"/>
+                  </w:rPr>
+                  <w:t xml:space="preserve">{{ REQO07_Comprovante }}</w:t>
+                </w:r>
+              </w:p>
+            </w:tc>
           </w:sdtContent>
         </w:sdt>
       </w:tr>
@@ -1371,15 +1861,33 @@
             <w:showingPlcHdr/>
           </w:sdtPr>
           <w:sdtContent>
-            <w:p>
-              <w:r>
-                <w:rPr>
-                  <w:rStyle w:val="TextodoEspaoReservado"/>
-                  <w:rFonts w:ascii="Arial" w:hAnsi="Arial" w:cs="Arial"/>
-                </w:rPr>
-                <w:t xml:space="preserve">{{ REQO08 }}</w:t>
-              </w:r>
-            </w:p>
+            <w:tc>
+              <w:tcPr>
+                <w:tcW w:w="4243" w:type="dxa"/>
+                <w:tcBorders>
+                  <w:top w:val="single" w:sz="6" w:space="0" w:color="000000" w:themeColor="text1"/>
+                  <w:bottom w:val="single" w:sz="6" w:space="0" w:color="000000" w:themeColor="text1"/>
+                  <w:right w:val="single" w:sz="6" w:space="0" w:color="000000" w:themeColor="text1"/>
+                </w:tcBorders>
+                <w:vAlign w:val="center"/>
+              </w:tcPr>
+              <w:p>
+                <w:pPr>
+                  <w:pStyle w:val="TableParagraph"/>
+                  <w:jc w:val="both"/>
+                  <w:rPr>
+                    <w:rFonts w:ascii="Arial" w:hAnsi="Arial" w:cs="Arial"/>
+                  </w:rPr>
+                </w:pPr>
+                <w:r>
+                  <w:rPr>
+                    <w:rStyle w:val="TextodoEspaoReservado"/>
+                    <w:rFonts w:ascii="Arial" w:hAnsi="Arial" w:cs="Arial"/>
+                  </w:rPr>
+                  <w:t xml:space="preserve">{{ REQO08 }}</w:t>
+                </w:r>
+              </w:p>
+            </w:tc>
           </w:sdtContent>
         </w:sdt>
         <w:sdt>
@@ -1397,16 +1905,35 @@
             <w:showingPlcHdr/>
           </w:sdtPr>
           <w:sdtContent>
-            <w:p>
-              <w:r>
-                <w:rPr>
-                  <w:rStyle w:val="TextodoEspaoReservado"/>
-                  <w:rFonts w:ascii="Arial" w:hAnsi="Arial" w:cs="Arial"/>
-                  <w:lang w:val="pt-BR"/>
-                </w:rPr>
-                <w:t xml:space="preserve">{{ REQO08_Analise }}</w:t>
-              </w:r>
-            </w:p>
+            <w:tc>
+              <w:tcPr>
+                <w:tcW w:w="2268" w:type="dxa"/>
+                <w:tcBorders>
+                  <w:top w:val="single" w:sz="6" w:space="0" w:color="000000" w:themeColor="text1"/>
+                  <w:left w:val="single" w:sz="6" w:space="0" w:color="000000" w:themeColor="text1"/>
+                  <w:bottom w:val="single" w:sz="6" w:space="0" w:color="000000" w:themeColor="text1"/>
+                  <w:right w:val="single" w:sz="6" w:space="0" w:color="000000" w:themeColor="text1"/>
+                </w:tcBorders>
+                <w:vAlign w:val="center"/>
+              </w:tcPr>
+              <w:p>
+                <w:pPr>
+                  <w:pStyle w:val="TableParagraph"/>
+                  <w:rPr>
+                    <w:rFonts w:ascii="Arial" w:hAnsi="Arial" w:cs="Arial"/>
+                    <w:bCs/>
+                  </w:rPr>
+                </w:pPr>
+                <w:r>
+                  <w:rPr>
+                    <w:rStyle w:val="TextodoEspaoReservado"/>
+                    <w:rFonts w:ascii="Arial" w:hAnsi="Arial" w:cs="Arial"/>
+                    <w:lang w:val="pt-BR"/>
+                  </w:rPr>
+                  <w:t xml:space="preserve">{{ REQO08_Analise }}</w:t>
+                </w:r>
+              </w:p>
+            </w:tc>
           </w:sdtContent>
         </w:sdt>
         <w:sdt>
@@ -1425,15 +1952,33 @@
             <w:showingPlcHdr/>
           </w:sdtPr>
           <w:sdtContent>
-            <w:p>
-              <w:r>
-                <w:rPr>
-                  <w:rStyle w:val="TextodoEspaoReservado"/>
-                  <w:rFonts w:ascii="Arial" w:hAnsi="Arial" w:cs="Arial"/>
-                </w:rPr>
-                <w:t xml:space="preserve">{{ REQO08_Comprovante }}</w:t>
-              </w:r>
-            </w:p>
+            <w:tc>
+              <w:tcPr>
+                <w:tcW w:w="3266" w:type="dxa"/>
+                <w:tcBorders>
+                  <w:top w:val="single" w:sz="6" w:space="0" w:color="000000" w:themeColor="text1"/>
+                  <w:left w:val="single" w:sz="6" w:space="0" w:color="000000" w:themeColor="text1"/>
+                  <w:bottom w:val="single" w:sz="6" w:space="0" w:color="000000" w:themeColor="text1"/>
+                </w:tcBorders>
+                <w:vAlign w:val="center"/>
+              </w:tcPr>
+              <w:p>
+                <w:pPr>
+                  <w:pStyle w:val="TableParagraph"/>
+                  <w:jc w:val="left"/>
+                  <w:rPr>
+                    <w:rFonts w:ascii="Arial" w:hAnsi="Arial" w:cs="Arial"/>
+                  </w:rPr>
+                </w:pPr>
+                <w:r>
+                  <w:rPr>
+                    <w:rStyle w:val="TextodoEspaoReservado"/>
+                    <w:rFonts w:ascii="Arial" w:hAnsi="Arial" w:cs="Arial"/>
+                  </w:rPr>
+                  <w:t xml:space="preserve">{{ REQO08_Comprovante }}</w:t>
+                </w:r>
+              </w:p>
+            </w:tc>
           </w:sdtContent>
         </w:sdt>
       </w:tr>
@@ -1458,15 +2003,33 @@
             <w:showingPlcHdr/>
           </w:sdtPr>
           <w:sdtContent>
-            <w:p>
-              <w:r>
-                <w:rPr>
-                  <w:rStyle w:val="TextodoEspaoReservado"/>
-                  <w:rFonts w:ascii="Arial" w:hAnsi="Arial" w:cs="Arial"/>
-                </w:rPr>
-                <w:t xml:space="preserve">{{ REQO09 }}</w:t>
-              </w:r>
-            </w:p>
+            <w:tc>
+              <w:tcPr>
+                <w:tcW w:w="4243" w:type="dxa"/>
+                <w:tcBorders>
+                  <w:top w:val="single" w:sz="6" w:space="0" w:color="000000" w:themeColor="text1"/>
+                  <w:bottom w:val="single" w:sz="6" w:space="0" w:color="000000" w:themeColor="text1"/>
+                  <w:right w:val="single" w:sz="6" w:space="0" w:color="000000" w:themeColor="text1"/>
+                </w:tcBorders>
+                <w:vAlign w:val="center"/>
+              </w:tcPr>
+              <w:p>
+                <w:pPr>
+                  <w:pStyle w:val="TableParagraph"/>
+                  <w:jc w:val="both"/>
+                  <w:rPr>
+                    <w:rFonts w:ascii="Arial" w:hAnsi="Arial" w:cs="Arial"/>
+                  </w:rPr>
+                </w:pPr>
+                <w:r>
+                  <w:rPr>
+                    <w:rStyle w:val="TextodoEspaoReservado"/>
+                    <w:rFonts w:ascii="Arial" w:hAnsi="Arial" w:cs="Arial"/>
+                  </w:rPr>
+                  <w:t xml:space="preserve">{{ REQO09 }}</w:t>
+                </w:r>
+              </w:p>
+            </w:tc>
           </w:sdtContent>
         </w:sdt>
         <w:sdt>
@@ -1484,16 +2047,35 @@
             <w:showingPlcHdr/>
           </w:sdtPr>
           <w:sdtContent>
-            <w:p>
-              <w:r>
-                <w:rPr>
-                  <w:rStyle w:val="TextodoEspaoReservado"/>
-                  <w:rFonts w:ascii="Arial" w:hAnsi="Arial" w:cs="Arial"/>
-                  <w:lang w:val="pt-BR"/>
-                </w:rPr>
-                <w:t xml:space="preserve">{{ REQO09_Analise }}</w:t>
-              </w:r>
-            </w:p>
+            <w:tc>
+              <w:tcPr>
+                <w:tcW w:w="2268" w:type="dxa"/>
+                <w:tcBorders>
+                  <w:top w:val="single" w:sz="6" w:space="0" w:color="000000" w:themeColor="text1"/>
+                  <w:left w:val="single" w:sz="6" w:space="0" w:color="000000" w:themeColor="text1"/>
+                  <w:bottom w:val="single" w:sz="6" w:space="0" w:color="000000" w:themeColor="text1"/>
+                  <w:right w:val="single" w:sz="6" w:space="0" w:color="000000" w:themeColor="text1"/>
+                </w:tcBorders>
+                <w:vAlign w:val="center"/>
+              </w:tcPr>
+              <w:p>
+                <w:pPr>
+                  <w:pStyle w:val="TableParagraph"/>
+                  <w:rPr>
+                    <w:rFonts w:ascii="Arial" w:hAnsi="Arial" w:cs="Arial"/>
+                    <w:bCs/>
+                  </w:rPr>
+                </w:pPr>
+                <w:r>
+                  <w:rPr>
+                    <w:rStyle w:val="TextodoEspaoReservado"/>
+                    <w:rFonts w:ascii="Arial" w:hAnsi="Arial" w:cs="Arial"/>
+                    <w:lang w:val="pt-BR"/>
+                  </w:rPr>
+                  <w:t xml:space="preserve">{{ REQO09_Analise }}</w:t>
+                </w:r>
+              </w:p>
+            </w:tc>
           </w:sdtContent>
         </w:sdt>
         <w:sdt>
@@ -1512,15 +2094,33 @@
             <w:showingPlcHdr/>
           </w:sdtPr>
           <w:sdtContent>
-            <w:p>
-              <w:r>
-                <w:rPr>
-                  <w:rStyle w:val="TextodoEspaoReservado"/>
-                  <w:rFonts w:ascii="Arial" w:hAnsi="Arial" w:cs="Arial"/>
-                </w:rPr>
-                <w:t xml:space="preserve">{{ REQO09_Comprovante }}</w:t>
-              </w:r>
-            </w:p>
+            <w:tc>
+              <w:tcPr>
+                <w:tcW w:w="3266" w:type="dxa"/>
+                <w:tcBorders>
+                  <w:top w:val="single" w:sz="6" w:space="0" w:color="000000" w:themeColor="text1"/>
+                  <w:left w:val="single" w:sz="6" w:space="0" w:color="000000" w:themeColor="text1"/>
+                  <w:bottom w:val="single" w:sz="6" w:space="0" w:color="000000" w:themeColor="text1"/>
+                </w:tcBorders>
+                <w:vAlign w:val="center"/>
+              </w:tcPr>
+              <w:p>
+                <w:pPr>
+                  <w:pStyle w:val="TableParagraph"/>
+                  <w:jc w:val="left"/>
+                  <w:rPr>
+                    <w:rFonts w:ascii="Arial" w:hAnsi="Arial" w:cs="Arial"/>
+                  </w:rPr>
+                </w:pPr>
+                <w:r>
+                  <w:rPr>
+                    <w:rStyle w:val="TextodoEspaoReservado"/>
+                    <w:rFonts w:ascii="Arial" w:hAnsi="Arial" w:cs="Arial"/>
+                  </w:rPr>
+                  <w:t xml:space="preserve">{{ REQO09_Comprovante }}</w:t>
+                </w:r>
+              </w:p>
+            </w:tc>
           </w:sdtContent>
         </w:sdt>
       </w:tr>
@@ -1545,15 +2145,33 @@
             <w:showingPlcHdr/>
           </w:sdtPr>
           <w:sdtContent>
-            <w:p>
-              <w:r>
-                <w:rPr>
-                  <w:rStyle w:val="TextodoEspaoReservado"/>
-                  <w:rFonts w:ascii="Arial" w:hAnsi="Arial" w:cs="Arial"/>
-                </w:rPr>
-                <w:t xml:space="preserve">{{ REQO10 }}</w:t>
-              </w:r>
-            </w:p>
+            <w:tc>
+              <w:tcPr>
+                <w:tcW w:w="4243" w:type="dxa"/>
+                <w:tcBorders>
+                  <w:top w:val="single" w:sz="6" w:space="0" w:color="000000" w:themeColor="text1"/>
+                  <w:bottom w:val="single" w:sz="6" w:space="0" w:color="000000" w:themeColor="text1"/>
+                  <w:right w:val="single" w:sz="6" w:space="0" w:color="000000" w:themeColor="text1"/>
+                </w:tcBorders>
+                <w:vAlign w:val="center"/>
+              </w:tcPr>
+              <w:p>
+                <w:pPr>
+                  <w:pStyle w:val="TableParagraph"/>
+                  <w:jc w:val="both"/>
+                  <w:rPr>
+                    <w:rFonts w:ascii="Arial" w:hAnsi="Arial" w:cs="Arial"/>
+                  </w:rPr>
+                </w:pPr>
+                <w:r>
+                  <w:rPr>
+                    <w:rStyle w:val="TextodoEspaoReservado"/>
+                    <w:rFonts w:ascii="Arial" w:hAnsi="Arial" w:cs="Arial"/>
+                  </w:rPr>
+                  <w:t xml:space="preserve">{{ REQO10 }}</w:t>
+                </w:r>
+              </w:p>
+            </w:tc>
           </w:sdtContent>
         </w:sdt>
         <w:sdt>
@@ -1571,16 +2189,35 @@
             <w:showingPlcHdr/>
           </w:sdtPr>
           <w:sdtContent>
-            <w:p>
-              <w:r>
-                <w:rPr>
-                  <w:rStyle w:val="TextodoEspaoReservado"/>
-                  <w:rFonts w:ascii="Arial" w:hAnsi="Arial" w:cs="Arial"/>
-                  <w:lang w:val="pt-BR"/>
-                </w:rPr>
-                <w:t xml:space="preserve">{{ REQO10_Analise }}</w:t>
-              </w:r>
-            </w:p>
+            <w:tc>
+              <w:tcPr>
+                <w:tcW w:w="2268" w:type="dxa"/>
+                <w:tcBorders>
+                  <w:top w:val="single" w:sz="6" w:space="0" w:color="000000" w:themeColor="text1"/>
+                  <w:left w:val="single" w:sz="6" w:space="0" w:color="000000" w:themeColor="text1"/>
+                  <w:bottom w:val="single" w:sz="6" w:space="0" w:color="000000" w:themeColor="text1"/>
+                  <w:right w:val="single" w:sz="6" w:space="0" w:color="000000" w:themeColor="text1"/>
+                </w:tcBorders>
+                <w:vAlign w:val="center"/>
+              </w:tcPr>
+              <w:p>
+                <w:pPr>
+                  <w:pStyle w:val="TableParagraph"/>
+                  <w:rPr>
+                    <w:rFonts w:ascii="Arial" w:hAnsi="Arial" w:cs="Arial"/>
+                    <w:bCs/>
+                  </w:rPr>
+                </w:pPr>
+                <w:r>
+                  <w:rPr>
+                    <w:rStyle w:val="TextodoEspaoReservado"/>
+                    <w:rFonts w:ascii="Arial" w:hAnsi="Arial" w:cs="Arial"/>
+                    <w:lang w:val="pt-BR"/>
+                  </w:rPr>
+                  <w:t xml:space="preserve">{{ REQO10_Analise }}</w:t>
+                </w:r>
+              </w:p>
+            </w:tc>
           </w:sdtContent>
         </w:sdt>
         <w:sdt>
@@ -1599,15 +2236,33 @@
             <w:showingPlcHdr/>
           </w:sdtPr>
           <w:sdtContent>
-            <w:p>
-              <w:r>
-                <w:rPr>
-                  <w:rStyle w:val="TextodoEspaoReservado"/>
-                  <w:rFonts w:ascii="Arial" w:hAnsi="Arial" w:cs="Arial"/>
-                </w:rPr>
-                <w:t xml:space="preserve">{{ REQO10_Comprovante }}</w:t>
-              </w:r>
-            </w:p>
+            <w:tc>
+              <w:tcPr>
+                <w:tcW w:w="3266" w:type="dxa"/>
+                <w:tcBorders>
+                  <w:top w:val="single" w:sz="6" w:space="0" w:color="000000" w:themeColor="text1"/>
+                  <w:left w:val="single" w:sz="6" w:space="0" w:color="000000" w:themeColor="text1"/>
+                  <w:bottom w:val="single" w:sz="6" w:space="0" w:color="000000" w:themeColor="text1"/>
+                </w:tcBorders>
+                <w:vAlign w:val="center"/>
+              </w:tcPr>
+              <w:p>
+                <w:pPr>
+                  <w:pStyle w:val="TableParagraph"/>
+                  <w:jc w:val="left"/>
+                  <w:rPr>
+                    <w:rFonts w:ascii="Arial" w:hAnsi="Arial" w:cs="Arial"/>
+                  </w:rPr>
+                </w:pPr>
+                <w:r>
+                  <w:rPr>
+                    <w:rStyle w:val="TextodoEspaoReservado"/>
+                    <w:rFonts w:ascii="Arial" w:hAnsi="Arial" w:cs="Arial"/>
+                  </w:rPr>
+                  <w:t xml:space="preserve">{{ REQO10_Comprovante }}</w:t>
+                </w:r>
+              </w:p>
+            </w:tc>
           </w:sdtContent>
         </w:sdt>
       </w:tr>
@@ -1632,15 +2287,33 @@
             <w:showingPlcHdr/>
           </w:sdtPr>
           <w:sdtContent>
-            <w:p>
-              <w:r>
-                <w:rPr>
-                  <w:rStyle w:val="TextodoEspaoReservado"/>
-                  <w:rFonts w:ascii="Arial" w:hAnsi="Arial" w:cs="Arial"/>
-                </w:rPr>
-                <w:t xml:space="preserve">{{ REQO11 }}</w:t>
-              </w:r>
-            </w:p>
+            <w:tc>
+              <w:tcPr>
+                <w:tcW w:w="4243" w:type="dxa"/>
+                <w:tcBorders>
+                  <w:top w:val="single" w:sz="6" w:space="0" w:color="000000" w:themeColor="text1"/>
+                  <w:bottom w:val="single" w:sz="6" w:space="0" w:color="000000" w:themeColor="text1"/>
+                  <w:right w:val="single" w:sz="6" w:space="0" w:color="000000" w:themeColor="text1"/>
+                </w:tcBorders>
+                <w:vAlign w:val="center"/>
+              </w:tcPr>
+              <w:p>
+                <w:pPr>
+                  <w:pStyle w:val="TableParagraph"/>
+                  <w:jc w:val="both"/>
+                  <w:rPr>
+                    <w:rFonts w:ascii="Arial" w:hAnsi="Arial" w:cs="Arial"/>
+                  </w:rPr>
+                </w:pPr>
+                <w:r>
+                  <w:rPr>
+                    <w:rStyle w:val="TextodoEspaoReservado"/>
+                    <w:rFonts w:ascii="Arial" w:hAnsi="Arial" w:cs="Arial"/>
+                  </w:rPr>
+                  <w:t xml:space="preserve">{{ REQO11 }}</w:t>
+                </w:r>
+              </w:p>
+            </w:tc>
           </w:sdtContent>
         </w:sdt>
         <w:sdt>
@@ -1658,16 +2331,35 @@
             <w:showingPlcHdr/>
           </w:sdtPr>
           <w:sdtContent>
-            <w:p>
-              <w:r>
-                <w:rPr>
-                  <w:rStyle w:val="TextodoEspaoReservado"/>
-                  <w:rFonts w:ascii="Arial" w:hAnsi="Arial" w:cs="Arial"/>
-                  <w:lang w:val="pt-BR"/>
-                </w:rPr>
-                <w:t xml:space="preserve">{{ REQO11_Analise }}</w:t>
-              </w:r>
-            </w:p>
+            <w:tc>
+              <w:tcPr>
+                <w:tcW w:w="2268" w:type="dxa"/>
+                <w:tcBorders>
+                  <w:top w:val="single" w:sz="6" w:space="0" w:color="000000" w:themeColor="text1"/>
+                  <w:left w:val="single" w:sz="6" w:space="0" w:color="000000" w:themeColor="text1"/>
+                  <w:bottom w:val="single" w:sz="6" w:space="0" w:color="000000" w:themeColor="text1"/>
+                  <w:right w:val="single" w:sz="6" w:space="0" w:color="000000" w:themeColor="text1"/>
+                </w:tcBorders>
+                <w:vAlign w:val="center"/>
+              </w:tcPr>
+              <w:p>
+                <w:pPr>
+                  <w:pStyle w:val="TableParagraph"/>
+                  <w:rPr>
+                    <w:rFonts w:ascii="Arial" w:hAnsi="Arial" w:cs="Arial"/>
+                    <w:lang w:val="pt-BR"/>
+                  </w:rPr>
+                </w:pPr>
+                <w:r>
+                  <w:rPr>
+                    <w:rStyle w:val="TextodoEspaoReservado"/>
+                    <w:rFonts w:ascii="Arial" w:hAnsi="Arial" w:cs="Arial"/>
+                    <w:lang w:val="pt-BR"/>
+                  </w:rPr>
+                  <w:t xml:space="preserve">{{ REQO11_Analise }}</w:t>
+                </w:r>
+              </w:p>
+            </w:tc>
           </w:sdtContent>
         </w:sdt>
         <w:sdt>
@@ -1686,15 +2378,35 @@
             <w:showingPlcHdr/>
           </w:sdtPr>
           <w:sdtContent>
-            <w:p>
-              <w:r>
-                <w:rPr>
-                  <w:rStyle w:val="TextodoEspaoReservado"/>
-                  <w:rFonts w:ascii="Arial" w:hAnsi="Arial" w:cs="Arial"/>
-                </w:rPr>
-                <w:t xml:space="preserve">{{ REQO11_Comprovante }}</w:t>
-              </w:r>
-            </w:p>
+            <w:tc>
+              <w:tcPr>
+                <w:tcW w:w="3266" w:type="dxa"/>
+                <w:tcBorders>
+                  <w:top w:val="single" w:sz="6" w:space="0" w:color="000000" w:themeColor="text1"/>
+                  <w:left w:val="single" w:sz="6" w:space="0" w:color="000000" w:themeColor="text1"/>
+                  <w:bottom w:val="single" w:sz="6" w:space="0" w:color="000000" w:themeColor="text1"/>
+                </w:tcBorders>
+                <w:vAlign w:val="center"/>
+              </w:tcPr>
+              <w:p>
+                <w:pPr>
+                  <w:pStyle w:val="TableParagraph"/>
+                  <w:jc w:val="left"/>
+                  <w:rPr>
+                    <w:rFonts w:ascii="Arial" w:hAnsi="Arial" w:cs="Arial"/>
+                    <w:bCs/>
+                    <w:color w:val="000000" w:themeColor="text1"/>
+                  </w:rPr>
+                </w:pPr>
+                <w:r>
+                  <w:rPr>
+                    <w:rStyle w:val="TextodoEspaoReservado"/>
+                    <w:rFonts w:ascii="Arial" w:hAnsi="Arial" w:cs="Arial"/>
+                  </w:rPr>
+                  <w:t xml:space="preserve">{{ REQO11_Comprovante }}</w:t>
+                </w:r>
+              </w:p>
+            </w:tc>
           </w:sdtContent>
         </w:sdt>
       </w:tr>
@@ -1719,15 +2431,33 @@
             <w:showingPlcHdr/>
           </w:sdtPr>
           <w:sdtContent>
-            <w:p>
-              <w:r>
-                <w:rPr>
-                  <w:rStyle w:val="TextodoEspaoReservado"/>
-                  <w:rFonts w:ascii="Arial" w:hAnsi="Arial" w:cs="Arial"/>
-                </w:rPr>
-                <w:t xml:space="preserve">{{ REQO12 }}</w:t>
-              </w:r>
-            </w:p>
+            <w:tc>
+              <w:tcPr>
+                <w:tcW w:w="4243" w:type="dxa"/>
+                <w:tcBorders>
+                  <w:top w:val="single" w:sz="6" w:space="0" w:color="000000" w:themeColor="text1"/>
+                  <w:bottom w:val="single" w:sz="6" w:space="0" w:color="000000" w:themeColor="text1"/>
+                  <w:right w:val="single" w:sz="6" w:space="0" w:color="000000" w:themeColor="text1"/>
+                </w:tcBorders>
+                <w:vAlign w:val="center"/>
+              </w:tcPr>
+              <w:p>
+                <w:pPr>
+                  <w:pStyle w:val="TableParagraph"/>
+                  <w:jc w:val="both"/>
+                  <w:rPr>
+                    <w:rFonts w:ascii="Arial" w:hAnsi="Arial" w:cs="Arial"/>
+                  </w:rPr>
+                </w:pPr>
+                <w:r>
+                  <w:rPr>
+                    <w:rStyle w:val="TextodoEspaoReservado"/>
+                    <w:rFonts w:ascii="Arial" w:hAnsi="Arial" w:cs="Arial"/>
+                  </w:rPr>
+                  <w:t xml:space="preserve">{{ REQO12 }}</w:t>
+                </w:r>
+              </w:p>
+            </w:tc>
           </w:sdtContent>
         </w:sdt>
         <w:sdt>
@@ -1745,16 +2475,35 @@
             <w:showingPlcHdr/>
           </w:sdtPr>
           <w:sdtContent>
-            <w:p>
-              <w:r>
-                <w:rPr>
-                  <w:rStyle w:val="TextodoEspaoReservado"/>
-                  <w:rFonts w:ascii="Arial" w:hAnsi="Arial" w:cs="Arial"/>
-                  <w:lang w:val="pt-BR"/>
-                </w:rPr>
-                <w:t xml:space="preserve">{{ REQO12_Analise }}</w:t>
-              </w:r>
-            </w:p>
+            <w:tc>
+              <w:tcPr>
+                <w:tcW w:w="2268" w:type="dxa"/>
+                <w:tcBorders>
+                  <w:top w:val="single" w:sz="6" w:space="0" w:color="000000" w:themeColor="text1"/>
+                  <w:left w:val="single" w:sz="6" w:space="0" w:color="000000" w:themeColor="text1"/>
+                  <w:bottom w:val="single" w:sz="6" w:space="0" w:color="000000" w:themeColor="text1"/>
+                  <w:right w:val="single" w:sz="6" w:space="0" w:color="000000" w:themeColor="text1"/>
+                </w:tcBorders>
+                <w:vAlign w:val="center"/>
+              </w:tcPr>
+              <w:p>
+                <w:pPr>
+                  <w:pStyle w:val="TableParagraph"/>
+                  <w:rPr>
+                    <w:rFonts w:ascii="Arial" w:hAnsi="Arial" w:cs="Arial"/>
+                    <w:lang w:val="pt-BR"/>
+                  </w:rPr>
+                </w:pPr>
+                <w:r>
+                  <w:rPr>
+                    <w:rStyle w:val="TextodoEspaoReservado"/>
+                    <w:rFonts w:ascii="Arial" w:hAnsi="Arial" w:cs="Arial"/>
+                    <w:lang w:val="pt-BR"/>
+                  </w:rPr>
+                  <w:t xml:space="preserve">{{ REQO12_Analise }}</w:t>
+                </w:r>
+              </w:p>
+            </w:tc>
           </w:sdtContent>
         </w:sdt>
         <w:sdt>
@@ -1773,15 +2522,35 @@
             <w:showingPlcHdr/>
           </w:sdtPr>
           <w:sdtContent>
-            <w:p>
-              <w:r>
-                <w:rPr>
-                  <w:rStyle w:val="TextodoEspaoReservado"/>
-                  <w:rFonts w:ascii="Arial" w:hAnsi="Arial" w:cs="Arial"/>
-                </w:rPr>
-                <w:t xml:space="preserve">{{ REQO12_Comprovante }}</w:t>
-              </w:r>
-            </w:p>
+            <w:tc>
+              <w:tcPr>
+                <w:tcW w:w="3266" w:type="dxa"/>
+                <w:tcBorders>
+                  <w:top w:val="single" w:sz="6" w:space="0" w:color="000000" w:themeColor="text1"/>
+                  <w:left w:val="single" w:sz="6" w:space="0" w:color="000000" w:themeColor="text1"/>
+                  <w:bottom w:val="single" w:sz="6" w:space="0" w:color="000000" w:themeColor="text1"/>
+                </w:tcBorders>
+                <w:vAlign w:val="center"/>
+              </w:tcPr>
+              <w:p>
+                <w:pPr>
+                  <w:pStyle w:val="TableParagraph"/>
+                  <w:jc w:val="left"/>
+                  <w:rPr>
+                    <w:rFonts w:ascii="Arial" w:hAnsi="Arial" w:cs="Arial"/>
+                    <w:bCs/>
+                    <w:color w:val="000000" w:themeColor="text1"/>
+                  </w:rPr>
+                </w:pPr>
+                <w:r>
+                  <w:rPr>
+                    <w:rStyle w:val="TextodoEspaoReservado"/>
+                    <w:rFonts w:ascii="Arial" w:hAnsi="Arial" w:cs="Arial"/>
+                  </w:rPr>
+                  <w:t xml:space="preserve">{{ REQO12_Comprovante }}</w:t>
+                </w:r>
+              </w:p>
+            </w:tc>
           </w:sdtContent>
         </w:sdt>
       </w:tr>
@@ -1806,15 +2575,33 @@
             <w:showingPlcHdr/>
           </w:sdtPr>
           <w:sdtContent>
-            <w:p>
-              <w:r>
-                <w:rPr>
-                  <w:rStyle w:val="TextodoEspaoReservado"/>
-                  <w:rFonts w:ascii="Arial" w:hAnsi="Arial" w:cs="Arial"/>
-                </w:rPr>
-                <w:t xml:space="preserve">{{ REQO13 }}</w:t>
-              </w:r>
-            </w:p>
+            <w:tc>
+              <w:tcPr>
+                <w:tcW w:w="4243" w:type="dxa"/>
+                <w:tcBorders>
+                  <w:top w:val="single" w:sz="6" w:space="0" w:color="000000" w:themeColor="text1"/>
+                  <w:bottom w:val="single" w:sz="6" w:space="0" w:color="000000" w:themeColor="text1"/>
+                  <w:right w:val="single" w:sz="6" w:space="0" w:color="000000" w:themeColor="text1"/>
+                </w:tcBorders>
+                <w:vAlign w:val="center"/>
+              </w:tcPr>
+              <w:p>
+                <w:pPr>
+                  <w:pStyle w:val="TableParagraph"/>
+                  <w:jc w:val="both"/>
+                  <w:rPr>
+                    <w:rFonts w:ascii="Arial" w:hAnsi="Arial" w:cs="Arial"/>
+                  </w:rPr>
+                </w:pPr>
+                <w:r>
+                  <w:rPr>
+                    <w:rStyle w:val="TextodoEspaoReservado"/>
+                    <w:rFonts w:ascii="Arial" w:hAnsi="Arial" w:cs="Arial"/>
+                  </w:rPr>
+                  <w:t xml:space="preserve">{{ REQO13 }}</w:t>
+                </w:r>
+              </w:p>
+            </w:tc>
           </w:sdtContent>
         </w:sdt>
         <w:sdt>
@@ -1832,16 +2619,35 @@
             <w:showingPlcHdr/>
           </w:sdtPr>
           <w:sdtContent>
-            <w:p>
-              <w:r>
-                <w:rPr>
-                  <w:rStyle w:val="TextodoEspaoReservado"/>
-                  <w:rFonts w:ascii="Arial" w:hAnsi="Arial" w:cs="Arial"/>
-                  <w:lang w:val="pt-BR"/>
-                </w:rPr>
-                <w:t xml:space="preserve">{{ REQO13_Analise }}</w:t>
-              </w:r>
-            </w:p>
+            <w:tc>
+              <w:tcPr>
+                <w:tcW w:w="2268" w:type="dxa"/>
+                <w:tcBorders>
+                  <w:top w:val="single" w:sz="6" w:space="0" w:color="000000" w:themeColor="text1"/>
+                  <w:left w:val="single" w:sz="6" w:space="0" w:color="000000" w:themeColor="text1"/>
+                  <w:bottom w:val="single" w:sz="6" w:space="0" w:color="000000" w:themeColor="text1"/>
+                  <w:right w:val="single" w:sz="6" w:space="0" w:color="000000" w:themeColor="text1"/>
+                </w:tcBorders>
+                <w:vAlign w:val="center"/>
+              </w:tcPr>
+              <w:p>
+                <w:pPr>
+                  <w:pStyle w:val="TableParagraph"/>
+                  <w:rPr>
+                    <w:rFonts w:ascii="Arial" w:hAnsi="Arial" w:cs="Arial"/>
+                    <w:lang w:val="pt-BR"/>
+                  </w:rPr>
+                </w:pPr>
+                <w:r>
+                  <w:rPr>
+                    <w:rStyle w:val="TextodoEspaoReservado"/>
+                    <w:rFonts w:ascii="Arial" w:hAnsi="Arial" w:cs="Arial"/>
+                    <w:lang w:val="pt-BR"/>
+                  </w:rPr>
+                  <w:t xml:space="preserve">{{ REQO13_Analise }}</w:t>
+                </w:r>
+              </w:p>
+            </w:tc>
           </w:sdtContent>
         </w:sdt>
         <w:sdt>
@@ -1860,15 +2666,35 @@
             <w:showingPlcHdr/>
           </w:sdtPr>
           <w:sdtContent>
-            <w:p>
-              <w:r>
-                <w:rPr>
-                  <w:rStyle w:val="TextodoEspaoReservado"/>
-                  <w:rFonts w:ascii="Arial" w:hAnsi="Arial" w:cs="Arial"/>
-                </w:rPr>
-                <w:t xml:space="preserve">{{ REQO13_Comprovante }}</w:t>
-              </w:r>
-            </w:p>
+            <w:tc>
+              <w:tcPr>
+                <w:tcW w:w="3266" w:type="dxa"/>
+                <w:tcBorders>
+                  <w:top w:val="single" w:sz="6" w:space="0" w:color="000000" w:themeColor="text1"/>
+                  <w:left w:val="single" w:sz="6" w:space="0" w:color="000000" w:themeColor="text1"/>
+                  <w:bottom w:val="single" w:sz="6" w:space="0" w:color="000000" w:themeColor="text1"/>
+                </w:tcBorders>
+                <w:vAlign w:val="center"/>
+              </w:tcPr>
+              <w:p>
+                <w:pPr>
+                  <w:pStyle w:val="TableParagraph"/>
+                  <w:jc w:val="left"/>
+                  <w:rPr>
+                    <w:rFonts w:ascii="Arial" w:hAnsi="Arial" w:cs="Arial"/>
+                    <w:bCs/>
+                    <w:color w:val="000000" w:themeColor="text1"/>
+                  </w:rPr>
+                </w:pPr>
+                <w:r>
+                  <w:rPr>
+                    <w:rStyle w:val="TextodoEspaoReservado"/>
+                    <w:rFonts w:ascii="Arial" w:hAnsi="Arial" w:cs="Arial"/>
+                  </w:rPr>
+                  <w:t xml:space="preserve">{{ REQO13_Comprovante }}</w:t>
+                </w:r>
+              </w:p>
+            </w:tc>
           </w:sdtContent>
         </w:sdt>
       </w:tr>
@@ -1893,15 +2719,33 @@
             <w:showingPlcHdr/>
           </w:sdtPr>
           <w:sdtContent>
-            <w:p>
-              <w:r>
-                <w:rPr>
-                  <w:rStyle w:val="TextodoEspaoReservado"/>
-                  <w:rFonts w:ascii="Arial" w:hAnsi="Arial" w:cs="Arial"/>
-                </w:rPr>
-                <w:t xml:space="preserve">{{ REQO14 }}</w:t>
-              </w:r>
-            </w:p>
+            <w:tc>
+              <w:tcPr>
+                <w:tcW w:w="4243" w:type="dxa"/>
+                <w:tcBorders>
+                  <w:top w:val="single" w:sz="6" w:space="0" w:color="000000" w:themeColor="text1"/>
+                  <w:bottom w:val="single" w:sz="6" w:space="0" w:color="000000" w:themeColor="text1"/>
+                  <w:right w:val="single" w:sz="6" w:space="0" w:color="000000" w:themeColor="text1"/>
+                </w:tcBorders>
+                <w:vAlign w:val="center"/>
+              </w:tcPr>
+              <w:p>
+                <w:pPr>
+                  <w:pStyle w:val="TableParagraph"/>
+                  <w:jc w:val="both"/>
+                  <w:rPr>
+                    <w:rFonts w:ascii="Arial" w:hAnsi="Arial" w:cs="Arial"/>
+                  </w:rPr>
+                </w:pPr>
+                <w:r>
+                  <w:rPr>
+                    <w:rStyle w:val="TextodoEspaoReservado"/>
+                    <w:rFonts w:ascii="Arial" w:hAnsi="Arial" w:cs="Arial"/>
+                  </w:rPr>
+                  <w:t xml:space="preserve">{{ REQO14 }}</w:t>
+                </w:r>
+              </w:p>
+            </w:tc>
           </w:sdtContent>
         </w:sdt>
         <w:sdt>
@@ -1919,16 +2763,35 @@
             <w:showingPlcHdr/>
           </w:sdtPr>
           <w:sdtContent>
-            <w:p>
-              <w:r>
-                <w:rPr>
-                  <w:rStyle w:val="TextodoEspaoReservado"/>
-                  <w:rFonts w:ascii="Arial" w:hAnsi="Arial" w:cs="Arial"/>
-                  <w:lang w:val="pt-BR"/>
-                </w:rPr>
-                <w:t xml:space="preserve">{{ REQO14_Analise }}</w:t>
-              </w:r>
-            </w:p>
+            <w:tc>
+              <w:tcPr>
+                <w:tcW w:w="2268" w:type="dxa"/>
+                <w:tcBorders>
+                  <w:top w:val="single" w:sz="6" w:space="0" w:color="000000" w:themeColor="text1"/>
+                  <w:left w:val="single" w:sz="6" w:space="0" w:color="000000" w:themeColor="text1"/>
+                  <w:bottom w:val="single" w:sz="6" w:space="0" w:color="000000" w:themeColor="text1"/>
+                  <w:right w:val="single" w:sz="6" w:space="0" w:color="000000" w:themeColor="text1"/>
+                </w:tcBorders>
+                <w:vAlign w:val="center"/>
+              </w:tcPr>
+              <w:p>
+                <w:pPr>
+                  <w:pStyle w:val="TableParagraph"/>
+                  <w:rPr>
+                    <w:rFonts w:ascii="Arial" w:hAnsi="Arial" w:cs="Arial"/>
+                    <w:lang w:val="pt-BR"/>
+                  </w:rPr>
+                </w:pPr>
+                <w:r>
+                  <w:rPr>
+                    <w:rStyle w:val="TextodoEspaoReservado"/>
+                    <w:rFonts w:ascii="Arial" w:hAnsi="Arial" w:cs="Arial"/>
+                    <w:lang w:val="pt-BR"/>
+                  </w:rPr>
+                  <w:t xml:space="preserve">{{ REQO14_Analise }}</w:t>
+                </w:r>
+              </w:p>
+            </w:tc>
           </w:sdtContent>
         </w:sdt>
         <w:sdt>
@@ -1947,15 +2810,35 @@
             <w:showingPlcHdr/>
           </w:sdtPr>
           <w:sdtContent>
-            <w:p>
-              <w:r>
-                <w:rPr>
-                  <w:rStyle w:val="TextodoEspaoReservado"/>
-                  <w:rFonts w:ascii="Arial" w:hAnsi="Arial" w:cs="Arial"/>
-                </w:rPr>
-                <w:t xml:space="preserve">{{ REQO14_Comprovante }}</w:t>
-              </w:r>
-            </w:p>
+            <w:tc>
+              <w:tcPr>
+                <w:tcW w:w="3266" w:type="dxa"/>
+                <w:tcBorders>
+                  <w:top w:val="single" w:sz="6" w:space="0" w:color="000000" w:themeColor="text1"/>
+                  <w:left w:val="single" w:sz="6" w:space="0" w:color="000000" w:themeColor="text1"/>
+                  <w:bottom w:val="single" w:sz="6" w:space="0" w:color="000000" w:themeColor="text1"/>
+                </w:tcBorders>
+                <w:vAlign w:val="center"/>
+              </w:tcPr>
+              <w:p>
+                <w:pPr>
+                  <w:pStyle w:val="TableParagraph"/>
+                  <w:jc w:val="left"/>
+                  <w:rPr>
+                    <w:rFonts w:ascii="Arial" w:hAnsi="Arial" w:cs="Arial"/>
+                    <w:bCs/>
+                    <w:color w:val="000000" w:themeColor="text1"/>
+                  </w:rPr>
+                </w:pPr>
+                <w:r>
+                  <w:rPr>
+                    <w:rStyle w:val="TextodoEspaoReservado"/>
+                    <w:rFonts w:ascii="Arial" w:hAnsi="Arial" w:cs="Arial"/>
+                  </w:rPr>
+                  <w:t xml:space="preserve">{{ REQO14_Comprovante }}</w:t>
+                </w:r>
+              </w:p>
+            </w:tc>
           </w:sdtContent>
         </w:sdt>
       </w:tr>
@@ -1980,15 +2863,33 @@
             <w:showingPlcHdr/>
           </w:sdtPr>
           <w:sdtContent>
-            <w:p>
-              <w:r>
-                <w:rPr>
-                  <w:rStyle w:val="TextodoEspaoReservado"/>
-                  <w:rFonts w:ascii="Arial" w:hAnsi="Arial" w:cs="Arial"/>
-                </w:rPr>
-                <w:t xml:space="preserve">{{ REQO15 }}</w:t>
-              </w:r>
-            </w:p>
+            <w:tc>
+              <w:tcPr>
+                <w:tcW w:w="4243" w:type="dxa"/>
+                <w:tcBorders>
+                  <w:top w:val="single" w:sz="6" w:space="0" w:color="000000" w:themeColor="text1"/>
+                  <w:bottom w:val="single" w:sz="6" w:space="0" w:color="000000" w:themeColor="text1"/>
+                  <w:right w:val="single" w:sz="6" w:space="0" w:color="000000" w:themeColor="text1"/>
+                </w:tcBorders>
+                <w:vAlign w:val="center"/>
+              </w:tcPr>
+              <w:p>
+                <w:pPr>
+                  <w:pStyle w:val="TableParagraph"/>
+                  <w:jc w:val="both"/>
+                  <w:rPr>
+                    <w:rFonts w:ascii="Arial" w:hAnsi="Arial" w:cs="Arial"/>
+                  </w:rPr>
+                </w:pPr>
+                <w:r>
+                  <w:rPr>
+                    <w:rStyle w:val="TextodoEspaoReservado"/>
+                    <w:rFonts w:ascii="Arial" w:hAnsi="Arial" w:cs="Arial"/>
+                  </w:rPr>
+                  <w:t xml:space="preserve">{{ REQO15 }}</w:t>
+                </w:r>
+              </w:p>
+            </w:tc>
           </w:sdtContent>
         </w:sdt>
         <w:sdt>
@@ -2006,16 +2907,35 @@
             <w:showingPlcHdr/>
           </w:sdtPr>
           <w:sdtContent>
-            <w:p>
-              <w:r>
-                <w:rPr>
-                  <w:rStyle w:val="TextodoEspaoReservado"/>
-                  <w:rFonts w:ascii="Arial" w:hAnsi="Arial" w:cs="Arial"/>
-                  <w:lang w:val="pt-BR"/>
-                </w:rPr>
-                <w:t xml:space="preserve">{{ REQO15_Analise }}</w:t>
-              </w:r>
-            </w:p>
+            <w:tc>
+              <w:tcPr>
+                <w:tcW w:w="2268" w:type="dxa"/>
+                <w:tcBorders>
+                  <w:top w:val="single" w:sz="6" w:space="0" w:color="000000" w:themeColor="text1"/>
+                  <w:left w:val="single" w:sz="6" w:space="0" w:color="000000" w:themeColor="text1"/>
+                  <w:bottom w:val="single" w:sz="6" w:space="0" w:color="000000" w:themeColor="text1"/>
+                  <w:right w:val="single" w:sz="6" w:space="0" w:color="000000" w:themeColor="text1"/>
+                </w:tcBorders>
+                <w:vAlign w:val="center"/>
+              </w:tcPr>
+              <w:p>
+                <w:pPr>
+                  <w:pStyle w:val="TableParagraph"/>
+                  <w:rPr>
+                    <w:rFonts w:ascii="Arial" w:hAnsi="Arial" w:cs="Arial"/>
+                    <w:lang w:val="pt-BR"/>
+                  </w:rPr>
+                </w:pPr>
+                <w:r>
+                  <w:rPr>
+                    <w:rStyle w:val="TextodoEspaoReservado"/>
+                    <w:rFonts w:ascii="Arial" w:hAnsi="Arial" w:cs="Arial"/>
+                    <w:lang w:val="pt-BR"/>
+                  </w:rPr>
+                  <w:t xml:space="preserve">{{ REQO15_Analise }}</w:t>
+                </w:r>
+              </w:p>
+            </w:tc>
           </w:sdtContent>
         </w:sdt>
         <w:sdt>
@@ -2034,15 +2954,35 @@
             <w:showingPlcHdr/>
           </w:sdtPr>
           <w:sdtContent>
-            <w:p>
-              <w:r>
-                <w:rPr>
-                  <w:rStyle w:val="TextodoEspaoReservado"/>
-                  <w:rFonts w:ascii="Arial" w:hAnsi="Arial" w:cs="Arial"/>
-                </w:rPr>
-                <w:t xml:space="preserve">{{ REQO15_Comprovante }}</w:t>
-              </w:r>
-            </w:p>
+            <w:tc>
+              <w:tcPr>
+                <w:tcW w:w="3266" w:type="dxa"/>
+                <w:tcBorders>
+                  <w:top w:val="single" w:sz="6" w:space="0" w:color="000000" w:themeColor="text1"/>
+                  <w:left w:val="single" w:sz="6" w:space="0" w:color="000000" w:themeColor="text1"/>
+                  <w:bottom w:val="single" w:sz="6" w:space="0" w:color="000000" w:themeColor="text1"/>
+                </w:tcBorders>
+                <w:vAlign w:val="center"/>
+              </w:tcPr>
+              <w:p>
+                <w:pPr>
+                  <w:pStyle w:val="TableParagraph"/>
+                  <w:jc w:val="left"/>
+                  <w:rPr>
+                    <w:rFonts w:ascii="Arial" w:hAnsi="Arial" w:cs="Arial"/>
+                    <w:bCs/>
+                    <w:color w:val="000000" w:themeColor="text1"/>
+                  </w:rPr>
+                </w:pPr>
+                <w:r>
+                  <w:rPr>
+                    <w:rStyle w:val="TextodoEspaoReservado"/>
+                    <w:rFonts w:ascii="Arial" w:hAnsi="Arial" w:cs="Arial"/>
+                  </w:rPr>
+                  <w:t xml:space="preserve">{{ REQO15_Comprovante }}</w:t>
+                </w:r>
+              </w:p>
+            </w:tc>
           </w:sdtContent>
         </w:sdt>
       </w:tr>
@@ -2277,15 +3217,34 @@
             <w:showingPlcHdr/>
           </w:sdtPr>
           <w:sdtContent>
-            <w:p>
-              <w:r>
-                <w:rPr>
-                  <w:rStyle w:val="TextodoEspaoReservado"/>
-                  <w:rFonts w:ascii="Arial" w:hAnsi="Arial" w:cs="Arial"/>
-                </w:rPr>
-                <w:t xml:space="preserve">{{ REQD01 }}</w:t>
-              </w:r>
-            </w:p>
+            <w:tc>
+              <w:tcPr>
+                <w:tcW w:w="4375" w:type="dxa"/>
+                <w:tcBorders>
+                  <w:top w:val="single" w:sz="6" w:space="0" w:color="000000" w:themeColor="text1"/>
+                  <w:bottom w:val="single" w:sz="6" w:space="0" w:color="000000" w:themeColor="text1"/>
+                  <w:right w:val="single" w:sz="6" w:space="0" w:color="000000" w:themeColor="text1"/>
+                </w:tcBorders>
+                <w:vAlign w:val="center"/>
+              </w:tcPr>
+              <w:p>
+                <w:pPr>
+                  <w:pStyle w:val="TableParagraph"/>
+                  <w:ind w:right="129"/>
+                  <w:jc w:val="both"/>
+                  <w:rPr>
+                    <w:rFonts w:ascii="Arial" w:hAnsi="Arial" w:cs="Arial"/>
+                  </w:rPr>
+                </w:pPr>
+                <w:r>
+                  <w:rPr>
+                    <w:rStyle w:val="TextodoEspaoReservado"/>
+                    <w:rFonts w:ascii="Arial" w:hAnsi="Arial" w:cs="Arial"/>
+                  </w:rPr>
+                  <w:t xml:space="preserve">{{ REQD01 }}</w:t>
+                </w:r>
+              </w:p>
+            </w:tc>
           </w:sdtContent>
         </w:sdt>
         <w:sdt>
@@ -2302,16 +3261,35 @@
             <w:showingPlcHdr/>
           </w:sdtPr>
           <w:sdtContent>
-            <w:p>
-              <w:r>
-                <w:rPr>
-                  <w:rStyle w:val="TextodoEspaoReservado"/>
-                  <w:rFonts w:ascii="Arial" w:hAnsi="Arial" w:cs="Arial"/>
-                  <w:lang w:val="pt-BR"/>
-                </w:rPr>
-                <w:t xml:space="preserve">{{ REQD01_Analise }}</w:t>
-              </w:r>
-            </w:p>
+            <w:tc>
+              <w:tcPr>
+                <w:tcW w:w="2268" w:type="dxa"/>
+                <w:tcBorders>
+                  <w:top w:val="single" w:sz="6" w:space="0" w:color="000000" w:themeColor="text1"/>
+                  <w:left w:val="single" w:sz="6" w:space="0" w:color="000000" w:themeColor="text1"/>
+                  <w:bottom w:val="single" w:sz="6" w:space="0" w:color="000000" w:themeColor="text1"/>
+                  <w:right w:val="single" w:sz="6" w:space="0" w:color="000000" w:themeColor="text1"/>
+                </w:tcBorders>
+                <w:vAlign w:val="center"/>
+              </w:tcPr>
+              <w:p>
+                <w:pPr>
+                  <w:jc w:val="center"/>
+                  <w:rPr>
+                    <w:rFonts w:ascii="Arial" w:eastAsia="Arial MT" w:hAnsi="Arial" w:cs="Arial"/>
+                    <w:lang w:val="pt-BR"/>
+                  </w:rPr>
+                </w:pPr>
+                <w:r>
+                  <w:rPr>
+                    <w:rStyle w:val="TextodoEspaoReservado"/>
+                    <w:rFonts w:ascii="Arial" w:hAnsi="Arial" w:cs="Arial"/>
+                    <w:lang w:val="pt-BR"/>
+                  </w:rPr>
+                  <w:t xml:space="preserve">{{ REQD01_Analise }}</w:t>
+                </w:r>
+              </w:p>
+            </w:tc>
           </w:sdtContent>
         </w:sdt>
         <w:sdt>
@@ -2330,15 +3308,35 @@
             <w:showingPlcHdr/>
           </w:sdtPr>
           <w:sdtContent>
-            <w:p>
-              <w:r>
-                <w:rPr>
-                  <w:rStyle w:val="TextodoEspaoReservado"/>
-                  <w:rFonts w:ascii="Arial" w:hAnsi="Arial" w:cs="Arial"/>
-                </w:rPr>
-                <w:t xml:space="preserve">{{ REQD01_Comprovante }}</w:t>
-              </w:r>
-            </w:p>
+            <w:tc>
+              <w:tcPr>
+                <w:tcW w:w="3134" w:type="dxa"/>
+                <w:tcBorders>
+                  <w:top w:val="single" w:sz="6" w:space="0" w:color="000000" w:themeColor="text1"/>
+                  <w:left w:val="single" w:sz="6" w:space="0" w:color="000000" w:themeColor="text1"/>
+                  <w:bottom w:val="single" w:sz="6" w:space="0" w:color="000000" w:themeColor="text1"/>
+                </w:tcBorders>
+                <w:vAlign w:val="center"/>
+              </w:tcPr>
+              <w:p>
+                <w:pPr>
+                  <w:pStyle w:val="TableParagraph"/>
+                  <w:jc w:val="left"/>
+                  <w:rPr>
+                    <w:rFonts w:ascii="Arial" w:hAnsi="Arial" w:cs="Arial"/>
+                    <w:bCs/>
+                    <w:color w:val="000000" w:themeColor="text1"/>
+                  </w:rPr>
+                </w:pPr>
+                <w:r>
+                  <w:rPr>
+                    <w:rStyle w:val="TextodoEspaoReservado"/>
+                    <w:rFonts w:ascii="Arial" w:hAnsi="Arial" w:cs="Arial"/>
+                  </w:rPr>
+                  <w:t xml:space="preserve">{{ REQD01_Comprovante }}</w:t>
+                </w:r>
+              </w:p>
+            </w:tc>
           </w:sdtContent>
         </w:sdt>
       </w:tr>
@@ -2363,16 +3361,36 @@
             <w:showingPlcHdr/>
           </w:sdtPr>
           <w:sdtContent>
-            <w:p>
-              <w:r>
-                <w:rPr>
-                  <w:rStyle w:val="TextodoEspaoReservado"/>
-                  <w:rFonts w:ascii="Arial" w:hAnsi="Arial" w:cs="Arial"/>
-                  <w:lang w:val="pt-BR"/>
-                </w:rPr>
-                <w:t xml:space="preserve">{{ REQD02 }}</w:t>
-              </w:r>
-            </w:p>
+            <w:tc>
+              <w:tcPr>
+                <w:tcW w:w="4375" w:type="dxa"/>
+                <w:tcBorders>
+                  <w:top w:val="single" w:sz="6" w:space="0" w:color="000000" w:themeColor="text1"/>
+                  <w:bottom w:val="single" w:sz="6" w:space="0" w:color="000000" w:themeColor="text1"/>
+                  <w:right w:val="single" w:sz="6" w:space="0" w:color="000000" w:themeColor="text1"/>
+                </w:tcBorders>
+                <w:vAlign w:val="center"/>
+              </w:tcPr>
+              <w:p>
+                <w:pPr>
+                  <w:adjustRightInd w:val="0"/>
+                  <w:ind w:right="129"/>
+                  <w:jc w:val="both"/>
+                  <w:rPr>
+                    <w:rFonts w:ascii="Arial" w:hAnsi="Arial" w:cs="Arial"/>
+                    <w:lang w:val="pt-BR"/>
+                  </w:rPr>
+                </w:pPr>
+                <w:r>
+                  <w:rPr>
+                    <w:rStyle w:val="TextodoEspaoReservado"/>
+                    <w:rFonts w:ascii="Arial" w:hAnsi="Arial" w:cs="Arial"/>
+                    <w:lang w:val="pt-BR"/>
+                  </w:rPr>
+                  <w:t xml:space="preserve">{{ REQD02 }}</w:t>
+                </w:r>
+              </w:p>
+            </w:tc>
           </w:sdtContent>
         </w:sdt>
         <w:sdt>
@@ -2389,16 +3407,35 @@
             <w:showingPlcHdr/>
           </w:sdtPr>
           <w:sdtContent>
-            <w:p>
-              <w:r>
-                <w:rPr>
-                  <w:rStyle w:val="TextodoEspaoReservado"/>
-                  <w:rFonts w:ascii="Arial" w:hAnsi="Arial" w:cs="Arial"/>
-                  <w:lang w:val="pt-BR"/>
-                </w:rPr>
-                <w:t xml:space="preserve">{{ REQD02_Analise }}</w:t>
-              </w:r>
-            </w:p>
+            <w:tc>
+              <w:tcPr>
+                <w:tcW w:w="2268" w:type="dxa"/>
+                <w:tcBorders>
+                  <w:top w:val="single" w:sz="6" w:space="0" w:color="000000" w:themeColor="text1"/>
+                  <w:left w:val="single" w:sz="6" w:space="0" w:color="000000" w:themeColor="text1"/>
+                  <w:bottom w:val="single" w:sz="6" w:space="0" w:color="000000" w:themeColor="text1"/>
+                  <w:right w:val="single" w:sz="6" w:space="0" w:color="000000" w:themeColor="text1"/>
+                </w:tcBorders>
+                <w:vAlign w:val="center"/>
+              </w:tcPr>
+              <w:p>
+                <w:pPr>
+                  <w:jc w:val="center"/>
+                  <w:rPr>
+                    <w:rFonts w:ascii="Arial" w:hAnsi="Arial" w:cs="Arial"/>
+                    <w:lang w:val="pt-BR"/>
+                  </w:rPr>
+                </w:pPr>
+                <w:r>
+                  <w:rPr>
+                    <w:rStyle w:val="TextodoEspaoReservado"/>
+                    <w:rFonts w:ascii="Arial" w:hAnsi="Arial" w:cs="Arial"/>
+                    <w:lang w:val="pt-BR"/>
+                  </w:rPr>
+                  <w:t xml:space="preserve">{{ REQD02_Analise }}</w:t>
+                </w:r>
+              </w:p>
+            </w:tc>
           </w:sdtContent>
         </w:sdt>
         <w:sdt>
@@ -2416,15 +3453,35 @@
             <w:showingPlcHdr/>
           </w:sdtPr>
           <w:sdtContent>
-            <w:p>
-              <w:r>
-                <w:rPr>
-                  <w:rStyle w:val="TextodoEspaoReservado"/>
-                  <w:rFonts w:ascii="Arial" w:hAnsi="Arial" w:cs="Arial"/>
-                </w:rPr>
-                <w:t xml:space="preserve">{{ REQD02_Comprovante }}</w:t>
-              </w:r>
-            </w:p>
+            <w:tc>
+              <w:tcPr>
+                <w:tcW w:w="3134" w:type="dxa"/>
+                <w:tcBorders>
+                  <w:top w:val="single" w:sz="6" w:space="0" w:color="000000" w:themeColor="text1"/>
+                  <w:left w:val="single" w:sz="6" w:space="0" w:color="000000" w:themeColor="text1"/>
+                  <w:bottom w:val="single" w:sz="6" w:space="0" w:color="000000" w:themeColor="text1"/>
+                </w:tcBorders>
+                <w:vAlign w:val="center"/>
+              </w:tcPr>
+              <w:p>
+                <w:pPr>
+                  <w:pStyle w:val="TableParagraph"/>
+                  <w:spacing w:line="276" w:lineRule="auto"/>
+                  <w:jc w:val="left"/>
+                  <w:rPr>
+                    <w:rFonts w:ascii="Arial" w:hAnsi="Arial" w:cs="Arial"/>
+                    <w:bCs/>
+                  </w:rPr>
+                </w:pPr>
+                <w:r>
+                  <w:rPr>
+                    <w:rStyle w:val="TextodoEspaoReservado"/>
+                    <w:rFonts w:ascii="Arial" w:hAnsi="Arial" w:cs="Arial"/>
+                  </w:rPr>
+                  <w:t xml:space="preserve">{{ REQD02_Comprovante }}</w:t>
+                </w:r>
+              </w:p>
+            </w:tc>
           </w:sdtContent>
         </w:sdt>
       </w:tr>
@@ -2449,15 +3506,34 @@
             <w:showingPlcHdr/>
           </w:sdtPr>
           <w:sdtContent>
-            <w:p>
-              <w:r>
-                <w:rPr>
-                  <w:rStyle w:val="TextodoEspaoReservado"/>
-                  <w:rFonts w:ascii="Arial" w:hAnsi="Arial" w:cs="Arial"/>
-                </w:rPr>
-                <w:t xml:space="preserve">{{ REQD03 }}</w:t>
-              </w:r>
-            </w:p>
+            <w:tc>
+              <w:tcPr>
+                <w:tcW w:w="4375" w:type="dxa"/>
+                <w:tcBorders>
+                  <w:top w:val="single" w:sz="6" w:space="0" w:color="000000" w:themeColor="text1"/>
+                  <w:bottom w:val="single" w:sz="6" w:space="0" w:color="000000" w:themeColor="text1"/>
+                  <w:right w:val="single" w:sz="6" w:space="0" w:color="000000" w:themeColor="text1"/>
+                </w:tcBorders>
+                <w:vAlign w:val="center"/>
+              </w:tcPr>
+              <w:p>
+                <w:pPr>
+                  <w:pStyle w:val="TableParagraph"/>
+                  <w:jc w:val="both"/>
+                  <w:rPr>
+                    <w:rFonts w:ascii="Arial" w:hAnsi="Arial" w:cs="Arial"/>
+                    <w:bCs/>
+                  </w:rPr>
+                </w:pPr>
+                <w:r>
+                  <w:rPr>
+                    <w:rStyle w:val="TextodoEspaoReservado"/>
+                    <w:rFonts w:ascii="Arial" w:hAnsi="Arial" w:cs="Arial"/>
+                  </w:rPr>
+                  <w:t xml:space="preserve">{{ REQD03 }}</w:t>
+                </w:r>
+              </w:p>
+            </w:tc>
           </w:sdtContent>
         </w:sdt>
         <w:sdt>
@@ -2475,16 +3551,35 @@
             <w:showingPlcHdr/>
           </w:sdtPr>
           <w:sdtContent>
-            <w:p>
-              <w:r>
-                <w:rPr>
-                  <w:rStyle w:val="TextodoEspaoReservado"/>
-                  <w:rFonts w:ascii="Arial" w:hAnsi="Arial" w:cs="Arial"/>
-                  <w:lang w:val="pt-BR"/>
-                </w:rPr>
-                <w:t xml:space="preserve">{{ REQD03_Analise }}</w:t>
-              </w:r>
-            </w:p>
+            <w:tc>
+              <w:tcPr>
+                <w:tcW w:w="2268" w:type="dxa"/>
+                <w:tcBorders>
+                  <w:top w:val="single" w:sz="6" w:space="0" w:color="000000" w:themeColor="text1"/>
+                  <w:left w:val="single" w:sz="6" w:space="0" w:color="000000" w:themeColor="text1"/>
+                  <w:bottom w:val="single" w:sz="6" w:space="0" w:color="000000" w:themeColor="text1"/>
+                  <w:right w:val="single" w:sz="6" w:space="0" w:color="000000" w:themeColor="text1"/>
+                </w:tcBorders>
+                <w:vAlign w:val="center"/>
+              </w:tcPr>
+              <w:p>
+                <w:pPr>
+                  <w:pStyle w:val="TableParagraph"/>
+                  <w:rPr>
+                    <w:rFonts w:ascii="Arial" w:hAnsi="Arial" w:cs="Arial"/>
+                    <w:bCs/>
+                  </w:rPr>
+                </w:pPr>
+                <w:r>
+                  <w:rPr>
+                    <w:rStyle w:val="TextodoEspaoReservado"/>
+                    <w:rFonts w:ascii="Arial" w:hAnsi="Arial" w:cs="Arial"/>
+                    <w:lang w:val="pt-BR"/>
+                  </w:rPr>
+                  <w:t xml:space="preserve">{{ REQD03_Analise }}</w:t>
+                </w:r>
+              </w:p>
+            </w:tc>
           </w:sdtContent>
         </w:sdt>
         <w:sdt>
@@ -2502,15 +3597,33 @@
             <w:showingPlcHdr/>
           </w:sdtPr>
           <w:sdtContent>
-            <w:p>
-              <w:r>
-                <w:rPr>
-                  <w:rStyle w:val="TextodoEspaoReservado"/>
-                  <w:rFonts w:ascii="Arial" w:hAnsi="Arial" w:cs="Arial"/>
-                </w:rPr>
-                <w:t xml:space="preserve">{{ REQD03_Comprovante }}</w:t>
-              </w:r>
-            </w:p>
+            <w:tc>
+              <w:tcPr>
+                <w:tcW w:w="3134" w:type="dxa"/>
+                <w:tcBorders>
+                  <w:top w:val="single" w:sz="6" w:space="0" w:color="000000" w:themeColor="text1"/>
+                  <w:left w:val="single" w:sz="6" w:space="0" w:color="000000" w:themeColor="text1"/>
+                  <w:bottom w:val="single" w:sz="6" w:space="0" w:color="000000" w:themeColor="text1"/>
+                </w:tcBorders>
+                <w:vAlign w:val="center"/>
+              </w:tcPr>
+              <w:p>
+                <w:pPr>
+                  <w:pStyle w:val="TableParagraph"/>
+                  <w:jc w:val="left"/>
+                  <w:rPr>
+                    <w:rFonts w:ascii="Arial" w:hAnsi="Arial" w:cs="Arial"/>
+                  </w:rPr>
+                </w:pPr>
+                <w:r>
+                  <w:rPr>
+                    <w:rStyle w:val="TextodoEspaoReservado"/>
+                    <w:rFonts w:ascii="Arial" w:hAnsi="Arial" w:cs="Arial"/>
+                  </w:rPr>
+                  <w:t xml:space="preserve">{{ REQD03_Comprovante }}</w:t>
+                </w:r>
+              </w:p>
+            </w:tc>
           </w:sdtContent>
         </w:sdt>
       </w:tr>
@@ -2535,15 +3648,33 @@
             <w:showingPlcHdr/>
           </w:sdtPr>
           <w:sdtContent>
-            <w:p>
-              <w:r>
-                <w:rPr>
-                  <w:rStyle w:val="TextodoEspaoReservado"/>
-                  <w:rFonts w:ascii="Arial" w:hAnsi="Arial" w:cs="Arial"/>
-                </w:rPr>
-                <w:t xml:space="preserve">{{ REQD04 }}</w:t>
-              </w:r>
-            </w:p>
+            <w:tc>
+              <w:tcPr>
+                <w:tcW w:w="4375" w:type="dxa"/>
+                <w:tcBorders>
+                  <w:top w:val="single" w:sz="6" w:space="0" w:color="000000" w:themeColor="text1"/>
+                  <w:bottom w:val="single" w:sz="6" w:space="0" w:color="000000" w:themeColor="text1"/>
+                  <w:right w:val="single" w:sz="6" w:space="0" w:color="000000" w:themeColor="text1"/>
+                </w:tcBorders>
+                <w:vAlign w:val="center"/>
+              </w:tcPr>
+              <w:p>
+                <w:pPr>
+                  <w:pStyle w:val="TableParagraph"/>
+                  <w:jc w:val="both"/>
+                  <w:rPr>
+                    <w:rFonts w:ascii="Arial" w:hAnsi="Arial" w:cs="Arial"/>
+                  </w:rPr>
+                </w:pPr>
+                <w:r>
+                  <w:rPr>
+                    <w:rStyle w:val="TextodoEspaoReservado"/>
+                    <w:rFonts w:ascii="Arial" w:hAnsi="Arial" w:cs="Arial"/>
+                  </w:rPr>
+                  <w:t xml:space="preserve">{{ REQD04 }}</w:t>
+                </w:r>
+              </w:p>
+            </w:tc>
           </w:sdtContent>
         </w:sdt>
         <w:sdt>
@@ -2561,16 +3692,35 @@
             <w:showingPlcHdr/>
           </w:sdtPr>
           <w:sdtContent>
-            <w:p>
-              <w:r>
-                <w:rPr>
-                  <w:rStyle w:val="TextodoEspaoReservado"/>
-                  <w:rFonts w:ascii="Arial" w:hAnsi="Arial" w:cs="Arial"/>
-                  <w:lang w:val="pt-BR"/>
-                </w:rPr>
-                <w:t xml:space="preserve">{{ REQD04_Analise }}</w:t>
-              </w:r>
-            </w:p>
+            <w:tc>
+              <w:tcPr>
+                <w:tcW w:w="2268" w:type="dxa"/>
+                <w:tcBorders>
+                  <w:top w:val="single" w:sz="6" w:space="0" w:color="000000" w:themeColor="text1"/>
+                  <w:left w:val="single" w:sz="6" w:space="0" w:color="000000" w:themeColor="text1"/>
+                  <w:bottom w:val="single" w:sz="6" w:space="0" w:color="000000" w:themeColor="text1"/>
+                  <w:right w:val="single" w:sz="6" w:space="0" w:color="000000" w:themeColor="text1"/>
+                </w:tcBorders>
+                <w:vAlign w:val="center"/>
+              </w:tcPr>
+              <w:p>
+                <w:pPr>
+                  <w:pStyle w:val="TableParagraph"/>
+                  <w:rPr>
+                    <w:rFonts w:ascii="Arial" w:hAnsi="Arial" w:cs="Arial"/>
+                    <w:bCs/>
+                  </w:rPr>
+                </w:pPr>
+                <w:r>
+                  <w:rPr>
+                    <w:rStyle w:val="TextodoEspaoReservado"/>
+                    <w:rFonts w:ascii="Arial" w:hAnsi="Arial" w:cs="Arial"/>
+                    <w:lang w:val="pt-BR"/>
+                  </w:rPr>
+                  <w:t xml:space="preserve">{{ REQD04_Analise }}</w:t>
+                </w:r>
+              </w:p>
+            </w:tc>
           </w:sdtContent>
         </w:sdt>
         <w:sdt>
@@ -2588,15 +3738,33 @@
             <w:showingPlcHdr/>
           </w:sdtPr>
           <w:sdtContent>
-            <w:p>
-              <w:r>
-                <w:rPr>
-                  <w:rStyle w:val="TextodoEspaoReservado"/>
-                  <w:rFonts w:ascii="Arial" w:hAnsi="Arial" w:cs="Arial"/>
-                </w:rPr>
-                <w:t xml:space="preserve">{{ REQD04_Comprovante }}</w:t>
-              </w:r>
-            </w:p>
+            <w:tc>
+              <w:tcPr>
+                <w:tcW w:w="3134" w:type="dxa"/>
+                <w:tcBorders>
+                  <w:top w:val="single" w:sz="6" w:space="0" w:color="000000" w:themeColor="text1"/>
+                  <w:left w:val="single" w:sz="6" w:space="0" w:color="000000" w:themeColor="text1"/>
+                  <w:bottom w:val="single" w:sz="6" w:space="0" w:color="000000" w:themeColor="text1"/>
+                </w:tcBorders>
+                <w:vAlign w:val="center"/>
+              </w:tcPr>
+              <w:p>
+                <w:pPr>
+                  <w:pStyle w:val="TableParagraph"/>
+                  <w:jc w:val="left"/>
+                  <w:rPr>
+                    <w:rFonts w:ascii="Arial" w:hAnsi="Arial" w:cs="Arial"/>
+                  </w:rPr>
+                </w:pPr>
+                <w:r>
+                  <w:rPr>
+                    <w:rStyle w:val="TextodoEspaoReservado"/>
+                    <w:rFonts w:ascii="Arial" w:hAnsi="Arial" w:cs="Arial"/>
+                  </w:rPr>
+                  <w:t xml:space="preserve">{{ REQD04_Comprovante }}</w:t>
+                </w:r>
+              </w:p>
+            </w:tc>
           </w:sdtContent>
         </w:sdt>
       </w:tr>
@@ -2621,15 +3789,33 @@
             <w:showingPlcHdr/>
           </w:sdtPr>
           <w:sdtContent>
-            <w:p>
-              <w:r>
-                <w:rPr>
-                  <w:rStyle w:val="TextodoEspaoReservado"/>
-                  <w:rFonts w:ascii="Arial" w:hAnsi="Arial" w:cs="Arial"/>
-                </w:rPr>
-                <w:t xml:space="preserve">{{ REQD05 }}</w:t>
-              </w:r>
-            </w:p>
+            <w:tc>
+              <w:tcPr>
+                <w:tcW w:w="4375" w:type="dxa"/>
+                <w:tcBorders>
+                  <w:top w:val="single" w:sz="6" w:space="0" w:color="000000" w:themeColor="text1"/>
+                  <w:bottom w:val="single" w:sz="6" w:space="0" w:color="000000" w:themeColor="text1"/>
+                  <w:right w:val="single" w:sz="6" w:space="0" w:color="000000" w:themeColor="text1"/>
+                </w:tcBorders>
+                <w:vAlign w:val="center"/>
+              </w:tcPr>
+              <w:p>
+                <w:pPr>
+                  <w:pStyle w:val="TableParagraph"/>
+                  <w:jc w:val="both"/>
+                  <w:rPr>
+                    <w:rFonts w:ascii="Arial" w:hAnsi="Arial" w:cs="Arial"/>
+                  </w:rPr>
+                </w:pPr>
+                <w:r>
+                  <w:rPr>
+                    <w:rStyle w:val="TextodoEspaoReservado"/>
+                    <w:rFonts w:ascii="Arial" w:hAnsi="Arial" w:cs="Arial"/>
+                  </w:rPr>
+                  <w:t xml:space="preserve">{{ REQD05 }}</w:t>
+                </w:r>
+              </w:p>
+            </w:tc>
           </w:sdtContent>
         </w:sdt>
         <w:sdt>
@@ -2647,16 +3833,35 @@
             <w:showingPlcHdr/>
           </w:sdtPr>
           <w:sdtContent>
-            <w:p>
-              <w:r>
-                <w:rPr>
-                  <w:rStyle w:val="TextodoEspaoReservado"/>
-                  <w:rFonts w:ascii="Arial" w:hAnsi="Arial" w:cs="Arial"/>
-                  <w:lang w:val="pt-BR"/>
-                </w:rPr>
-                <w:t xml:space="preserve">{{ REQD05_Analise }}</w:t>
-              </w:r>
-            </w:p>
+            <w:tc>
+              <w:tcPr>
+                <w:tcW w:w="2268" w:type="dxa"/>
+                <w:tcBorders>
+                  <w:top w:val="single" w:sz="6" w:space="0" w:color="000000" w:themeColor="text1"/>
+                  <w:left w:val="single" w:sz="6" w:space="0" w:color="000000" w:themeColor="text1"/>
+                  <w:bottom w:val="single" w:sz="6" w:space="0" w:color="000000" w:themeColor="text1"/>
+                  <w:right w:val="single" w:sz="6" w:space="0" w:color="000000" w:themeColor="text1"/>
+                </w:tcBorders>
+                <w:vAlign w:val="center"/>
+              </w:tcPr>
+              <w:p>
+                <w:pPr>
+                  <w:pStyle w:val="TableParagraph"/>
+                  <w:rPr>
+                    <w:rFonts w:ascii="Arial" w:hAnsi="Arial" w:cs="Arial"/>
+                    <w:bCs/>
+                  </w:rPr>
+                </w:pPr>
+                <w:r>
+                  <w:rPr>
+                    <w:rStyle w:val="TextodoEspaoReservado"/>
+                    <w:rFonts w:ascii="Arial" w:hAnsi="Arial" w:cs="Arial"/>
+                    <w:lang w:val="pt-BR"/>
+                  </w:rPr>
+                  <w:t xml:space="preserve">{{ REQD05_Analise }}</w:t>
+                </w:r>
+              </w:p>
+            </w:tc>
           </w:sdtContent>
         </w:sdt>
         <w:sdt>
@@ -2674,15 +3879,33 @@
             <w:showingPlcHdr/>
           </w:sdtPr>
           <w:sdtContent>
-            <w:p>
-              <w:r>
-                <w:rPr>
-                  <w:rStyle w:val="TextodoEspaoReservado"/>
-                  <w:rFonts w:ascii="Arial" w:hAnsi="Arial" w:cs="Arial"/>
-                </w:rPr>
-                <w:t xml:space="preserve">{{ REQD05_Comprovante }}</w:t>
-              </w:r>
-            </w:p>
+            <w:tc>
+              <w:tcPr>
+                <w:tcW w:w="3134" w:type="dxa"/>
+                <w:tcBorders>
+                  <w:top w:val="single" w:sz="6" w:space="0" w:color="000000" w:themeColor="text1"/>
+                  <w:left w:val="single" w:sz="6" w:space="0" w:color="000000" w:themeColor="text1"/>
+                  <w:bottom w:val="single" w:sz="6" w:space="0" w:color="000000" w:themeColor="text1"/>
+                </w:tcBorders>
+                <w:vAlign w:val="center"/>
+              </w:tcPr>
+              <w:p>
+                <w:pPr>
+                  <w:pStyle w:val="TableParagraph"/>
+                  <w:jc w:val="left"/>
+                  <w:rPr>
+                    <w:rFonts w:ascii="Arial" w:hAnsi="Arial" w:cs="Arial"/>
+                  </w:rPr>
+                </w:pPr>
+                <w:r>
+                  <w:rPr>
+                    <w:rStyle w:val="TextodoEspaoReservado"/>
+                    <w:rFonts w:ascii="Arial" w:hAnsi="Arial" w:cs="Arial"/>
+                  </w:rPr>
+                  <w:t xml:space="preserve">{{ REQD05_Comprovante }}</w:t>
+                </w:r>
+              </w:p>
+            </w:tc>
           </w:sdtContent>
         </w:sdt>
       </w:tr>
@@ -2707,15 +3930,33 @@
             <w:showingPlcHdr/>
           </w:sdtPr>
           <w:sdtContent>
-            <w:p>
-              <w:r>
-                <w:rPr>
-                  <w:rStyle w:val="TextodoEspaoReservado"/>
-                  <w:rFonts w:ascii="Arial" w:hAnsi="Arial" w:cs="Arial"/>
-                </w:rPr>
-                <w:t xml:space="preserve">{{ REQD06 }}</w:t>
-              </w:r>
-            </w:p>
+            <w:tc>
+              <w:tcPr>
+                <w:tcW w:w="4375" w:type="dxa"/>
+                <w:tcBorders>
+                  <w:top w:val="single" w:sz="6" w:space="0" w:color="000000" w:themeColor="text1"/>
+                  <w:bottom w:val="single" w:sz="6" w:space="0" w:color="000000" w:themeColor="text1"/>
+                  <w:right w:val="single" w:sz="6" w:space="0" w:color="000000" w:themeColor="text1"/>
+                </w:tcBorders>
+                <w:vAlign w:val="center"/>
+              </w:tcPr>
+              <w:p>
+                <w:pPr>
+                  <w:pStyle w:val="TableParagraph"/>
+                  <w:jc w:val="both"/>
+                  <w:rPr>
+                    <w:rFonts w:ascii="Arial" w:hAnsi="Arial" w:cs="Arial"/>
+                  </w:rPr>
+                </w:pPr>
+                <w:r>
+                  <w:rPr>
+                    <w:rStyle w:val="TextodoEspaoReservado"/>
+                    <w:rFonts w:ascii="Arial" w:hAnsi="Arial" w:cs="Arial"/>
+                  </w:rPr>
+                  <w:t xml:space="preserve">{{ REQD06 }}</w:t>
+                </w:r>
+              </w:p>
+            </w:tc>
           </w:sdtContent>
         </w:sdt>
         <w:sdt>
@@ -2733,16 +3974,35 @@
             <w:showingPlcHdr/>
           </w:sdtPr>
           <w:sdtContent>
-            <w:p>
-              <w:r>
-                <w:rPr>
-                  <w:rStyle w:val="TextodoEspaoReservado"/>
-                  <w:rFonts w:ascii="Arial" w:hAnsi="Arial" w:cs="Arial"/>
-                  <w:lang w:val="pt-BR"/>
-                </w:rPr>
-                <w:t xml:space="preserve">{{ REQD06_Analise }}</w:t>
-              </w:r>
-            </w:p>
+            <w:tc>
+              <w:tcPr>
+                <w:tcW w:w="2268" w:type="dxa"/>
+                <w:tcBorders>
+                  <w:top w:val="single" w:sz="6" w:space="0" w:color="000000" w:themeColor="text1"/>
+                  <w:left w:val="single" w:sz="6" w:space="0" w:color="000000" w:themeColor="text1"/>
+                  <w:bottom w:val="single" w:sz="6" w:space="0" w:color="000000" w:themeColor="text1"/>
+                  <w:right w:val="single" w:sz="6" w:space="0" w:color="000000" w:themeColor="text1"/>
+                </w:tcBorders>
+                <w:vAlign w:val="center"/>
+              </w:tcPr>
+              <w:p>
+                <w:pPr>
+                  <w:pStyle w:val="TableParagraph"/>
+                  <w:rPr>
+                    <w:rFonts w:ascii="Arial" w:hAnsi="Arial" w:cs="Arial"/>
+                    <w:bCs/>
+                  </w:rPr>
+                </w:pPr>
+                <w:r>
+                  <w:rPr>
+                    <w:rStyle w:val="TextodoEspaoReservado"/>
+                    <w:rFonts w:ascii="Arial" w:hAnsi="Arial" w:cs="Arial"/>
+                    <w:lang w:val="pt-BR"/>
+                  </w:rPr>
+                  <w:t xml:space="preserve">{{ REQD06_Analise }}</w:t>
+                </w:r>
+              </w:p>
+            </w:tc>
           </w:sdtContent>
         </w:sdt>
         <w:sdt>
@@ -2760,15 +4020,33 @@
             <w:showingPlcHdr/>
           </w:sdtPr>
           <w:sdtContent>
-            <w:p>
-              <w:r>
-                <w:rPr>
-                  <w:rStyle w:val="TextodoEspaoReservado"/>
-                  <w:rFonts w:ascii="Arial" w:hAnsi="Arial" w:cs="Arial"/>
-                </w:rPr>
-                <w:t xml:space="preserve">{{ REQD06_Comprovante }}</w:t>
-              </w:r>
-            </w:p>
+            <w:tc>
+              <w:tcPr>
+                <w:tcW w:w="3134" w:type="dxa"/>
+                <w:tcBorders>
+                  <w:top w:val="single" w:sz="6" w:space="0" w:color="000000" w:themeColor="text1"/>
+                  <w:left w:val="single" w:sz="6" w:space="0" w:color="000000" w:themeColor="text1"/>
+                  <w:bottom w:val="single" w:sz="6" w:space="0" w:color="000000" w:themeColor="text1"/>
+                </w:tcBorders>
+                <w:vAlign w:val="center"/>
+              </w:tcPr>
+              <w:p>
+                <w:pPr>
+                  <w:pStyle w:val="TableParagraph"/>
+                  <w:jc w:val="left"/>
+                  <w:rPr>
+                    <w:rFonts w:ascii="Arial" w:hAnsi="Arial" w:cs="Arial"/>
+                  </w:rPr>
+                </w:pPr>
+                <w:r>
+                  <w:rPr>
+                    <w:rStyle w:val="TextodoEspaoReservado"/>
+                    <w:rFonts w:ascii="Arial" w:hAnsi="Arial" w:cs="Arial"/>
+                  </w:rPr>
+                  <w:t xml:space="preserve">{{ REQD06_Comprovante }}</w:t>
+                </w:r>
+              </w:p>
+            </w:tc>
           </w:sdtContent>
         </w:sdt>
       </w:tr>
@@ -2793,15 +4071,33 @@
             <w:showingPlcHdr/>
           </w:sdtPr>
           <w:sdtContent>
-            <w:p>
-              <w:r>
-                <w:rPr>
-                  <w:rStyle w:val="TextodoEspaoReservado"/>
-                  <w:rFonts w:ascii="Arial" w:hAnsi="Arial" w:cs="Arial"/>
-                </w:rPr>
-                <w:t xml:space="preserve">{{ REQD07 }}</w:t>
-              </w:r>
-            </w:p>
+            <w:tc>
+              <w:tcPr>
+                <w:tcW w:w="4375" w:type="dxa"/>
+                <w:tcBorders>
+                  <w:top w:val="single" w:sz="6" w:space="0" w:color="000000" w:themeColor="text1"/>
+                  <w:bottom w:val="single" w:sz="6" w:space="0" w:color="000000" w:themeColor="text1"/>
+                  <w:right w:val="single" w:sz="6" w:space="0" w:color="000000" w:themeColor="text1"/>
+                </w:tcBorders>
+                <w:vAlign w:val="center"/>
+              </w:tcPr>
+              <w:p>
+                <w:pPr>
+                  <w:pStyle w:val="TableParagraph"/>
+                  <w:jc w:val="both"/>
+                  <w:rPr>
+                    <w:rFonts w:ascii="Arial" w:hAnsi="Arial" w:cs="Arial"/>
+                  </w:rPr>
+                </w:pPr>
+                <w:r>
+                  <w:rPr>
+                    <w:rStyle w:val="TextodoEspaoReservado"/>
+                    <w:rFonts w:ascii="Arial" w:hAnsi="Arial" w:cs="Arial"/>
+                  </w:rPr>
+                  <w:t xml:space="preserve">{{ REQD07 }}</w:t>
+                </w:r>
+              </w:p>
+            </w:tc>
           </w:sdtContent>
         </w:sdt>
         <w:sdt>
@@ -2819,16 +4115,35 @@
             <w:showingPlcHdr/>
           </w:sdtPr>
           <w:sdtContent>
-            <w:p>
-              <w:r>
-                <w:rPr>
-                  <w:rStyle w:val="TextodoEspaoReservado"/>
-                  <w:rFonts w:ascii="Arial" w:hAnsi="Arial" w:cs="Arial"/>
-                  <w:lang w:val="pt-BR"/>
-                </w:rPr>
-                <w:t xml:space="preserve">{{ REQD07_Analise }}</w:t>
-              </w:r>
-            </w:p>
+            <w:tc>
+              <w:tcPr>
+                <w:tcW w:w="2268" w:type="dxa"/>
+                <w:tcBorders>
+                  <w:top w:val="single" w:sz="6" w:space="0" w:color="000000" w:themeColor="text1"/>
+                  <w:left w:val="single" w:sz="6" w:space="0" w:color="000000" w:themeColor="text1"/>
+                  <w:bottom w:val="single" w:sz="6" w:space="0" w:color="000000" w:themeColor="text1"/>
+                  <w:right w:val="single" w:sz="6" w:space="0" w:color="000000" w:themeColor="text1"/>
+                </w:tcBorders>
+                <w:vAlign w:val="center"/>
+              </w:tcPr>
+              <w:p>
+                <w:pPr>
+                  <w:pStyle w:val="TableParagraph"/>
+                  <w:rPr>
+                    <w:rFonts w:ascii="Arial" w:hAnsi="Arial" w:cs="Arial"/>
+                    <w:bCs/>
+                  </w:rPr>
+                </w:pPr>
+                <w:r>
+                  <w:rPr>
+                    <w:rStyle w:val="TextodoEspaoReservado"/>
+                    <w:rFonts w:ascii="Arial" w:hAnsi="Arial" w:cs="Arial"/>
+                    <w:lang w:val="pt-BR"/>
+                  </w:rPr>
+                  <w:t xml:space="preserve">{{ REQD07_Analise }}</w:t>
+                </w:r>
+              </w:p>
+            </w:tc>
           </w:sdtContent>
         </w:sdt>
         <w:sdt>
@@ -2846,15 +4161,33 @@
             <w:showingPlcHdr/>
           </w:sdtPr>
           <w:sdtContent>
-            <w:p>
-              <w:r>
-                <w:rPr>
-                  <w:rStyle w:val="TextodoEspaoReservado"/>
-                  <w:rFonts w:ascii="Arial" w:hAnsi="Arial" w:cs="Arial"/>
-                </w:rPr>
-                <w:t xml:space="preserve">{{ REQD07_Comprovante }}</w:t>
-              </w:r>
-            </w:p>
+            <w:tc>
+              <w:tcPr>
+                <w:tcW w:w="3134" w:type="dxa"/>
+                <w:tcBorders>
+                  <w:top w:val="single" w:sz="6" w:space="0" w:color="000000" w:themeColor="text1"/>
+                  <w:left w:val="single" w:sz="6" w:space="0" w:color="000000" w:themeColor="text1"/>
+                  <w:bottom w:val="single" w:sz="6" w:space="0" w:color="000000" w:themeColor="text1"/>
+                </w:tcBorders>
+                <w:vAlign w:val="center"/>
+              </w:tcPr>
+              <w:p>
+                <w:pPr>
+                  <w:pStyle w:val="TableParagraph"/>
+                  <w:jc w:val="left"/>
+                  <w:rPr>
+                    <w:rFonts w:ascii="Arial" w:hAnsi="Arial" w:cs="Arial"/>
+                  </w:rPr>
+                </w:pPr>
+                <w:r>
+                  <w:rPr>
+                    <w:rStyle w:val="TextodoEspaoReservado"/>
+                    <w:rFonts w:ascii="Arial" w:hAnsi="Arial" w:cs="Arial"/>
+                  </w:rPr>
+                  <w:t xml:space="preserve">{{ REQD07_Comprovante }}</w:t>
+                </w:r>
+              </w:p>
+            </w:tc>
           </w:sdtContent>
         </w:sdt>
       </w:tr>
@@ -2879,15 +4212,33 @@
             <w:showingPlcHdr/>
           </w:sdtPr>
           <w:sdtContent>
-            <w:p>
-              <w:r>
-                <w:rPr>
-                  <w:rStyle w:val="TextodoEspaoReservado"/>
-                  <w:rFonts w:ascii="Arial" w:hAnsi="Arial" w:cs="Arial"/>
-                </w:rPr>
-                <w:t xml:space="preserve">{{ REQD08 }}</w:t>
-              </w:r>
-            </w:p>
+            <w:tc>
+              <w:tcPr>
+                <w:tcW w:w="4375" w:type="dxa"/>
+                <w:tcBorders>
+                  <w:top w:val="single" w:sz="6" w:space="0" w:color="000000" w:themeColor="text1"/>
+                  <w:bottom w:val="single" w:sz="6" w:space="0" w:color="000000" w:themeColor="text1"/>
+                  <w:right w:val="single" w:sz="6" w:space="0" w:color="000000" w:themeColor="text1"/>
+                </w:tcBorders>
+                <w:vAlign w:val="center"/>
+              </w:tcPr>
+              <w:p>
+                <w:pPr>
+                  <w:pStyle w:val="TableParagraph"/>
+                  <w:jc w:val="both"/>
+                  <w:rPr>
+                    <w:rFonts w:ascii="Arial" w:hAnsi="Arial" w:cs="Arial"/>
+                  </w:rPr>
+                </w:pPr>
+                <w:r>
+                  <w:rPr>
+                    <w:rStyle w:val="TextodoEspaoReservado"/>
+                    <w:rFonts w:ascii="Arial" w:hAnsi="Arial" w:cs="Arial"/>
+                  </w:rPr>
+                  <w:t xml:space="preserve">{{ REQD08 }}</w:t>
+                </w:r>
+              </w:p>
+            </w:tc>
           </w:sdtContent>
         </w:sdt>
         <w:sdt>
@@ -2905,16 +4256,35 @@
             <w:showingPlcHdr/>
           </w:sdtPr>
           <w:sdtContent>
-            <w:p>
-              <w:r>
-                <w:rPr>
-                  <w:rStyle w:val="TextodoEspaoReservado"/>
-                  <w:rFonts w:ascii="Arial" w:hAnsi="Arial" w:cs="Arial"/>
-                  <w:lang w:val="pt-BR"/>
-                </w:rPr>
-                <w:t xml:space="preserve">{{ REQD08_Analise }}</w:t>
-              </w:r>
-            </w:p>
+            <w:tc>
+              <w:tcPr>
+                <w:tcW w:w="2268" w:type="dxa"/>
+                <w:tcBorders>
+                  <w:top w:val="single" w:sz="6" w:space="0" w:color="000000" w:themeColor="text1"/>
+                  <w:left w:val="single" w:sz="6" w:space="0" w:color="000000" w:themeColor="text1"/>
+                  <w:bottom w:val="single" w:sz="6" w:space="0" w:color="000000" w:themeColor="text1"/>
+                  <w:right w:val="single" w:sz="6" w:space="0" w:color="000000" w:themeColor="text1"/>
+                </w:tcBorders>
+                <w:vAlign w:val="center"/>
+              </w:tcPr>
+              <w:p>
+                <w:pPr>
+                  <w:pStyle w:val="TableParagraph"/>
+                  <w:rPr>
+                    <w:rFonts w:ascii="Arial" w:hAnsi="Arial" w:cs="Arial"/>
+                    <w:bCs/>
+                  </w:rPr>
+                </w:pPr>
+                <w:r>
+                  <w:rPr>
+                    <w:rStyle w:val="TextodoEspaoReservado"/>
+                    <w:rFonts w:ascii="Arial" w:hAnsi="Arial" w:cs="Arial"/>
+                    <w:lang w:val="pt-BR"/>
+                  </w:rPr>
+                  <w:t xml:space="preserve">{{ REQD08_Analise }}</w:t>
+                </w:r>
+              </w:p>
+            </w:tc>
           </w:sdtContent>
         </w:sdt>
         <w:sdt>
@@ -2932,15 +4302,33 @@
             <w:showingPlcHdr/>
           </w:sdtPr>
           <w:sdtContent>
-            <w:p>
-              <w:r>
-                <w:rPr>
-                  <w:rStyle w:val="TextodoEspaoReservado"/>
-                  <w:rFonts w:ascii="Arial" w:hAnsi="Arial" w:cs="Arial"/>
-                </w:rPr>
-                <w:t xml:space="preserve">{{ REQD08_Comprovante }}</w:t>
-              </w:r>
-            </w:p>
+            <w:tc>
+              <w:tcPr>
+                <w:tcW w:w="3134" w:type="dxa"/>
+                <w:tcBorders>
+                  <w:top w:val="single" w:sz="6" w:space="0" w:color="000000" w:themeColor="text1"/>
+                  <w:left w:val="single" w:sz="6" w:space="0" w:color="000000" w:themeColor="text1"/>
+                  <w:bottom w:val="single" w:sz="6" w:space="0" w:color="000000" w:themeColor="text1"/>
+                </w:tcBorders>
+                <w:vAlign w:val="center"/>
+              </w:tcPr>
+              <w:p>
+                <w:pPr>
+                  <w:pStyle w:val="TableParagraph"/>
+                  <w:jc w:val="left"/>
+                  <w:rPr>
+                    <w:rFonts w:ascii="Arial" w:hAnsi="Arial" w:cs="Arial"/>
+                  </w:rPr>
+                </w:pPr>
+                <w:r>
+                  <w:rPr>
+                    <w:rStyle w:val="TextodoEspaoReservado"/>
+                    <w:rFonts w:ascii="Arial" w:hAnsi="Arial" w:cs="Arial"/>
+                  </w:rPr>
+                  <w:t xml:space="preserve">{{ REQD08_Comprovante }}</w:t>
+                </w:r>
+              </w:p>
+            </w:tc>
           </w:sdtContent>
         </w:sdt>
       </w:tr>
@@ -2965,15 +4353,33 @@
             <w:showingPlcHdr/>
           </w:sdtPr>
           <w:sdtContent>
-            <w:p>
-              <w:r>
-                <w:rPr>
-                  <w:rStyle w:val="TextodoEspaoReservado"/>
-                  <w:rFonts w:ascii="Arial" w:hAnsi="Arial" w:cs="Arial"/>
-                </w:rPr>
-                <w:t xml:space="preserve">{{ REQD09 }}</w:t>
-              </w:r>
-            </w:p>
+            <w:tc>
+              <w:tcPr>
+                <w:tcW w:w="4375" w:type="dxa"/>
+                <w:tcBorders>
+                  <w:top w:val="single" w:sz="6" w:space="0" w:color="000000" w:themeColor="text1"/>
+                  <w:bottom w:val="single" w:sz="6" w:space="0" w:color="000000" w:themeColor="text1"/>
+                  <w:right w:val="single" w:sz="6" w:space="0" w:color="000000" w:themeColor="text1"/>
+                </w:tcBorders>
+                <w:vAlign w:val="center"/>
+              </w:tcPr>
+              <w:p>
+                <w:pPr>
+                  <w:pStyle w:val="TableParagraph"/>
+                  <w:jc w:val="both"/>
+                  <w:rPr>
+                    <w:rFonts w:ascii="Arial" w:hAnsi="Arial" w:cs="Arial"/>
+                  </w:rPr>
+                </w:pPr>
+                <w:r>
+                  <w:rPr>
+                    <w:rStyle w:val="TextodoEspaoReservado"/>
+                    <w:rFonts w:ascii="Arial" w:hAnsi="Arial" w:cs="Arial"/>
+                  </w:rPr>
+                  <w:t xml:space="preserve">{{ REQD09 }}</w:t>
+                </w:r>
+              </w:p>
+            </w:tc>
           </w:sdtContent>
         </w:sdt>
         <w:sdt>
@@ -2991,16 +4397,35 @@
             <w:showingPlcHdr/>
           </w:sdtPr>
           <w:sdtContent>
-            <w:p>
-              <w:r>
-                <w:rPr>
-                  <w:rStyle w:val="TextodoEspaoReservado"/>
-                  <w:rFonts w:ascii="Arial" w:hAnsi="Arial" w:cs="Arial"/>
-                  <w:lang w:val="pt-BR"/>
-                </w:rPr>
-                <w:t xml:space="preserve">{{ REQD09_Analise }}</w:t>
-              </w:r>
-            </w:p>
+            <w:tc>
+              <w:tcPr>
+                <w:tcW w:w="2268" w:type="dxa"/>
+                <w:tcBorders>
+                  <w:top w:val="single" w:sz="6" w:space="0" w:color="000000" w:themeColor="text1"/>
+                  <w:left w:val="single" w:sz="6" w:space="0" w:color="000000" w:themeColor="text1"/>
+                  <w:bottom w:val="single" w:sz="6" w:space="0" w:color="000000" w:themeColor="text1"/>
+                  <w:right w:val="single" w:sz="6" w:space="0" w:color="000000" w:themeColor="text1"/>
+                </w:tcBorders>
+                <w:vAlign w:val="center"/>
+              </w:tcPr>
+              <w:p>
+                <w:pPr>
+                  <w:pStyle w:val="TableParagraph"/>
+                  <w:rPr>
+                    <w:rFonts w:ascii="Arial" w:hAnsi="Arial" w:cs="Arial"/>
+                    <w:bCs/>
+                  </w:rPr>
+                </w:pPr>
+                <w:r>
+                  <w:rPr>
+                    <w:rStyle w:val="TextodoEspaoReservado"/>
+                    <w:rFonts w:ascii="Arial" w:hAnsi="Arial" w:cs="Arial"/>
+                    <w:lang w:val="pt-BR"/>
+                  </w:rPr>
+                  <w:t xml:space="preserve">{{ REQD09_Analise }}</w:t>
+                </w:r>
+              </w:p>
+            </w:tc>
           </w:sdtContent>
         </w:sdt>
         <w:sdt>
@@ -3018,15 +4443,33 @@
             <w:showingPlcHdr/>
           </w:sdtPr>
           <w:sdtContent>
-            <w:p>
-              <w:r>
-                <w:rPr>
-                  <w:rStyle w:val="TextodoEspaoReservado"/>
-                  <w:rFonts w:ascii="Arial" w:hAnsi="Arial" w:cs="Arial"/>
-                </w:rPr>
-                <w:t xml:space="preserve">{{ REQD09_Comprovante }}</w:t>
-              </w:r>
-            </w:p>
+            <w:tc>
+              <w:tcPr>
+                <w:tcW w:w="3134" w:type="dxa"/>
+                <w:tcBorders>
+                  <w:top w:val="single" w:sz="6" w:space="0" w:color="000000" w:themeColor="text1"/>
+                  <w:left w:val="single" w:sz="6" w:space="0" w:color="000000" w:themeColor="text1"/>
+                  <w:bottom w:val="single" w:sz="6" w:space="0" w:color="000000" w:themeColor="text1"/>
+                </w:tcBorders>
+                <w:vAlign w:val="center"/>
+              </w:tcPr>
+              <w:p>
+                <w:pPr>
+                  <w:pStyle w:val="TableParagraph"/>
+                  <w:jc w:val="left"/>
+                  <w:rPr>
+                    <w:rFonts w:ascii="Arial" w:hAnsi="Arial" w:cs="Arial"/>
+                  </w:rPr>
+                </w:pPr>
+                <w:r>
+                  <w:rPr>
+                    <w:rStyle w:val="TextodoEspaoReservado"/>
+                    <w:rFonts w:ascii="Arial" w:hAnsi="Arial" w:cs="Arial"/>
+                  </w:rPr>
+                  <w:t xml:space="preserve">{{ REQD09_Comprovante }}</w:t>
+                </w:r>
+              </w:p>
+            </w:tc>
           </w:sdtContent>
         </w:sdt>
       </w:tr>
@@ -3051,15 +4494,33 @@
             <w:showingPlcHdr/>
           </w:sdtPr>
           <w:sdtContent>
-            <w:p>
-              <w:r>
-                <w:rPr>
-                  <w:rStyle w:val="TextodoEspaoReservado"/>
-                  <w:rFonts w:ascii="Arial" w:hAnsi="Arial" w:cs="Arial"/>
-                </w:rPr>
-                <w:t xml:space="preserve">{{ REQD10 }}</w:t>
-              </w:r>
-            </w:p>
+            <w:tc>
+              <w:tcPr>
+                <w:tcW w:w="4375" w:type="dxa"/>
+                <w:tcBorders>
+                  <w:top w:val="single" w:sz="6" w:space="0" w:color="000000" w:themeColor="text1"/>
+                  <w:bottom w:val="single" w:sz="6" w:space="0" w:color="000000" w:themeColor="text1"/>
+                  <w:right w:val="single" w:sz="6" w:space="0" w:color="000000" w:themeColor="text1"/>
+                </w:tcBorders>
+                <w:vAlign w:val="center"/>
+              </w:tcPr>
+              <w:p>
+                <w:pPr>
+                  <w:pStyle w:val="TableParagraph"/>
+                  <w:jc w:val="both"/>
+                  <w:rPr>
+                    <w:rFonts w:ascii="Arial" w:hAnsi="Arial" w:cs="Arial"/>
+                  </w:rPr>
+                </w:pPr>
+                <w:r>
+                  <w:rPr>
+                    <w:rStyle w:val="TextodoEspaoReservado"/>
+                    <w:rFonts w:ascii="Arial" w:hAnsi="Arial" w:cs="Arial"/>
+                  </w:rPr>
+                  <w:t xml:space="preserve">{{ REQD10 }}</w:t>
+                </w:r>
+              </w:p>
+            </w:tc>
           </w:sdtContent>
         </w:sdt>
         <w:sdt>
@@ -3077,16 +4538,35 @@
             <w:showingPlcHdr/>
           </w:sdtPr>
           <w:sdtContent>
-            <w:p>
-              <w:r>
-                <w:rPr>
-                  <w:rStyle w:val="TextodoEspaoReservado"/>
-                  <w:rFonts w:ascii="Arial" w:hAnsi="Arial" w:cs="Arial"/>
-                  <w:lang w:val="pt-BR"/>
-                </w:rPr>
-                <w:t xml:space="preserve">{{ REQD10_Analise }}</w:t>
-              </w:r>
-            </w:p>
+            <w:tc>
+              <w:tcPr>
+                <w:tcW w:w="2268" w:type="dxa"/>
+                <w:tcBorders>
+                  <w:top w:val="single" w:sz="6" w:space="0" w:color="000000" w:themeColor="text1"/>
+                  <w:left w:val="single" w:sz="6" w:space="0" w:color="000000" w:themeColor="text1"/>
+                  <w:bottom w:val="single" w:sz="6" w:space="0" w:color="000000" w:themeColor="text1"/>
+                  <w:right w:val="single" w:sz="6" w:space="0" w:color="000000" w:themeColor="text1"/>
+                </w:tcBorders>
+                <w:vAlign w:val="center"/>
+              </w:tcPr>
+              <w:p>
+                <w:pPr>
+                  <w:pStyle w:val="TableParagraph"/>
+                  <w:rPr>
+                    <w:rFonts w:ascii="Arial" w:hAnsi="Arial" w:cs="Arial"/>
+                    <w:bCs/>
+                  </w:rPr>
+                </w:pPr>
+                <w:r>
+                  <w:rPr>
+                    <w:rStyle w:val="TextodoEspaoReservado"/>
+                    <w:rFonts w:ascii="Arial" w:hAnsi="Arial" w:cs="Arial"/>
+                    <w:lang w:val="pt-BR"/>
+                  </w:rPr>
+                  <w:t xml:space="preserve">{{ REQD10_Analise }}</w:t>
+                </w:r>
+              </w:p>
+            </w:tc>
           </w:sdtContent>
         </w:sdt>
         <w:sdt>
@@ -3104,15 +4584,33 @@
             <w:showingPlcHdr/>
           </w:sdtPr>
           <w:sdtContent>
-            <w:p>
-              <w:r>
-                <w:rPr>
-                  <w:rStyle w:val="TextodoEspaoReservado"/>
-                  <w:rFonts w:ascii="Arial" w:hAnsi="Arial" w:cs="Arial"/>
-                </w:rPr>
-                <w:t xml:space="preserve">{{ REQD10_Comprovante }}</w:t>
-              </w:r>
-            </w:p>
+            <w:tc>
+              <w:tcPr>
+                <w:tcW w:w="3134" w:type="dxa"/>
+                <w:tcBorders>
+                  <w:top w:val="single" w:sz="6" w:space="0" w:color="000000" w:themeColor="text1"/>
+                  <w:left w:val="single" w:sz="6" w:space="0" w:color="000000" w:themeColor="text1"/>
+                  <w:bottom w:val="single" w:sz="6" w:space="0" w:color="000000" w:themeColor="text1"/>
+                </w:tcBorders>
+                <w:vAlign w:val="center"/>
+              </w:tcPr>
+              <w:p>
+                <w:pPr>
+                  <w:pStyle w:val="TableParagraph"/>
+                  <w:jc w:val="left"/>
+                  <w:rPr>
+                    <w:rFonts w:ascii="Arial" w:hAnsi="Arial" w:cs="Arial"/>
+                  </w:rPr>
+                </w:pPr>
+                <w:r>
+                  <w:rPr>
+                    <w:rStyle w:val="TextodoEspaoReservado"/>
+                    <w:rFonts w:ascii="Arial" w:hAnsi="Arial" w:cs="Arial"/>
+                  </w:rPr>
+                  <w:t xml:space="preserve">{{ REQD10_Comprovante }}</w:t>
+                </w:r>
+              </w:p>
+            </w:tc>
           </w:sdtContent>
         </w:sdt>
       </w:tr>
@@ -3345,15 +4843,34 @@
             <w:showingPlcHdr/>
           </w:sdtPr>
           <w:sdtContent>
-            <w:p>
-              <w:r>
-                <w:rPr>
-                  <w:rStyle w:val="TextodoEspaoReservado"/>
-                  <w:rFonts w:ascii="Arial" w:hAnsi="Arial" w:cs="Arial"/>
-                </w:rPr>
-                <w:t xml:space="preserve">{{ CERO01 }}</w:t>
-              </w:r>
-            </w:p>
+            <w:tc>
+              <w:tcPr>
+                <w:tcW w:w="4375" w:type="dxa"/>
+                <w:tcBorders>
+                  <w:top w:val="single" w:sz="6" w:space="0" w:color="000000" w:themeColor="text1"/>
+                  <w:bottom w:val="single" w:sz="6" w:space="0" w:color="000000" w:themeColor="text1"/>
+                  <w:right w:val="single" w:sz="6" w:space="0" w:color="000000" w:themeColor="text1"/>
+                </w:tcBorders>
+                <w:vAlign w:val="center"/>
+              </w:tcPr>
+              <w:p>
+                <w:pPr>
+                  <w:pStyle w:val="TableParagraph"/>
+                  <w:ind w:right="129"/>
+                  <w:jc w:val="both"/>
+                  <w:rPr>
+                    <w:rFonts w:ascii="Arial" w:hAnsi="Arial" w:cs="Arial"/>
+                  </w:rPr>
+                </w:pPr>
+                <w:r>
+                  <w:rPr>
+                    <w:rStyle w:val="TextodoEspaoReservado"/>
+                    <w:rFonts w:ascii="Arial" w:hAnsi="Arial" w:cs="Arial"/>
+                  </w:rPr>
+                  <w:t xml:space="preserve">{{ CERO01 }}</w:t>
+                </w:r>
+              </w:p>
+            </w:tc>
           </w:sdtContent>
         </w:sdt>
         <w:sdt>
@@ -3370,16 +4887,35 @@
             <w:showingPlcHdr/>
           </w:sdtPr>
           <w:sdtContent>
-            <w:p>
-              <w:r>
-                <w:rPr>
-                  <w:rStyle w:val="TextodoEspaoReservado"/>
-                  <w:rFonts w:ascii="Arial" w:hAnsi="Arial" w:cs="Arial"/>
-                  <w:lang w:val="pt-BR"/>
-                </w:rPr>
-                <w:t xml:space="preserve">{{ CERO01_Analise }}</w:t>
-              </w:r>
-            </w:p>
+            <w:tc>
+              <w:tcPr>
+                <w:tcW w:w="2268" w:type="dxa"/>
+                <w:tcBorders>
+                  <w:top w:val="single" w:sz="6" w:space="0" w:color="000000" w:themeColor="text1"/>
+                  <w:left w:val="single" w:sz="6" w:space="0" w:color="000000" w:themeColor="text1"/>
+                  <w:bottom w:val="single" w:sz="6" w:space="0" w:color="000000" w:themeColor="text1"/>
+                  <w:right w:val="single" w:sz="6" w:space="0" w:color="000000" w:themeColor="text1"/>
+                </w:tcBorders>
+                <w:vAlign w:val="center"/>
+              </w:tcPr>
+              <w:p>
+                <w:pPr>
+                  <w:jc w:val="center"/>
+                  <w:rPr>
+                    <w:rFonts w:ascii="Arial" w:eastAsia="Arial MT" w:hAnsi="Arial" w:cs="Arial"/>
+                    <w:lang w:val="pt-BR"/>
+                  </w:rPr>
+                </w:pPr>
+                <w:r>
+                  <w:rPr>
+                    <w:rStyle w:val="TextodoEspaoReservado"/>
+                    <w:rFonts w:ascii="Arial" w:hAnsi="Arial" w:cs="Arial"/>
+                    <w:lang w:val="pt-BR"/>
+                  </w:rPr>
+                  <w:t xml:space="preserve">{{ CERO01_Analise }}</w:t>
+                </w:r>
+              </w:p>
+            </w:tc>
           </w:sdtContent>
         </w:sdt>
         <w:sdt>
@@ -3398,15 +4934,35 @@
             <w:showingPlcHdr/>
           </w:sdtPr>
           <w:sdtContent>
-            <w:p>
-              <w:r>
-                <w:rPr>
-                  <w:rStyle w:val="TextodoEspaoReservado"/>
-                  <w:rFonts w:ascii="Arial" w:hAnsi="Arial" w:cs="Arial"/>
-                </w:rPr>
-                <w:t xml:space="preserve">{{ CERO01_Comprovante }}</w:t>
-              </w:r>
-            </w:p>
+            <w:tc>
+              <w:tcPr>
+                <w:tcW w:w="3134" w:type="dxa"/>
+                <w:tcBorders>
+                  <w:top w:val="single" w:sz="6" w:space="0" w:color="000000" w:themeColor="text1"/>
+                  <w:left w:val="single" w:sz="6" w:space="0" w:color="000000" w:themeColor="text1"/>
+                  <w:bottom w:val="single" w:sz="6" w:space="0" w:color="000000" w:themeColor="text1"/>
+                </w:tcBorders>
+                <w:vAlign w:val="center"/>
+              </w:tcPr>
+              <w:p>
+                <w:pPr>
+                  <w:pStyle w:val="TableParagraph"/>
+                  <w:jc w:val="left"/>
+                  <w:rPr>
+                    <w:rFonts w:ascii="Arial" w:hAnsi="Arial" w:cs="Arial"/>
+                    <w:bCs/>
+                    <w:color w:val="000000" w:themeColor="text1"/>
+                  </w:rPr>
+                </w:pPr>
+                <w:r>
+                  <w:rPr>
+                    <w:rStyle w:val="TextodoEspaoReservado"/>
+                    <w:rFonts w:ascii="Arial" w:hAnsi="Arial" w:cs="Arial"/>
+                  </w:rPr>
+                  <w:t xml:space="preserve">{{ CERO01_Comprovante }}</w:t>
+                </w:r>
+              </w:p>
+            </w:tc>
           </w:sdtContent>
         </w:sdt>
       </w:tr>
@@ -3431,16 +4987,36 @@
             <w:showingPlcHdr/>
           </w:sdtPr>
           <w:sdtContent>
-            <w:p>
-              <w:r>
-                <w:rPr>
-                  <w:rStyle w:val="TextodoEspaoReservado"/>
-                  <w:rFonts w:ascii="Arial" w:hAnsi="Arial" w:cs="Arial"/>
-                  <w:lang w:val="pt-BR"/>
-                </w:rPr>
-                <w:t xml:space="preserve">{{ CERO02 }}</w:t>
-              </w:r>
-            </w:p>
+            <w:tc>
+              <w:tcPr>
+                <w:tcW w:w="4375" w:type="dxa"/>
+                <w:tcBorders>
+                  <w:top w:val="single" w:sz="6" w:space="0" w:color="000000" w:themeColor="text1"/>
+                  <w:bottom w:val="single" w:sz="6" w:space="0" w:color="000000" w:themeColor="text1"/>
+                  <w:right w:val="single" w:sz="6" w:space="0" w:color="000000" w:themeColor="text1"/>
+                </w:tcBorders>
+                <w:vAlign w:val="center"/>
+              </w:tcPr>
+              <w:p>
+                <w:pPr>
+                  <w:adjustRightInd w:val="0"/>
+                  <w:ind w:right="129"/>
+                  <w:jc w:val="both"/>
+                  <w:rPr>
+                    <w:rFonts w:ascii="Arial" w:hAnsi="Arial" w:cs="Arial"/>
+                    <w:lang w:val="pt-BR"/>
+                  </w:rPr>
+                </w:pPr>
+                <w:r>
+                  <w:rPr>
+                    <w:rStyle w:val="TextodoEspaoReservado"/>
+                    <w:rFonts w:ascii="Arial" w:hAnsi="Arial" w:cs="Arial"/>
+                    <w:lang w:val="pt-BR"/>
+                  </w:rPr>
+                  <w:t xml:space="preserve">{{ CERO02 }}</w:t>
+                </w:r>
+              </w:p>
+            </w:tc>
           </w:sdtContent>
         </w:sdt>
         <w:sdt>
@@ -3457,16 +5033,35 @@
             <w:showingPlcHdr/>
           </w:sdtPr>
           <w:sdtContent>
-            <w:p>
-              <w:r>
-                <w:rPr>
-                  <w:rStyle w:val="TextodoEspaoReservado"/>
-                  <w:rFonts w:ascii="Arial" w:hAnsi="Arial" w:cs="Arial"/>
-                  <w:lang w:val="pt-BR"/>
-                </w:rPr>
-                <w:t xml:space="preserve">{{ CERO02_Analise }}</w:t>
-              </w:r>
-            </w:p>
+            <w:tc>
+              <w:tcPr>
+                <w:tcW w:w="2268" w:type="dxa"/>
+                <w:tcBorders>
+                  <w:top w:val="single" w:sz="6" w:space="0" w:color="000000" w:themeColor="text1"/>
+                  <w:left w:val="single" w:sz="6" w:space="0" w:color="000000" w:themeColor="text1"/>
+                  <w:bottom w:val="single" w:sz="6" w:space="0" w:color="000000" w:themeColor="text1"/>
+                  <w:right w:val="single" w:sz="6" w:space="0" w:color="000000" w:themeColor="text1"/>
+                </w:tcBorders>
+                <w:vAlign w:val="center"/>
+              </w:tcPr>
+              <w:p>
+                <w:pPr>
+                  <w:jc w:val="center"/>
+                  <w:rPr>
+                    <w:rFonts w:ascii="Arial" w:hAnsi="Arial" w:cs="Arial"/>
+                    <w:lang w:val="pt-BR"/>
+                  </w:rPr>
+                </w:pPr>
+                <w:r>
+                  <w:rPr>
+                    <w:rStyle w:val="TextodoEspaoReservado"/>
+                    <w:rFonts w:ascii="Arial" w:hAnsi="Arial" w:cs="Arial"/>
+                    <w:lang w:val="pt-BR"/>
+                  </w:rPr>
+                  <w:t xml:space="preserve">{{ CERO02_Analise }}</w:t>
+                </w:r>
+              </w:p>
+            </w:tc>
           </w:sdtContent>
         </w:sdt>
         <w:sdt>
@@ -3485,15 +5080,35 @@
             <w:showingPlcHdr/>
           </w:sdtPr>
           <w:sdtContent>
-            <w:p>
-              <w:r>
-                <w:rPr>
-                  <w:rStyle w:val="TextodoEspaoReservado"/>
-                  <w:rFonts w:ascii="Arial" w:hAnsi="Arial" w:cs="Arial"/>
-                </w:rPr>
-                <w:t xml:space="preserve">{{ CERO02_Comprovante }}</w:t>
-              </w:r>
-            </w:p>
+            <w:tc>
+              <w:tcPr>
+                <w:tcW w:w="3134" w:type="dxa"/>
+                <w:tcBorders>
+                  <w:top w:val="single" w:sz="6" w:space="0" w:color="000000" w:themeColor="text1"/>
+                  <w:left w:val="single" w:sz="6" w:space="0" w:color="000000" w:themeColor="text1"/>
+                  <w:bottom w:val="single" w:sz="6" w:space="0" w:color="000000" w:themeColor="text1"/>
+                </w:tcBorders>
+                <w:vAlign w:val="center"/>
+              </w:tcPr>
+              <w:p>
+                <w:pPr>
+                  <w:pStyle w:val="TableParagraph"/>
+                  <w:spacing w:line="276" w:lineRule="auto"/>
+                  <w:jc w:val="left"/>
+                  <w:rPr>
+                    <w:rFonts w:ascii="Arial" w:hAnsi="Arial" w:cs="Arial"/>
+                    <w:bCs/>
+                  </w:rPr>
+                </w:pPr>
+                <w:r>
+                  <w:rPr>
+                    <w:rStyle w:val="TextodoEspaoReservado"/>
+                    <w:rFonts w:ascii="Arial" w:hAnsi="Arial" w:cs="Arial"/>
+                  </w:rPr>
+                  <w:t xml:space="preserve">{{ CERO02_Comprovante }}</w:t>
+                </w:r>
+              </w:p>
+            </w:tc>
           </w:sdtContent>
         </w:sdt>
       </w:tr>
@@ -3518,15 +5133,34 @@
             <w:showingPlcHdr/>
           </w:sdtPr>
           <w:sdtContent>
-            <w:p>
-              <w:r>
-                <w:rPr>
-                  <w:rStyle w:val="TextodoEspaoReservado"/>
-                  <w:rFonts w:ascii="Arial" w:hAnsi="Arial" w:cs="Arial"/>
-                </w:rPr>
-                <w:t xml:space="preserve">{{ CERO03 }}</w:t>
-              </w:r>
-            </w:p>
+            <w:tc>
+              <w:tcPr>
+                <w:tcW w:w="4375" w:type="dxa"/>
+                <w:tcBorders>
+                  <w:top w:val="single" w:sz="6" w:space="0" w:color="000000" w:themeColor="text1"/>
+                  <w:bottom w:val="single" w:sz="6" w:space="0" w:color="000000" w:themeColor="text1"/>
+                  <w:right w:val="single" w:sz="6" w:space="0" w:color="000000" w:themeColor="text1"/>
+                </w:tcBorders>
+                <w:vAlign w:val="center"/>
+              </w:tcPr>
+              <w:p>
+                <w:pPr>
+                  <w:pStyle w:val="TableParagraph"/>
+                  <w:jc w:val="both"/>
+                  <w:rPr>
+                    <w:rFonts w:ascii="Arial" w:hAnsi="Arial" w:cs="Arial"/>
+                    <w:bCs/>
+                  </w:rPr>
+                </w:pPr>
+                <w:r>
+                  <w:rPr>
+                    <w:rStyle w:val="TextodoEspaoReservado"/>
+                    <w:rFonts w:ascii="Arial" w:hAnsi="Arial" w:cs="Arial"/>
+                  </w:rPr>
+                  <w:t xml:space="preserve">{{ CERO03 }}</w:t>
+                </w:r>
+              </w:p>
+            </w:tc>
           </w:sdtContent>
         </w:sdt>
         <w:sdt>
@@ -3544,16 +5178,35 @@
             <w:showingPlcHdr/>
           </w:sdtPr>
           <w:sdtContent>
-            <w:p>
-              <w:r>
-                <w:rPr>
-                  <w:rStyle w:val="TextodoEspaoReservado"/>
-                  <w:rFonts w:ascii="Arial" w:hAnsi="Arial" w:cs="Arial"/>
-                  <w:lang w:val="pt-BR"/>
-                </w:rPr>
-                <w:t xml:space="preserve">{{ CERO03_Analise }}</w:t>
-              </w:r>
-            </w:p>
+            <w:tc>
+              <w:tcPr>
+                <w:tcW w:w="2268" w:type="dxa"/>
+                <w:tcBorders>
+                  <w:top w:val="single" w:sz="6" w:space="0" w:color="000000" w:themeColor="text1"/>
+                  <w:left w:val="single" w:sz="6" w:space="0" w:color="000000" w:themeColor="text1"/>
+                  <w:bottom w:val="single" w:sz="6" w:space="0" w:color="000000" w:themeColor="text1"/>
+                  <w:right w:val="single" w:sz="6" w:space="0" w:color="000000" w:themeColor="text1"/>
+                </w:tcBorders>
+                <w:vAlign w:val="center"/>
+              </w:tcPr>
+              <w:p>
+                <w:pPr>
+                  <w:pStyle w:val="TableParagraph"/>
+                  <w:rPr>
+                    <w:rFonts w:ascii="Arial" w:hAnsi="Arial" w:cs="Arial"/>
+                    <w:bCs/>
+                  </w:rPr>
+                </w:pPr>
+                <w:r>
+                  <w:rPr>
+                    <w:rStyle w:val="TextodoEspaoReservado"/>
+                    <w:rFonts w:ascii="Arial" w:hAnsi="Arial" w:cs="Arial"/>
+                    <w:lang w:val="pt-BR"/>
+                  </w:rPr>
+                  <w:t xml:space="preserve">{{ CERO03_Analise }}</w:t>
+                </w:r>
+              </w:p>
+            </w:tc>
           </w:sdtContent>
         </w:sdt>
         <w:sdt>
@@ -3572,15 +5225,33 @@
             <w:showingPlcHdr/>
           </w:sdtPr>
           <w:sdtContent>
-            <w:p>
-              <w:r>
-                <w:rPr>
-                  <w:rStyle w:val="TextodoEspaoReservado"/>
-                  <w:rFonts w:ascii="Arial" w:hAnsi="Arial" w:cs="Arial"/>
-                </w:rPr>
-                <w:t xml:space="preserve">{{ CERO03_Comprovante }}</w:t>
-              </w:r>
-            </w:p>
+            <w:tc>
+              <w:tcPr>
+                <w:tcW w:w="3134" w:type="dxa"/>
+                <w:tcBorders>
+                  <w:top w:val="single" w:sz="6" w:space="0" w:color="000000" w:themeColor="text1"/>
+                  <w:left w:val="single" w:sz="6" w:space="0" w:color="000000" w:themeColor="text1"/>
+                  <w:bottom w:val="single" w:sz="6" w:space="0" w:color="000000" w:themeColor="text1"/>
+                </w:tcBorders>
+                <w:vAlign w:val="center"/>
+              </w:tcPr>
+              <w:p>
+                <w:pPr>
+                  <w:pStyle w:val="TableParagraph"/>
+                  <w:jc w:val="left"/>
+                  <w:rPr>
+                    <w:rFonts w:ascii="Arial" w:hAnsi="Arial" w:cs="Arial"/>
+                  </w:rPr>
+                </w:pPr>
+                <w:r>
+                  <w:rPr>
+                    <w:rStyle w:val="TextodoEspaoReservado"/>
+                    <w:rFonts w:ascii="Arial" w:hAnsi="Arial" w:cs="Arial"/>
+                  </w:rPr>
+                  <w:t xml:space="preserve">{{ CERO03_Comprovante }}</w:t>
+                </w:r>
+              </w:p>
+            </w:tc>
           </w:sdtContent>
         </w:sdt>
       </w:tr>
@@ -3605,15 +5276,33 @@
             <w:showingPlcHdr/>
           </w:sdtPr>
           <w:sdtContent>
-            <w:p>
-              <w:r>
-                <w:rPr>
-                  <w:rStyle w:val="TextodoEspaoReservado"/>
-                  <w:rFonts w:ascii="Arial" w:hAnsi="Arial" w:cs="Arial"/>
-                </w:rPr>
-                <w:t xml:space="preserve">{{ CERO04 }}</w:t>
-              </w:r>
-            </w:p>
+            <w:tc>
+              <w:tcPr>
+                <w:tcW w:w="4375" w:type="dxa"/>
+                <w:tcBorders>
+                  <w:top w:val="single" w:sz="6" w:space="0" w:color="000000" w:themeColor="text1"/>
+                  <w:bottom w:val="single" w:sz="6" w:space="0" w:color="000000" w:themeColor="text1"/>
+                  <w:right w:val="single" w:sz="6" w:space="0" w:color="000000" w:themeColor="text1"/>
+                </w:tcBorders>
+                <w:vAlign w:val="center"/>
+              </w:tcPr>
+              <w:p>
+                <w:pPr>
+                  <w:pStyle w:val="TableParagraph"/>
+                  <w:jc w:val="both"/>
+                  <w:rPr>
+                    <w:rFonts w:ascii="Arial" w:hAnsi="Arial" w:cs="Arial"/>
+                  </w:rPr>
+                </w:pPr>
+                <w:r>
+                  <w:rPr>
+                    <w:rStyle w:val="TextodoEspaoReservado"/>
+                    <w:rFonts w:ascii="Arial" w:hAnsi="Arial" w:cs="Arial"/>
+                  </w:rPr>
+                  <w:t xml:space="preserve">{{ CERO04 }}</w:t>
+                </w:r>
+              </w:p>
+            </w:tc>
           </w:sdtContent>
         </w:sdt>
         <w:sdt>
@@ -3631,16 +5320,35 @@
             <w:showingPlcHdr/>
           </w:sdtPr>
           <w:sdtContent>
-            <w:p>
-              <w:r>
-                <w:rPr>
-                  <w:rStyle w:val="TextodoEspaoReservado"/>
-                  <w:rFonts w:ascii="Arial" w:hAnsi="Arial" w:cs="Arial"/>
-                  <w:lang w:val="pt-BR"/>
-                </w:rPr>
-                <w:t xml:space="preserve">{{ CERO04_Analise }}</w:t>
-              </w:r>
-            </w:p>
+            <w:tc>
+              <w:tcPr>
+                <w:tcW w:w="2268" w:type="dxa"/>
+                <w:tcBorders>
+                  <w:top w:val="single" w:sz="6" w:space="0" w:color="000000" w:themeColor="text1"/>
+                  <w:left w:val="single" w:sz="6" w:space="0" w:color="000000" w:themeColor="text1"/>
+                  <w:bottom w:val="single" w:sz="6" w:space="0" w:color="000000" w:themeColor="text1"/>
+                  <w:right w:val="single" w:sz="6" w:space="0" w:color="000000" w:themeColor="text1"/>
+                </w:tcBorders>
+                <w:vAlign w:val="center"/>
+              </w:tcPr>
+              <w:p>
+                <w:pPr>
+                  <w:pStyle w:val="TableParagraph"/>
+                  <w:rPr>
+                    <w:rFonts w:ascii="Arial" w:hAnsi="Arial" w:cs="Arial"/>
+                    <w:bCs/>
+                  </w:rPr>
+                </w:pPr>
+                <w:r>
+                  <w:rPr>
+                    <w:rStyle w:val="TextodoEspaoReservado"/>
+                    <w:rFonts w:ascii="Arial" w:hAnsi="Arial" w:cs="Arial"/>
+                    <w:lang w:val="pt-BR"/>
+                  </w:rPr>
+                  <w:t xml:space="preserve">{{ CERO04_Analise }}</w:t>
+                </w:r>
+              </w:p>
+            </w:tc>
           </w:sdtContent>
         </w:sdt>
         <w:sdt>
@@ -3659,15 +5367,33 @@
             <w:showingPlcHdr/>
           </w:sdtPr>
           <w:sdtContent>
-            <w:p>
-              <w:r>
-                <w:rPr>
-                  <w:rStyle w:val="TextodoEspaoReservado"/>
-                  <w:rFonts w:ascii="Arial" w:hAnsi="Arial" w:cs="Arial"/>
-                </w:rPr>
-                <w:t xml:space="preserve">{{ CERO04_Comprovante }}</w:t>
-              </w:r>
-            </w:p>
+            <w:tc>
+              <w:tcPr>
+                <w:tcW w:w="3134" w:type="dxa"/>
+                <w:tcBorders>
+                  <w:top w:val="single" w:sz="6" w:space="0" w:color="000000" w:themeColor="text1"/>
+                  <w:left w:val="single" w:sz="6" w:space="0" w:color="000000" w:themeColor="text1"/>
+                  <w:bottom w:val="single" w:sz="6" w:space="0" w:color="000000" w:themeColor="text1"/>
+                </w:tcBorders>
+                <w:vAlign w:val="center"/>
+              </w:tcPr>
+              <w:p>
+                <w:pPr>
+                  <w:pStyle w:val="TableParagraph"/>
+                  <w:jc w:val="left"/>
+                  <w:rPr>
+                    <w:rFonts w:ascii="Arial" w:hAnsi="Arial" w:cs="Arial"/>
+                  </w:rPr>
+                </w:pPr>
+                <w:r>
+                  <w:rPr>
+                    <w:rStyle w:val="TextodoEspaoReservado"/>
+                    <w:rFonts w:ascii="Arial" w:hAnsi="Arial" w:cs="Arial"/>
+                  </w:rPr>
+                  <w:t xml:space="preserve">{{ CERO04_Comprovante }}</w:t>
+                </w:r>
+              </w:p>
+            </w:tc>
           </w:sdtContent>
         </w:sdt>
       </w:tr>
@@ -3692,15 +5418,33 @@
             <w:showingPlcHdr/>
           </w:sdtPr>
           <w:sdtContent>
-            <w:p>
-              <w:r>
-                <w:rPr>
-                  <w:rStyle w:val="TextodoEspaoReservado"/>
-                  <w:rFonts w:ascii="Arial" w:hAnsi="Arial" w:cs="Arial"/>
-                </w:rPr>
-                <w:t xml:space="preserve">{{ CERO05 }}</w:t>
-              </w:r>
-            </w:p>
+            <w:tc>
+              <w:tcPr>
+                <w:tcW w:w="4375" w:type="dxa"/>
+                <w:tcBorders>
+                  <w:top w:val="single" w:sz="6" w:space="0" w:color="000000" w:themeColor="text1"/>
+                  <w:bottom w:val="single" w:sz="6" w:space="0" w:color="000000" w:themeColor="text1"/>
+                  <w:right w:val="single" w:sz="6" w:space="0" w:color="000000" w:themeColor="text1"/>
+                </w:tcBorders>
+                <w:vAlign w:val="center"/>
+              </w:tcPr>
+              <w:p>
+                <w:pPr>
+                  <w:pStyle w:val="TableParagraph"/>
+                  <w:jc w:val="both"/>
+                  <w:rPr>
+                    <w:rFonts w:ascii="Arial" w:hAnsi="Arial" w:cs="Arial"/>
+                  </w:rPr>
+                </w:pPr>
+                <w:r>
+                  <w:rPr>
+                    <w:rStyle w:val="TextodoEspaoReservado"/>
+                    <w:rFonts w:ascii="Arial" w:hAnsi="Arial" w:cs="Arial"/>
+                  </w:rPr>
+                  <w:t xml:space="preserve">{{ CERO05 }}</w:t>
+                </w:r>
+              </w:p>
+            </w:tc>
           </w:sdtContent>
         </w:sdt>
         <w:sdt>
@@ -3718,16 +5462,35 @@
             <w:showingPlcHdr/>
           </w:sdtPr>
           <w:sdtContent>
-            <w:p>
-              <w:r>
-                <w:rPr>
-                  <w:rStyle w:val="TextodoEspaoReservado"/>
-                  <w:rFonts w:ascii="Arial" w:hAnsi="Arial" w:cs="Arial"/>
-                  <w:lang w:val="pt-BR"/>
-                </w:rPr>
-                <w:t xml:space="preserve">{{ CERO05_Analise }}</w:t>
-              </w:r>
-            </w:p>
+            <w:tc>
+              <w:tcPr>
+                <w:tcW w:w="2268" w:type="dxa"/>
+                <w:tcBorders>
+                  <w:top w:val="single" w:sz="6" w:space="0" w:color="000000" w:themeColor="text1"/>
+                  <w:left w:val="single" w:sz="6" w:space="0" w:color="000000" w:themeColor="text1"/>
+                  <w:bottom w:val="single" w:sz="6" w:space="0" w:color="000000" w:themeColor="text1"/>
+                  <w:right w:val="single" w:sz="6" w:space="0" w:color="000000" w:themeColor="text1"/>
+                </w:tcBorders>
+                <w:vAlign w:val="center"/>
+              </w:tcPr>
+              <w:p>
+                <w:pPr>
+                  <w:pStyle w:val="TableParagraph"/>
+                  <w:rPr>
+                    <w:rFonts w:ascii="Arial" w:hAnsi="Arial" w:cs="Arial"/>
+                    <w:bCs/>
+                  </w:rPr>
+                </w:pPr>
+                <w:r>
+                  <w:rPr>
+                    <w:rStyle w:val="TextodoEspaoReservado"/>
+                    <w:rFonts w:ascii="Arial" w:hAnsi="Arial" w:cs="Arial"/>
+                    <w:lang w:val="pt-BR"/>
+                  </w:rPr>
+                  <w:t xml:space="preserve">{{ CERO05_Analise }}</w:t>
+                </w:r>
+              </w:p>
+            </w:tc>
           </w:sdtContent>
         </w:sdt>
         <w:sdt>
@@ -3746,15 +5509,33 @@
             <w:showingPlcHdr/>
           </w:sdtPr>
           <w:sdtContent>
-            <w:p>
-              <w:r>
-                <w:rPr>
-                  <w:rStyle w:val="TextodoEspaoReservado"/>
-                  <w:rFonts w:ascii="Arial" w:hAnsi="Arial" w:cs="Arial"/>
-                </w:rPr>
-                <w:t xml:space="preserve">{{ CERO05_Comprovante }}</w:t>
-              </w:r>
-            </w:p>
+            <w:tc>
+              <w:tcPr>
+                <w:tcW w:w="3134" w:type="dxa"/>
+                <w:tcBorders>
+                  <w:top w:val="single" w:sz="6" w:space="0" w:color="000000" w:themeColor="text1"/>
+                  <w:left w:val="single" w:sz="6" w:space="0" w:color="000000" w:themeColor="text1"/>
+                  <w:bottom w:val="single" w:sz="6" w:space="0" w:color="000000" w:themeColor="text1"/>
+                </w:tcBorders>
+                <w:vAlign w:val="center"/>
+              </w:tcPr>
+              <w:p>
+                <w:pPr>
+                  <w:pStyle w:val="TableParagraph"/>
+                  <w:jc w:val="left"/>
+                  <w:rPr>
+                    <w:rFonts w:ascii="Arial" w:hAnsi="Arial" w:cs="Arial"/>
+                  </w:rPr>
+                </w:pPr>
+                <w:r>
+                  <w:rPr>
+                    <w:rStyle w:val="TextodoEspaoReservado"/>
+                    <w:rFonts w:ascii="Arial" w:hAnsi="Arial" w:cs="Arial"/>
+                  </w:rPr>
+                  <w:t xml:space="preserve">{{ CERO05_Comprovante }}</w:t>
+                </w:r>
+              </w:p>
+            </w:tc>
           </w:sdtContent>
         </w:sdt>
       </w:tr>
@@ -3779,15 +5560,33 @@
             <w:showingPlcHdr/>
           </w:sdtPr>
           <w:sdtContent>
-            <w:p>
-              <w:r>
-                <w:rPr>
-                  <w:rStyle w:val="TextodoEspaoReservado"/>
-                  <w:rFonts w:ascii="Arial" w:hAnsi="Arial" w:cs="Arial"/>
-                </w:rPr>
-                <w:t xml:space="preserve">{{ CERO06 }}</w:t>
-              </w:r>
-            </w:p>
+            <w:tc>
+              <w:tcPr>
+                <w:tcW w:w="4375" w:type="dxa"/>
+                <w:tcBorders>
+                  <w:top w:val="single" w:sz="6" w:space="0" w:color="000000" w:themeColor="text1"/>
+                  <w:bottom w:val="single" w:sz="6" w:space="0" w:color="000000" w:themeColor="text1"/>
+                  <w:right w:val="single" w:sz="6" w:space="0" w:color="000000" w:themeColor="text1"/>
+                </w:tcBorders>
+                <w:vAlign w:val="center"/>
+              </w:tcPr>
+              <w:p>
+                <w:pPr>
+                  <w:pStyle w:val="TableParagraph"/>
+                  <w:jc w:val="both"/>
+                  <w:rPr>
+                    <w:rFonts w:ascii="Arial" w:hAnsi="Arial" w:cs="Arial"/>
+                  </w:rPr>
+                </w:pPr>
+                <w:r>
+                  <w:rPr>
+                    <w:rStyle w:val="TextodoEspaoReservado"/>
+                    <w:rFonts w:ascii="Arial" w:hAnsi="Arial" w:cs="Arial"/>
+                  </w:rPr>
+                  <w:t xml:space="preserve">{{ CERO06 }}</w:t>
+                </w:r>
+              </w:p>
+            </w:tc>
           </w:sdtContent>
         </w:sdt>
         <w:sdt>
@@ -3805,16 +5604,35 @@
             <w:showingPlcHdr/>
           </w:sdtPr>
           <w:sdtContent>
-            <w:p>
-              <w:r>
-                <w:rPr>
-                  <w:rStyle w:val="TextodoEspaoReservado"/>
-                  <w:rFonts w:ascii="Arial" w:hAnsi="Arial" w:cs="Arial"/>
-                  <w:lang w:val="pt-BR"/>
-                </w:rPr>
-                <w:t xml:space="preserve">{{ CERO06_Analise }}</w:t>
-              </w:r>
-            </w:p>
+            <w:tc>
+              <w:tcPr>
+                <w:tcW w:w="2268" w:type="dxa"/>
+                <w:tcBorders>
+                  <w:top w:val="single" w:sz="6" w:space="0" w:color="000000" w:themeColor="text1"/>
+                  <w:left w:val="single" w:sz="6" w:space="0" w:color="000000" w:themeColor="text1"/>
+                  <w:bottom w:val="single" w:sz="6" w:space="0" w:color="000000" w:themeColor="text1"/>
+                  <w:right w:val="single" w:sz="6" w:space="0" w:color="000000" w:themeColor="text1"/>
+                </w:tcBorders>
+                <w:vAlign w:val="center"/>
+              </w:tcPr>
+              <w:p>
+                <w:pPr>
+                  <w:pStyle w:val="TableParagraph"/>
+                  <w:rPr>
+                    <w:rFonts w:ascii="Arial" w:hAnsi="Arial" w:cs="Arial"/>
+                    <w:bCs/>
+                  </w:rPr>
+                </w:pPr>
+                <w:r>
+                  <w:rPr>
+                    <w:rStyle w:val="TextodoEspaoReservado"/>
+                    <w:rFonts w:ascii="Arial" w:hAnsi="Arial" w:cs="Arial"/>
+                    <w:lang w:val="pt-BR"/>
+                  </w:rPr>
+                  <w:t xml:space="preserve">{{ CERO06_Analise }}</w:t>
+                </w:r>
+              </w:p>
+            </w:tc>
           </w:sdtContent>
         </w:sdt>
         <w:sdt>
@@ -3833,15 +5651,33 @@
             <w:showingPlcHdr/>
           </w:sdtPr>
           <w:sdtContent>
-            <w:p>
-              <w:r>
-                <w:rPr>
-                  <w:rStyle w:val="TextodoEspaoReservado"/>
-                  <w:rFonts w:ascii="Arial" w:hAnsi="Arial" w:cs="Arial"/>
-                </w:rPr>
-                <w:t xml:space="preserve">{{ CERO06_Comprovante }}</w:t>
-              </w:r>
-            </w:p>
+            <w:tc>
+              <w:tcPr>
+                <w:tcW w:w="3134" w:type="dxa"/>
+                <w:tcBorders>
+                  <w:top w:val="single" w:sz="6" w:space="0" w:color="000000" w:themeColor="text1"/>
+                  <w:left w:val="single" w:sz="6" w:space="0" w:color="000000" w:themeColor="text1"/>
+                  <w:bottom w:val="single" w:sz="6" w:space="0" w:color="000000" w:themeColor="text1"/>
+                </w:tcBorders>
+                <w:vAlign w:val="center"/>
+              </w:tcPr>
+              <w:p>
+                <w:pPr>
+                  <w:pStyle w:val="TableParagraph"/>
+                  <w:jc w:val="left"/>
+                  <w:rPr>
+                    <w:rFonts w:ascii="Arial" w:hAnsi="Arial" w:cs="Arial"/>
+                  </w:rPr>
+                </w:pPr>
+                <w:r>
+                  <w:rPr>
+                    <w:rStyle w:val="TextodoEspaoReservado"/>
+                    <w:rFonts w:ascii="Arial" w:hAnsi="Arial" w:cs="Arial"/>
+                  </w:rPr>
+                  <w:t xml:space="preserve">{{ CERO06_Comprovante }}</w:t>
+                </w:r>
+              </w:p>
+            </w:tc>
           </w:sdtContent>
         </w:sdt>
       </w:tr>
@@ -3866,15 +5702,33 @@
             <w:showingPlcHdr/>
           </w:sdtPr>
           <w:sdtContent>
-            <w:p>
-              <w:r>
-                <w:rPr>
-                  <w:rStyle w:val="TextodoEspaoReservado"/>
-                  <w:rFonts w:ascii="Arial" w:hAnsi="Arial" w:cs="Arial"/>
-                </w:rPr>
-                <w:t xml:space="preserve">{{ CERO07 }}</w:t>
-              </w:r>
-            </w:p>
+            <w:tc>
+              <w:tcPr>
+                <w:tcW w:w="4375" w:type="dxa"/>
+                <w:tcBorders>
+                  <w:top w:val="single" w:sz="6" w:space="0" w:color="000000" w:themeColor="text1"/>
+                  <w:bottom w:val="single" w:sz="6" w:space="0" w:color="000000" w:themeColor="text1"/>
+                  <w:right w:val="single" w:sz="6" w:space="0" w:color="000000" w:themeColor="text1"/>
+                </w:tcBorders>
+                <w:vAlign w:val="center"/>
+              </w:tcPr>
+              <w:p>
+                <w:pPr>
+                  <w:pStyle w:val="TableParagraph"/>
+                  <w:jc w:val="both"/>
+                  <w:rPr>
+                    <w:rFonts w:ascii="Arial" w:hAnsi="Arial" w:cs="Arial"/>
+                  </w:rPr>
+                </w:pPr>
+                <w:r>
+                  <w:rPr>
+                    <w:rStyle w:val="TextodoEspaoReservado"/>
+                    <w:rFonts w:ascii="Arial" w:hAnsi="Arial" w:cs="Arial"/>
+                  </w:rPr>
+                  <w:t xml:space="preserve">{{ CERO07 }}</w:t>
+                </w:r>
+              </w:p>
+            </w:tc>
           </w:sdtContent>
         </w:sdt>
         <w:sdt>
@@ -3892,16 +5746,35 @@
             <w:showingPlcHdr/>
           </w:sdtPr>
           <w:sdtContent>
-            <w:p>
-              <w:r>
-                <w:rPr>
-                  <w:rStyle w:val="TextodoEspaoReservado"/>
-                  <w:rFonts w:ascii="Arial" w:hAnsi="Arial" w:cs="Arial"/>
-                  <w:lang w:val="pt-BR"/>
-                </w:rPr>
-                <w:t xml:space="preserve">{{ CERO07_Analise }}</w:t>
-              </w:r>
-            </w:p>
+            <w:tc>
+              <w:tcPr>
+                <w:tcW w:w="2268" w:type="dxa"/>
+                <w:tcBorders>
+                  <w:top w:val="single" w:sz="6" w:space="0" w:color="000000" w:themeColor="text1"/>
+                  <w:left w:val="single" w:sz="6" w:space="0" w:color="000000" w:themeColor="text1"/>
+                  <w:bottom w:val="single" w:sz="6" w:space="0" w:color="000000" w:themeColor="text1"/>
+                  <w:right w:val="single" w:sz="6" w:space="0" w:color="000000" w:themeColor="text1"/>
+                </w:tcBorders>
+                <w:vAlign w:val="center"/>
+              </w:tcPr>
+              <w:p>
+                <w:pPr>
+                  <w:pStyle w:val="TableParagraph"/>
+                  <w:rPr>
+                    <w:rFonts w:ascii="Arial" w:hAnsi="Arial" w:cs="Arial"/>
+                    <w:bCs/>
+                  </w:rPr>
+                </w:pPr>
+                <w:r>
+                  <w:rPr>
+                    <w:rStyle w:val="TextodoEspaoReservado"/>
+                    <w:rFonts w:ascii="Arial" w:hAnsi="Arial" w:cs="Arial"/>
+                    <w:lang w:val="pt-BR"/>
+                  </w:rPr>
+                  <w:t xml:space="preserve">{{ CERO07_Analise }}</w:t>
+                </w:r>
+              </w:p>
+            </w:tc>
           </w:sdtContent>
         </w:sdt>
         <w:sdt>
@@ -3920,15 +5793,33 @@
             <w:showingPlcHdr/>
           </w:sdtPr>
           <w:sdtContent>
-            <w:p>
-              <w:r>
-                <w:rPr>
-                  <w:rStyle w:val="TextodoEspaoReservado"/>
-                  <w:rFonts w:ascii="Arial" w:hAnsi="Arial" w:cs="Arial"/>
-                </w:rPr>
-                <w:t xml:space="preserve">{{ CERO07_Comprovante }}</w:t>
-              </w:r>
-            </w:p>
+            <w:tc>
+              <w:tcPr>
+                <w:tcW w:w="3134" w:type="dxa"/>
+                <w:tcBorders>
+                  <w:top w:val="single" w:sz="6" w:space="0" w:color="000000" w:themeColor="text1"/>
+                  <w:left w:val="single" w:sz="6" w:space="0" w:color="000000" w:themeColor="text1"/>
+                  <w:bottom w:val="single" w:sz="6" w:space="0" w:color="000000" w:themeColor="text1"/>
+                </w:tcBorders>
+                <w:vAlign w:val="center"/>
+              </w:tcPr>
+              <w:p>
+                <w:pPr>
+                  <w:pStyle w:val="TableParagraph"/>
+                  <w:jc w:val="left"/>
+                  <w:rPr>
+                    <w:rFonts w:ascii="Arial" w:hAnsi="Arial" w:cs="Arial"/>
+                  </w:rPr>
+                </w:pPr>
+                <w:r>
+                  <w:rPr>
+                    <w:rStyle w:val="TextodoEspaoReservado"/>
+                    <w:rFonts w:ascii="Arial" w:hAnsi="Arial" w:cs="Arial"/>
+                  </w:rPr>
+                  <w:t xml:space="preserve">{{ CERO07_Comprovante }}</w:t>
+                </w:r>
+              </w:p>
+            </w:tc>
           </w:sdtContent>
         </w:sdt>
       </w:tr>
@@ -3953,15 +5844,33 @@
             <w:showingPlcHdr/>
           </w:sdtPr>
           <w:sdtContent>
-            <w:p>
-              <w:r>
-                <w:rPr>
-                  <w:rStyle w:val="TextodoEspaoReservado"/>
-                  <w:rFonts w:ascii="Arial" w:hAnsi="Arial" w:cs="Arial"/>
-                </w:rPr>
-                <w:t xml:space="preserve">{{ CERO08 }}</w:t>
-              </w:r>
-            </w:p>
+            <w:tc>
+              <w:tcPr>
+                <w:tcW w:w="4375" w:type="dxa"/>
+                <w:tcBorders>
+                  <w:top w:val="single" w:sz="6" w:space="0" w:color="000000" w:themeColor="text1"/>
+                  <w:bottom w:val="single" w:sz="6" w:space="0" w:color="000000" w:themeColor="text1"/>
+                  <w:right w:val="single" w:sz="6" w:space="0" w:color="000000" w:themeColor="text1"/>
+                </w:tcBorders>
+                <w:vAlign w:val="center"/>
+              </w:tcPr>
+              <w:p>
+                <w:pPr>
+                  <w:pStyle w:val="TableParagraph"/>
+                  <w:jc w:val="both"/>
+                  <w:rPr>
+                    <w:rFonts w:ascii="Arial" w:hAnsi="Arial" w:cs="Arial"/>
+                  </w:rPr>
+                </w:pPr>
+                <w:r>
+                  <w:rPr>
+                    <w:rStyle w:val="TextodoEspaoReservado"/>
+                    <w:rFonts w:ascii="Arial" w:hAnsi="Arial" w:cs="Arial"/>
+                  </w:rPr>
+                  <w:t xml:space="preserve">{{ CERO08 }}</w:t>
+                </w:r>
+              </w:p>
+            </w:tc>
           </w:sdtContent>
         </w:sdt>
         <w:sdt>
@@ -3979,16 +5888,35 @@
             <w:showingPlcHdr/>
           </w:sdtPr>
           <w:sdtContent>
-            <w:p>
-              <w:r>
-                <w:rPr>
-                  <w:rStyle w:val="TextodoEspaoReservado"/>
-                  <w:rFonts w:ascii="Arial" w:hAnsi="Arial" w:cs="Arial"/>
-                  <w:lang w:val="pt-BR"/>
-                </w:rPr>
-                <w:t xml:space="preserve">{{ CERO08_Analise }}</w:t>
-              </w:r>
-            </w:p>
+            <w:tc>
+              <w:tcPr>
+                <w:tcW w:w="2268" w:type="dxa"/>
+                <w:tcBorders>
+                  <w:top w:val="single" w:sz="6" w:space="0" w:color="000000" w:themeColor="text1"/>
+                  <w:left w:val="single" w:sz="6" w:space="0" w:color="000000" w:themeColor="text1"/>
+                  <w:bottom w:val="single" w:sz="6" w:space="0" w:color="000000" w:themeColor="text1"/>
+                  <w:right w:val="single" w:sz="6" w:space="0" w:color="000000" w:themeColor="text1"/>
+                </w:tcBorders>
+                <w:vAlign w:val="center"/>
+              </w:tcPr>
+              <w:p>
+                <w:pPr>
+                  <w:pStyle w:val="TableParagraph"/>
+                  <w:rPr>
+                    <w:rFonts w:ascii="Arial" w:hAnsi="Arial" w:cs="Arial"/>
+                    <w:bCs/>
+                  </w:rPr>
+                </w:pPr>
+                <w:r>
+                  <w:rPr>
+                    <w:rStyle w:val="TextodoEspaoReservado"/>
+                    <w:rFonts w:ascii="Arial" w:hAnsi="Arial" w:cs="Arial"/>
+                    <w:lang w:val="pt-BR"/>
+                  </w:rPr>
+                  <w:t xml:space="preserve">{{ CERO08_Analise }}</w:t>
+                </w:r>
+              </w:p>
+            </w:tc>
           </w:sdtContent>
         </w:sdt>
         <w:sdt>
@@ -4007,15 +5935,33 @@
             <w:showingPlcHdr/>
           </w:sdtPr>
           <w:sdtContent>
-            <w:p>
-              <w:r>
-                <w:rPr>
-                  <w:rStyle w:val="TextodoEspaoReservado"/>
-                  <w:rFonts w:ascii="Arial" w:hAnsi="Arial" w:cs="Arial"/>
-                </w:rPr>
-                <w:t xml:space="preserve">{{ CERO08_Comprovante }}</w:t>
-              </w:r>
-            </w:p>
+            <w:tc>
+              <w:tcPr>
+                <w:tcW w:w="3134" w:type="dxa"/>
+                <w:tcBorders>
+                  <w:top w:val="single" w:sz="6" w:space="0" w:color="000000" w:themeColor="text1"/>
+                  <w:left w:val="single" w:sz="6" w:space="0" w:color="000000" w:themeColor="text1"/>
+                  <w:bottom w:val="single" w:sz="6" w:space="0" w:color="000000" w:themeColor="text1"/>
+                </w:tcBorders>
+                <w:vAlign w:val="center"/>
+              </w:tcPr>
+              <w:p>
+                <w:pPr>
+                  <w:pStyle w:val="TableParagraph"/>
+                  <w:jc w:val="left"/>
+                  <w:rPr>
+                    <w:rFonts w:ascii="Arial" w:hAnsi="Arial" w:cs="Arial"/>
+                  </w:rPr>
+                </w:pPr>
+                <w:r>
+                  <w:rPr>
+                    <w:rStyle w:val="TextodoEspaoReservado"/>
+                    <w:rFonts w:ascii="Arial" w:hAnsi="Arial" w:cs="Arial"/>
+                  </w:rPr>
+                  <w:t xml:space="preserve">{{ CERO08_Comprovante }}</w:t>
+                </w:r>
+              </w:p>
+            </w:tc>
           </w:sdtContent>
         </w:sdt>
       </w:tr>
@@ -4040,15 +5986,33 @@
             <w:showingPlcHdr/>
           </w:sdtPr>
           <w:sdtContent>
-            <w:p>
-              <w:r>
-                <w:rPr>
-                  <w:rStyle w:val="TextodoEspaoReservado"/>
-                  <w:rFonts w:ascii="Arial" w:hAnsi="Arial" w:cs="Arial"/>
-                </w:rPr>
-                <w:t xml:space="preserve">{{ CERO09 }}</w:t>
-              </w:r>
-            </w:p>
+            <w:tc>
+              <w:tcPr>
+                <w:tcW w:w="4375" w:type="dxa"/>
+                <w:tcBorders>
+                  <w:top w:val="single" w:sz="6" w:space="0" w:color="000000" w:themeColor="text1"/>
+                  <w:bottom w:val="single" w:sz="6" w:space="0" w:color="000000" w:themeColor="text1"/>
+                  <w:right w:val="single" w:sz="6" w:space="0" w:color="000000" w:themeColor="text1"/>
+                </w:tcBorders>
+                <w:vAlign w:val="center"/>
+              </w:tcPr>
+              <w:p>
+                <w:pPr>
+                  <w:pStyle w:val="TableParagraph"/>
+                  <w:jc w:val="both"/>
+                  <w:rPr>
+                    <w:rFonts w:ascii="Arial" w:hAnsi="Arial" w:cs="Arial"/>
+                  </w:rPr>
+                </w:pPr>
+                <w:r>
+                  <w:rPr>
+                    <w:rStyle w:val="TextodoEspaoReservado"/>
+                    <w:rFonts w:ascii="Arial" w:hAnsi="Arial" w:cs="Arial"/>
+                  </w:rPr>
+                  <w:t xml:space="preserve">{{ CERO09 }}</w:t>
+                </w:r>
+              </w:p>
+            </w:tc>
           </w:sdtContent>
         </w:sdt>
         <w:sdt>
@@ -4066,16 +6030,35 @@
             <w:showingPlcHdr/>
           </w:sdtPr>
           <w:sdtContent>
-            <w:p>
-              <w:r>
-                <w:rPr>
-                  <w:rStyle w:val="TextodoEspaoReservado"/>
-                  <w:rFonts w:ascii="Arial" w:hAnsi="Arial" w:cs="Arial"/>
-                  <w:lang w:val="pt-BR"/>
-                </w:rPr>
-                <w:t xml:space="preserve">{{ CERO09_Analise }}</w:t>
-              </w:r>
-            </w:p>
+            <w:tc>
+              <w:tcPr>
+                <w:tcW w:w="2268" w:type="dxa"/>
+                <w:tcBorders>
+                  <w:top w:val="single" w:sz="6" w:space="0" w:color="000000" w:themeColor="text1"/>
+                  <w:left w:val="single" w:sz="6" w:space="0" w:color="000000" w:themeColor="text1"/>
+                  <w:bottom w:val="single" w:sz="6" w:space="0" w:color="000000" w:themeColor="text1"/>
+                  <w:right w:val="single" w:sz="6" w:space="0" w:color="000000" w:themeColor="text1"/>
+                </w:tcBorders>
+                <w:vAlign w:val="center"/>
+              </w:tcPr>
+              <w:p>
+                <w:pPr>
+                  <w:pStyle w:val="TableParagraph"/>
+                  <w:rPr>
+                    <w:rFonts w:ascii="Arial" w:hAnsi="Arial" w:cs="Arial"/>
+                    <w:bCs/>
+                  </w:rPr>
+                </w:pPr>
+                <w:r>
+                  <w:rPr>
+                    <w:rStyle w:val="TextodoEspaoReservado"/>
+                    <w:rFonts w:ascii="Arial" w:hAnsi="Arial" w:cs="Arial"/>
+                    <w:lang w:val="pt-BR"/>
+                  </w:rPr>
+                  <w:t xml:space="preserve">{{ CERO09_Analise }}</w:t>
+                </w:r>
+              </w:p>
+            </w:tc>
           </w:sdtContent>
         </w:sdt>
         <w:sdt>
@@ -4094,15 +6077,33 @@
             <w:showingPlcHdr/>
           </w:sdtPr>
           <w:sdtContent>
-            <w:p>
-              <w:r>
-                <w:rPr>
-                  <w:rStyle w:val="TextodoEspaoReservado"/>
-                  <w:rFonts w:ascii="Arial" w:hAnsi="Arial" w:cs="Arial"/>
-                </w:rPr>
-                <w:t xml:space="preserve">{{ CERO09_Comprovante }}</w:t>
-              </w:r>
-            </w:p>
+            <w:tc>
+              <w:tcPr>
+                <w:tcW w:w="3134" w:type="dxa"/>
+                <w:tcBorders>
+                  <w:top w:val="single" w:sz="6" w:space="0" w:color="000000" w:themeColor="text1"/>
+                  <w:left w:val="single" w:sz="6" w:space="0" w:color="000000" w:themeColor="text1"/>
+                  <w:bottom w:val="single" w:sz="6" w:space="0" w:color="000000" w:themeColor="text1"/>
+                </w:tcBorders>
+                <w:vAlign w:val="center"/>
+              </w:tcPr>
+              <w:p>
+                <w:pPr>
+                  <w:pStyle w:val="TableParagraph"/>
+                  <w:jc w:val="left"/>
+                  <w:rPr>
+                    <w:rFonts w:ascii="Arial" w:hAnsi="Arial" w:cs="Arial"/>
+                  </w:rPr>
+                </w:pPr>
+                <w:r>
+                  <w:rPr>
+                    <w:rStyle w:val="TextodoEspaoReservado"/>
+                    <w:rFonts w:ascii="Arial" w:hAnsi="Arial" w:cs="Arial"/>
+                  </w:rPr>
+                  <w:t xml:space="preserve">{{ CERO09_Comprovante }}</w:t>
+                </w:r>
+              </w:p>
+            </w:tc>
           </w:sdtContent>
         </w:sdt>
       </w:tr>
@@ -4127,15 +6128,33 @@
             <w:showingPlcHdr/>
           </w:sdtPr>
           <w:sdtContent>
-            <w:p>
-              <w:r>
-                <w:rPr>
-                  <w:rStyle w:val="TextodoEspaoReservado"/>
-                  <w:rFonts w:ascii="Arial" w:hAnsi="Arial" w:cs="Arial"/>
-                </w:rPr>
-                <w:t xml:space="preserve">{{ CERO10 }}</w:t>
-              </w:r>
-            </w:p>
+            <w:tc>
+              <w:tcPr>
+                <w:tcW w:w="4375" w:type="dxa"/>
+                <w:tcBorders>
+                  <w:top w:val="single" w:sz="6" w:space="0" w:color="000000" w:themeColor="text1"/>
+                  <w:bottom w:val="single" w:sz="6" w:space="0" w:color="000000" w:themeColor="text1"/>
+                  <w:right w:val="single" w:sz="6" w:space="0" w:color="000000" w:themeColor="text1"/>
+                </w:tcBorders>
+                <w:vAlign w:val="center"/>
+              </w:tcPr>
+              <w:p>
+                <w:pPr>
+                  <w:pStyle w:val="TableParagraph"/>
+                  <w:jc w:val="both"/>
+                  <w:rPr>
+                    <w:rFonts w:ascii="Arial" w:hAnsi="Arial" w:cs="Arial"/>
+                  </w:rPr>
+                </w:pPr>
+                <w:r>
+                  <w:rPr>
+                    <w:rStyle w:val="TextodoEspaoReservado"/>
+                    <w:rFonts w:ascii="Arial" w:hAnsi="Arial" w:cs="Arial"/>
+                  </w:rPr>
+                  <w:t xml:space="preserve">{{ CERO10 }}</w:t>
+                </w:r>
+              </w:p>
+            </w:tc>
           </w:sdtContent>
         </w:sdt>
         <w:sdt>
@@ -4153,16 +6172,35 @@
             <w:showingPlcHdr/>
           </w:sdtPr>
           <w:sdtContent>
-            <w:p>
-              <w:r>
-                <w:rPr>
-                  <w:rStyle w:val="TextodoEspaoReservado"/>
-                  <w:rFonts w:ascii="Arial" w:hAnsi="Arial" w:cs="Arial"/>
-                  <w:lang w:val="pt-BR"/>
-                </w:rPr>
-                <w:t xml:space="preserve">{{ CERO10_Analise }}</w:t>
-              </w:r>
-            </w:p>
+            <w:tc>
+              <w:tcPr>
+                <w:tcW w:w="2268" w:type="dxa"/>
+                <w:tcBorders>
+                  <w:top w:val="single" w:sz="6" w:space="0" w:color="000000" w:themeColor="text1"/>
+                  <w:left w:val="single" w:sz="6" w:space="0" w:color="000000" w:themeColor="text1"/>
+                  <w:bottom w:val="single" w:sz="6" w:space="0" w:color="000000" w:themeColor="text1"/>
+                  <w:right w:val="single" w:sz="6" w:space="0" w:color="000000" w:themeColor="text1"/>
+                </w:tcBorders>
+                <w:vAlign w:val="center"/>
+              </w:tcPr>
+              <w:p>
+                <w:pPr>
+                  <w:pStyle w:val="TableParagraph"/>
+                  <w:rPr>
+                    <w:rFonts w:ascii="Arial" w:hAnsi="Arial" w:cs="Arial"/>
+                    <w:bCs/>
+                  </w:rPr>
+                </w:pPr>
+                <w:r>
+                  <w:rPr>
+                    <w:rStyle w:val="TextodoEspaoReservado"/>
+                    <w:rFonts w:ascii="Arial" w:hAnsi="Arial" w:cs="Arial"/>
+                    <w:lang w:val="pt-BR"/>
+                  </w:rPr>
+                  <w:t xml:space="preserve">{{ CERO10_Analise }}</w:t>
+                </w:r>
+              </w:p>
+            </w:tc>
           </w:sdtContent>
         </w:sdt>
         <w:sdt>
@@ -4181,15 +6219,33 @@
             <w:showingPlcHdr/>
           </w:sdtPr>
           <w:sdtContent>
-            <w:p>
-              <w:r>
-                <w:rPr>
-                  <w:rStyle w:val="TextodoEspaoReservado"/>
-                  <w:rFonts w:ascii="Arial" w:hAnsi="Arial" w:cs="Arial"/>
-                </w:rPr>
-                <w:t xml:space="preserve">{{ CERO10_Comprovante }}</w:t>
-              </w:r>
-            </w:p>
+            <w:tc>
+              <w:tcPr>
+                <w:tcW w:w="3134" w:type="dxa"/>
+                <w:tcBorders>
+                  <w:top w:val="single" w:sz="6" w:space="0" w:color="000000" w:themeColor="text1"/>
+                  <w:left w:val="single" w:sz="6" w:space="0" w:color="000000" w:themeColor="text1"/>
+                  <w:bottom w:val="single" w:sz="6" w:space="0" w:color="000000" w:themeColor="text1"/>
+                </w:tcBorders>
+                <w:vAlign w:val="center"/>
+              </w:tcPr>
+              <w:p>
+                <w:pPr>
+                  <w:pStyle w:val="TableParagraph"/>
+                  <w:jc w:val="left"/>
+                  <w:rPr>
+                    <w:rFonts w:ascii="Arial" w:hAnsi="Arial" w:cs="Arial"/>
+                  </w:rPr>
+                </w:pPr>
+                <w:r>
+                  <w:rPr>
+                    <w:rStyle w:val="TextodoEspaoReservado"/>
+                    <w:rFonts w:ascii="Arial" w:hAnsi="Arial" w:cs="Arial"/>
+                  </w:rPr>
+                  <w:t xml:space="preserve">{{ CERO10_Comprovante }}</w:t>
+                </w:r>
+              </w:p>
+            </w:tc>
           </w:sdtContent>
         </w:sdt>
       </w:tr>
@@ -4405,15 +6461,35 @@
             <w:showingPlcHdr/>
           </w:sdtPr>
           <w:sdtContent>
-            <w:p>
-              <w:r>
-                <w:rPr>
-                  <w:rStyle w:val="TextodoEspaoReservado"/>
-                  <w:rFonts w:ascii="Arial" w:hAnsi="Arial" w:cs="Arial"/>
-                </w:rPr>
-                <w:t xml:space="preserve">{{ Comunicacao }}</w:t>
-              </w:r>
-            </w:p>
+            <w:tc>
+              <w:tcPr>
+                <w:tcW w:w="2405" w:type="dxa"/>
+                <w:tcBorders>
+                  <w:top w:val="single" w:sz="4" w:space="0" w:color="000000" w:themeColor="text1"/>
+                  <w:left w:val="single" w:sz="4" w:space="0" w:color="000000" w:themeColor="text1"/>
+                  <w:bottom w:val="single" w:sz="4" w:space="0" w:color="000000" w:themeColor="text1"/>
+                  <w:right w:val="single" w:sz="4" w:space="0" w:color="000000" w:themeColor="text1"/>
+                </w:tcBorders>
+                <w:shd w:val="clear" w:color="auto" w:fill="FFFFFF" w:themeFill="background1"/>
+                <w:vAlign w:val="center"/>
+              </w:tcPr>
+              <w:p>
+                <w:pPr>
+                  <w:pStyle w:val="TableParagraph"/>
+                  <w:spacing w:before="177" w:line="276" w:lineRule="auto"/>
+                  <w:rPr>
+                    <w:rFonts w:ascii="Arial" w:hAnsi="Arial" w:cs="Arial"/>
+                  </w:rPr>
+                </w:pPr>
+                <w:r>
+                  <w:rPr>
+                    <w:rStyle w:val="TextodoEspaoReservado"/>
+                    <w:rFonts w:ascii="Arial" w:hAnsi="Arial" w:cs="Arial"/>
+                  </w:rPr>
+                  <w:t xml:space="preserve">{{ Comunicacao }}</w:t>
+                </w:r>
+              </w:p>
+            </w:tc>
           </w:sdtContent>
         </w:sdt>
         <w:sdt>
@@ -4430,15 +6506,36 @@
             <w:showingPlcHdr/>
           </w:sdtPr>
           <w:sdtContent>
-            <w:p>
-              <w:r>
-                <w:rPr>
-                  <w:rStyle w:val="TextodoEspaoReservado"/>
-                  <w:rFonts w:ascii="Arial" w:hAnsi="Arial" w:cs="Arial"/>
-                </w:rPr>
-                <w:t xml:space="preserve">{{ Comunicacao_Analise }}</w:t>
-              </w:r>
-            </w:p>
+            <w:tc>
+              <w:tcPr>
+                <w:tcW w:w="2126" w:type="dxa"/>
+                <w:tcBorders>
+                  <w:top w:val="single" w:sz="4" w:space="0" w:color="000000" w:themeColor="text1"/>
+                  <w:left w:val="single" w:sz="4" w:space="0" w:color="000000" w:themeColor="text1"/>
+                  <w:bottom w:val="single" w:sz="4" w:space="0" w:color="000000" w:themeColor="text1"/>
+                  <w:right w:val="single" w:sz="4" w:space="0" w:color="000000" w:themeColor="text1"/>
+                </w:tcBorders>
+                <w:shd w:val="clear" w:color="auto" w:fill="FFFFFF" w:themeFill="background1"/>
+                <w:vAlign w:val="center"/>
+              </w:tcPr>
+              <w:p>
+                <w:pPr>
+                  <w:pStyle w:val="TableParagraph"/>
+                  <w:spacing w:before="150" w:line="276" w:lineRule="auto"/>
+                  <w:ind w:right="-12"/>
+                  <w:rPr>
+                    <w:rFonts w:ascii="Arial" w:hAnsi="Arial" w:cs="Arial"/>
+                  </w:rPr>
+                </w:pPr>
+                <w:r>
+                  <w:rPr>
+                    <w:rStyle w:val="TextodoEspaoReservado"/>
+                    <w:rFonts w:ascii="Arial" w:hAnsi="Arial" w:cs="Arial"/>
+                  </w:rPr>
+                  <w:t xml:space="preserve">{{ Comunicacao_Analise }}</w:t>
+                </w:r>
+              </w:p>
+            </w:tc>
           </w:sdtContent>
         </w:sdt>
         <w:sdt>
@@ -4455,15 +6552,37 @@
             <w:showingPlcHdr/>
           </w:sdtPr>
           <w:sdtContent>
-            <w:p>
-              <w:r>
-                <w:rPr>
-                  <w:rStyle w:val="TextodoEspaoReservado"/>
-                  <w:rFonts w:ascii="Arial" w:hAnsi="Arial" w:cs="Arial"/>
-                </w:rPr>
-                <w:t xml:space="preserve">{{ Comunicacao_Comprovante }}</w:t>
-              </w:r>
-            </w:p>
+            <w:tc>
+              <w:tcPr>
+                <w:tcW w:w="5266" w:type="dxa"/>
+                <w:tcBorders>
+                  <w:top w:val="single" w:sz="4" w:space="0" w:color="000000" w:themeColor="text1"/>
+                  <w:left w:val="single" w:sz="4" w:space="0" w:color="000000" w:themeColor="text1"/>
+                  <w:bottom w:val="single" w:sz="4" w:space="0" w:color="000000" w:themeColor="text1"/>
+                  <w:right w:val="single" w:sz="4" w:space="0" w:color="000000" w:themeColor="text1"/>
+                </w:tcBorders>
+                <w:shd w:val="clear" w:color="auto" w:fill="FFFFFF" w:themeFill="background1"/>
+                <w:vAlign w:val="center"/>
+              </w:tcPr>
+              <w:p>
+                <w:pPr>
+                  <w:pStyle w:val="TableParagraph"/>
+                  <w:spacing w:before="177" w:line="276" w:lineRule="auto"/>
+                  <w:ind w:left="145" w:right="298"/>
+                  <w:jc w:val="both"/>
+                  <w:rPr>
+                    <w:rFonts w:ascii="Arial" w:hAnsi="Arial" w:cs="Arial"/>
+                  </w:rPr>
+                </w:pPr>
+                <w:r>
+                  <w:rPr>
+                    <w:rStyle w:val="TextodoEspaoReservado"/>
+                    <w:rFonts w:ascii="Arial" w:hAnsi="Arial" w:cs="Arial"/>
+                  </w:rPr>
+                  <w:t xml:space="preserve">{{ Comunicacao_Comprovante }}</w:t>
+                </w:r>
+              </w:p>
+            </w:tc>
           </w:sdtContent>
         </w:sdt>
       </w:tr>
@@ -4486,15 +6605,36 @@
             <w:showingPlcHdr/>
           </w:sdtPr>
           <w:sdtContent>
-            <w:p>
-              <w:r>
-                <w:rPr>
-                  <w:rStyle w:val="TextodoEspaoReservado"/>
-                  <w:rFonts w:ascii="Arial" w:hAnsi="Arial" w:cs="Arial"/>
-                </w:rPr>
-                <w:t xml:space="preserve">{{ Organizacao }}</w:t>
-              </w:r>
-            </w:p>
+            <w:tc>
+              <w:tcPr>
+                <w:tcW w:w="2405" w:type="dxa"/>
+                <w:tcBorders>
+                  <w:top w:val="single" w:sz="4" w:space="0" w:color="000000" w:themeColor="text1"/>
+                  <w:left w:val="single" w:sz="4" w:space="0" w:color="000000" w:themeColor="text1"/>
+                  <w:bottom w:val="single" w:sz="4" w:space="0" w:color="000000" w:themeColor="text1"/>
+                  <w:right w:val="single" w:sz="4" w:space="0" w:color="000000" w:themeColor="text1"/>
+                </w:tcBorders>
+                <w:shd w:val="clear" w:color="auto" w:fill="FFFFFF" w:themeFill="background1"/>
+                <w:vAlign w:val="center"/>
+              </w:tcPr>
+              <w:p>
+                <w:pPr>
+                  <w:pStyle w:val="TableParagraph"/>
+                  <w:spacing w:before="177" w:line="276" w:lineRule="auto"/>
+                  <w:rPr>
+                    <w:rFonts w:ascii="Arial" w:hAnsi="Arial" w:cs="Arial"/>
+                    <w:lang w:val="pt-BR"/>
+                  </w:rPr>
+                </w:pPr>
+                <w:r>
+                  <w:rPr>
+                    <w:rStyle w:val="TextodoEspaoReservado"/>
+                    <w:rFonts w:ascii="Arial" w:hAnsi="Arial" w:cs="Arial"/>
+                  </w:rPr>
+                  <w:t xml:space="preserve">{{ Organizacao }}</w:t>
+                </w:r>
+              </w:p>
+            </w:tc>
           </w:sdtContent>
         </w:sdt>
         <w:sdt>
@@ -4511,15 +6651,36 @@
             <w:showingPlcHdr/>
           </w:sdtPr>
           <w:sdtContent>
-            <w:p>
-              <w:r>
-                <w:rPr>
-                  <w:rStyle w:val="TextodoEspaoReservado"/>
-                  <w:rFonts w:ascii="Arial" w:hAnsi="Arial" w:cs="Arial"/>
-                </w:rPr>
-                <w:t xml:space="preserve">{{ Organizacao_Analise }}</w:t>
-              </w:r>
-            </w:p>
+            <w:tc>
+              <w:tcPr>
+                <w:tcW w:w="2126" w:type="dxa"/>
+                <w:tcBorders>
+                  <w:top w:val="single" w:sz="4" w:space="0" w:color="000000" w:themeColor="text1"/>
+                  <w:left w:val="single" w:sz="4" w:space="0" w:color="000000" w:themeColor="text1"/>
+                  <w:bottom w:val="single" w:sz="4" w:space="0" w:color="000000" w:themeColor="text1"/>
+                  <w:right w:val="single" w:sz="4" w:space="0" w:color="000000" w:themeColor="text1"/>
+                </w:tcBorders>
+                <w:shd w:val="clear" w:color="auto" w:fill="FFFFFF" w:themeFill="background1"/>
+                <w:vAlign w:val="center"/>
+              </w:tcPr>
+              <w:p>
+                <w:pPr>
+                  <w:pStyle w:val="TableParagraph"/>
+                  <w:spacing w:before="150" w:line="276" w:lineRule="auto"/>
+                  <w:ind w:right="-12"/>
+                  <w:rPr>
+                    <w:rFonts w:ascii="Arial" w:hAnsi="Arial" w:cs="Arial"/>
+                  </w:rPr>
+                </w:pPr>
+                <w:r>
+                  <w:rPr>
+                    <w:rStyle w:val="TextodoEspaoReservado"/>
+                    <w:rFonts w:ascii="Arial" w:hAnsi="Arial" w:cs="Arial"/>
+                  </w:rPr>
+                  <w:t xml:space="preserve">{{ Organizacao_Analise }}</w:t>
+                </w:r>
+              </w:p>
+            </w:tc>
           </w:sdtContent>
         </w:sdt>
         <w:sdt>
@@ -4536,15 +6697,37 @@
             <w:showingPlcHdr/>
           </w:sdtPr>
           <w:sdtContent>
-            <w:p>
-              <w:r>
-                <w:rPr>
-                  <w:rStyle w:val="TextodoEspaoReservado"/>
-                  <w:rFonts w:ascii="Arial" w:hAnsi="Arial" w:cs="Arial"/>
-                </w:rPr>
-                <w:t xml:space="preserve">{{ Organizacao_Comprovante }}</w:t>
-              </w:r>
-            </w:p>
+            <w:tc>
+              <w:tcPr>
+                <w:tcW w:w="5266" w:type="dxa"/>
+                <w:tcBorders>
+                  <w:top w:val="single" w:sz="4" w:space="0" w:color="000000" w:themeColor="text1"/>
+                  <w:left w:val="single" w:sz="4" w:space="0" w:color="000000" w:themeColor="text1"/>
+                  <w:bottom w:val="single" w:sz="4" w:space="0" w:color="000000" w:themeColor="text1"/>
+                  <w:right w:val="single" w:sz="4" w:space="0" w:color="000000" w:themeColor="text1"/>
+                </w:tcBorders>
+                <w:shd w:val="clear" w:color="auto" w:fill="FFFFFF" w:themeFill="background1"/>
+                <w:vAlign w:val="center"/>
+              </w:tcPr>
+              <w:p>
+                <w:pPr>
+                  <w:pStyle w:val="TableParagraph"/>
+                  <w:spacing w:before="177" w:line="276" w:lineRule="auto"/>
+                  <w:ind w:left="145" w:right="298"/>
+                  <w:jc w:val="both"/>
+                  <w:rPr>
+                    <w:rFonts w:ascii="Arial" w:hAnsi="Arial" w:cs="Arial"/>
+                  </w:rPr>
+                </w:pPr>
+                <w:r>
+                  <w:rPr>
+                    <w:rStyle w:val="TextodoEspaoReservado"/>
+                    <w:rFonts w:ascii="Arial" w:hAnsi="Arial" w:cs="Arial"/>
+                  </w:rPr>
+                  <w:t xml:space="preserve">{{ Organizacao_Comprovante }}</w:t>
+                </w:r>
+              </w:p>
+            </w:tc>
           </w:sdtContent>
         </w:sdt>
       </w:tr>
@@ -4567,15 +6750,36 @@
             <w:showingPlcHdr/>
           </w:sdtPr>
           <w:sdtContent>
-            <w:p>
-              <w:r>
-                <w:rPr>
-                  <w:rStyle w:val="TextodoEspaoReservado"/>
-                  <w:rFonts w:ascii="Arial" w:hAnsi="Arial" w:cs="Arial"/>
-                </w:rPr>
-                <w:t xml:space="preserve">{{ Analise_Critica }}</w:t>
-              </w:r>
-            </w:p>
+            <w:tc>
+              <w:tcPr>
+                <w:tcW w:w="2405" w:type="dxa"/>
+                <w:tcBorders>
+                  <w:top w:val="single" w:sz="4" w:space="0" w:color="000000" w:themeColor="text1"/>
+                  <w:left w:val="single" w:sz="4" w:space="0" w:color="000000" w:themeColor="text1"/>
+                  <w:bottom w:val="single" w:sz="4" w:space="0" w:color="000000" w:themeColor="text1"/>
+                  <w:right w:val="single" w:sz="4" w:space="0" w:color="000000" w:themeColor="text1"/>
+                </w:tcBorders>
+                <w:shd w:val="clear" w:color="auto" w:fill="FFFFFF" w:themeFill="background1"/>
+                <w:vAlign w:val="center"/>
+              </w:tcPr>
+              <w:p>
+                <w:pPr>
+                  <w:pStyle w:val="TableParagraph"/>
+                  <w:spacing w:before="177" w:line="276" w:lineRule="auto"/>
+                  <w:rPr>
+                    <w:rFonts w:ascii="Arial" w:hAnsi="Arial" w:cs="Arial"/>
+                    <w:lang w:val="pt-BR"/>
+                  </w:rPr>
+                </w:pPr>
+                <w:r>
+                  <w:rPr>
+                    <w:rStyle w:val="TextodoEspaoReservado"/>
+                    <w:rFonts w:ascii="Arial" w:hAnsi="Arial" w:cs="Arial"/>
+                  </w:rPr>
+                  <w:t xml:space="preserve">{{ Analise_Critica }}</w:t>
+                </w:r>
+              </w:p>
+            </w:tc>
           </w:sdtContent>
         </w:sdt>
         <w:sdt>
@@ -4592,15 +6796,36 @@
             <w:showingPlcHdr/>
           </w:sdtPr>
           <w:sdtContent>
-            <w:p>
-              <w:r>
-                <w:rPr>
-                  <w:rStyle w:val="TextodoEspaoReservado"/>
-                  <w:rFonts w:ascii="Arial" w:hAnsi="Arial" w:cs="Arial"/>
-                </w:rPr>
-                <w:t xml:space="preserve">{{ Analise_Critica_Analise }}</w:t>
-              </w:r>
-            </w:p>
+            <w:tc>
+              <w:tcPr>
+                <w:tcW w:w="2126" w:type="dxa"/>
+                <w:tcBorders>
+                  <w:top w:val="single" w:sz="4" w:space="0" w:color="000000" w:themeColor="text1"/>
+                  <w:left w:val="single" w:sz="4" w:space="0" w:color="000000" w:themeColor="text1"/>
+                  <w:bottom w:val="single" w:sz="4" w:space="0" w:color="000000" w:themeColor="text1"/>
+                  <w:right w:val="single" w:sz="4" w:space="0" w:color="000000" w:themeColor="text1"/>
+                </w:tcBorders>
+                <w:shd w:val="clear" w:color="auto" w:fill="FFFFFF" w:themeFill="background1"/>
+                <w:vAlign w:val="center"/>
+              </w:tcPr>
+              <w:p>
+                <w:pPr>
+                  <w:pStyle w:val="TableParagraph"/>
+                  <w:spacing w:before="150" w:line="276" w:lineRule="auto"/>
+                  <w:ind w:right="-12"/>
+                  <w:rPr>
+                    <w:rFonts w:ascii="Arial" w:hAnsi="Arial" w:cs="Arial"/>
+                  </w:rPr>
+                </w:pPr>
+                <w:r>
+                  <w:rPr>
+                    <w:rStyle w:val="TextodoEspaoReservado"/>
+                    <w:rFonts w:ascii="Arial" w:hAnsi="Arial" w:cs="Arial"/>
+                  </w:rPr>
+                  <w:t xml:space="preserve">{{ Analise_Critica_Analise }}</w:t>
+                </w:r>
+              </w:p>
+            </w:tc>
           </w:sdtContent>
         </w:sdt>
         <w:sdt>
@@ -4617,15 +6842,37 @@
             <w:showingPlcHdr/>
           </w:sdtPr>
           <w:sdtContent>
-            <w:p>
-              <w:r>
-                <w:rPr>
-                  <w:rStyle w:val="TextodoEspaoReservado"/>
-                  <w:rFonts w:ascii="Arial" w:hAnsi="Arial" w:cs="Arial"/>
-                </w:rPr>
-                <w:t xml:space="preserve">{{ Analise_Critica_Comprovante }}</w:t>
-              </w:r>
-            </w:p>
+            <w:tc>
+              <w:tcPr>
+                <w:tcW w:w="5266" w:type="dxa"/>
+                <w:tcBorders>
+                  <w:top w:val="single" w:sz="4" w:space="0" w:color="000000" w:themeColor="text1"/>
+                  <w:left w:val="single" w:sz="4" w:space="0" w:color="000000" w:themeColor="text1"/>
+                  <w:bottom w:val="single" w:sz="4" w:space="0" w:color="000000" w:themeColor="text1"/>
+                  <w:right w:val="single" w:sz="4" w:space="0" w:color="000000" w:themeColor="text1"/>
+                </w:tcBorders>
+                <w:shd w:val="clear" w:color="auto" w:fill="FFFFFF" w:themeFill="background1"/>
+                <w:vAlign w:val="center"/>
+              </w:tcPr>
+              <w:p>
+                <w:pPr>
+                  <w:pStyle w:val="TableParagraph"/>
+                  <w:spacing w:before="177" w:line="276" w:lineRule="auto"/>
+                  <w:ind w:left="145" w:right="298"/>
+                  <w:jc w:val="both"/>
+                  <w:rPr>
+                    <w:rFonts w:ascii="Arial" w:hAnsi="Arial" w:cs="Arial"/>
+                  </w:rPr>
+                </w:pPr>
+                <w:r>
+                  <w:rPr>
+                    <w:rStyle w:val="TextodoEspaoReservado"/>
+                    <w:rFonts w:ascii="Arial" w:hAnsi="Arial" w:cs="Arial"/>
+                  </w:rPr>
+                  <w:t xml:space="preserve">{{ Analise_Critica_Comprovante }}</w:t>
+                </w:r>
+              </w:p>
+            </w:tc>
           </w:sdtContent>
         </w:sdt>
       </w:tr>
@@ -4648,15 +6895,36 @@
             <w:showingPlcHdr/>
           </w:sdtPr>
           <w:sdtContent>
-            <w:p>
-              <w:r>
-                <w:rPr>
-                  <w:rStyle w:val="TextodoEspaoReservado"/>
-                  <w:rFonts w:ascii="Arial" w:hAnsi="Arial" w:cs="Arial"/>
-                </w:rPr>
-                <w:t xml:space="preserve">{{ Criatividade }}</w:t>
-              </w:r>
-            </w:p>
+            <w:tc>
+              <w:tcPr>
+                <w:tcW w:w="2405" w:type="dxa"/>
+                <w:tcBorders>
+                  <w:top w:val="single" w:sz="4" w:space="0" w:color="000000" w:themeColor="text1"/>
+                  <w:left w:val="single" w:sz="4" w:space="0" w:color="000000" w:themeColor="text1"/>
+                  <w:bottom w:val="single" w:sz="4" w:space="0" w:color="000000" w:themeColor="text1"/>
+                  <w:right w:val="single" w:sz="4" w:space="0" w:color="000000" w:themeColor="text1"/>
+                </w:tcBorders>
+                <w:shd w:val="clear" w:color="auto" w:fill="FFFFFF" w:themeFill="background1"/>
+                <w:vAlign w:val="center"/>
+              </w:tcPr>
+              <w:p>
+                <w:pPr>
+                  <w:pStyle w:val="TableParagraph"/>
+                  <w:spacing w:before="177" w:line="276" w:lineRule="auto"/>
+                  <w:rPr>
+                    <w:rFonts w:ascii="Arial" w:hAnsi="Arial" w:cs="Arial"/>
+                    <w:lang w:val="pt-BR"/>
+                  </w:rPr>
+                </w:pPr>
+                <w:r>
+                  <w:rPr>
+                    <w:rStyle w:val="TextodoEspaoReservado"/>
+                    <w:rFonts w:ascii="Arial" w:hAnsi="Arial" w:cs="Arial"/>
+                  </w:rPr>
+                  <w:t xml:space="preserve">{{ Criatividade }}</w:t>
+                </w:r>
+              </w:p>
+            </w:tc>
           </w:sdtContent>
         </w:sdt>
         <w:sdt>
@@ -4673,15 +6941,36 @@
             <w:showingPlcHdr/>
           </w:sdtPr>
           <w:sdtContent>
-            <w:p>
-              <w:r>
-                <w:rPr>
-                  <w:rStyle w:val="TextodoEspaoReservado"/>
-                  <w:rFonts w:ascii="Arial" w:hAnsi="Arial" w:cs="Arial"/>
-                </w:rPr>
-                <w:t xml:space="preserve">{{ Criatividade_Analise }}</w:t>
-              </w:r>
-            </w:p>
+            <w:tc>
+              <w:tcPr>
+                <w:tcW w:w="2126" w:type="dxa"/>
+                <w:tcBorders>
+                  <w:top w:val="single" w:sz="4" w:space="0" w:color="000000" w:themeColor="text1"/>
+                  <w:left w:val="single" w:sz="4" w:space="0" w:color="000000" w:themeColor="text1"/>
+                  <w:bottom w:val="single" w:sz="4" w:space="0" w:color="000000" w:themeColor="text1"/>
+                  <w:right w:val="single" w:sz="4" w:space="0" w:color="000000" w:themeColor="text1"/>
+                </w:tcBorders>
+                <w:shd w:val="clear" w:color="auto" w:fill="FFFFFF" w:themeFill="background1"/>
+                <w:vAlign w:val="center"/>
+              </w:tcPr>
+              <w:p>
+                <w:pPr>
+                  <w:pStyle w:val="TableParagraph"/>
+                  <w:spacing w:before="150" w:line="276" w:lineRule="auto"/>
+                  <w:ind w:right="-12"/>
+                  <w:rPr>
+                    <w:rFonts w:ascii="Arial" w:hAnsi="Arial" w:cs="Arial"/>
+                  </w:rPr>
+                </w:pPr>
+                <w:r>
+                  <w:rPr>
+                    <w:rStyle w:val="TextodoEspaoReservado"/>
+                    <w:rFonts w:ascii="Arial" w:hAnsi="Arial" w:cs="Arial"/>
+                  </w:rPr>
+                  <w:t xml:space="preserve">{{ Criatividade_Analise }}</w:t>
+                </w:r>
+              </w:p>
+            </w:tc>
           </w:sdtContent>
         </w:sdt>
         <w:sdt>
@@ -4698,15 +6987,37 @@
             <w:showingPlcHdr/>
           </w:sdtPr>
           <w:sdtContent>
-            <w:p>
-              <w:r>
-                <w:rPr>
-                  <w:rStyle w:val="TextodoEspaoReservado"/>
-                  <w:rFonts w:ascii="Arial" w:hAnsi="Arial" w:cs="Arial"/>
-                </w:rPr>
-                <w:t xml:space="preserve">{{ Criatividade_Comprovante }}</w:t>
-              </w:r>
-            </w:p>
+            <w:tc>
+              <w:tcPr>
+                <w:tcW w:w="5266" w:type="dxa"/>
+                <w:tcBorders>
+                  <w:top w:val="single" w:sz="4" w:space="0" w:color="000000" w:themeColor="text1"/>
+                  <w:left w:val="single" w:sz="4" w:space="0" w:color="000000" w:themeColor="text1"/>
+                  <w:bottom w:val="single" w:sz="4" w:space="0" w:color="000000" w:themeColor="text1"/>
+                  <w:right w:val="single" w:sz="4" w:space="0" w:color="000000" w:themeColor="text1"/>
+                </w:tcBorders>
+                <w:shd w:val="clear" w:color="auto" w:fill="FFFFFF" w:themeFill="background1"/>
+                <w:vAlign w:val="center"/>
+              </w:tcPr>
+              <w:p>
+                <w:pPr>
+                  <w:pStyle w:val="TableParagraph"/>
+                  <w:spacing w:before="177" w:line="276" w:lineRule="auto"/>
+                  <w:ind w:left="145" w:right="298"/>
+                  <w:jc w:val="both"/>
+                  <w:rPr>
+                    <w:rFonts w:ascii="Arial" w:hAnsi="Arial" w:cs="Arial"/>
+                  </w:rPr>
+                </w:pPr>
+                <w:r>
+                  <w:rPr>
+                    <w:rStyle w:val="TextodoEspaoReservado"/>
+                    <w:rFonts w:ascii="Arial" w:hAnsi="Arial" w:cs="Arial"/>
+                  </w:rPr>
+                  <w:t xml:space="preserve">{{ Criatividade_Comprovante }}</w:t>
+                </w:r>
+              </w:p>
+            </w:tc>
           </w:sdtContent>
         </w:sdt>
       </w:tr>
@@ -4729,15 +7040,36 @@
             <w:showingPlcHdr/>
           </w:sdtPr>
           <w:sdtContent>
-            <w:p>
-              <w:r>
-                <w:rPr>
-                  <w:rStyle w:val="TextodoEspaoReservado"/>
-                  <w:rFonts w:ascii="Arial" w:hAnsi="Arial" w:cs="Arial"/>
-                </w:rPr>
-                <w:t xml:space="preserve">{{ Inovacao }}</w:t>
-              </w:r>
-            </w:p>
+            <w:tc>
+              <w:tcPr>
+                <w:tcW w:w="2405" w:type="dxa"/>
+                <w:tcBorders>
+                  <w:top w:val="single" w:sz="4" w:space="0" w:color="000000" w:themeColor="text1"/>
+                  <w:left w:val="single" w:sz="4" w:space="0" w:color="000000" w:themeColor="text1"/>
+                  <w:bottom w:val="single" w:sz="4" w:space="0" w:color="000000" w:themeColor="text1"/>
+                  <w:right w:val="single" w:sz="4" w:space="0" w:color="000000" w:themeColor="text1"/>
+                </w:tcBorders>
+                <w:shd w:val="clear" w:color="auto" w:fill="FFFFFF" w:themeFill="background1"/>
+                <w:vAlign w:val="center"/>
+              </w:tcPr>
+              <w:p>
+                <w:pPr>
+                  <w:pStyle w:val="TableParagraph"/>
+                  <w:spacing w:before="177" w:line="276" w:lineRule="auto"/>
+                  <w:rPr>
+                    <w:rFonts w:ascii="Arial" w:hAnsi="Arial" w:cs="Arial"/>
+                    <w:lang w:val="pt-BR"/>
+                  </w:rPr>
+                </w:pPr>
+                <w:r>
+                  <w:rPr>
+                    <w:rStyle w:val="TextodoEspaoReservado"/>
+                    <w:rFonts w:ascii="Arial" w:hAnsi="Arial" w:cs="Arial"/>
+                  </w:rPr>
+                  <w:t xml:space="preserve">{{ Inovacao }}</w:t>
+                </w:r>
+              </w:p>
+            </w:tc>
           </w:sdtContent>
         </w:sdt>
         <w:sdt>
@@ -4754,15 +7086,36 @@
             <w:showingPlcHdr/>
           </w:sdtPr>
           <w:sdtContent>
-            <w:p>
-              <w:r>
-                <w:rPr>
-                  <w:rStyle w:val="TextodoEspaoReservado"/>
-                  <w:rFonts w:ascii="Arial" w:hAnsi="Arial" w:cs="Arial"/>
-                </w:rPr>
-                <w:t xml:space="preserve">{{ Inovacao_Analise }}</w:t>
-              </w:r>
-            </w:p>
+            <w:tc>
+              <w:tcPr>
+                <w:tcW w:w="2126" w:type="dxa"/>
+                <w:tcBorders>
+                  <w:top w:val="single" w:sz="4" w:space="0" w:color="000000" w:themeColor="text1"/>
+                  <w:left w:val="single" w:sz="4" w:space="0" w:color="000000" w:themeColor="text1"/>
+                  <w:bottom w:val="single" w:sz="4" w:space="0" w:color="000000" w:themeColor="text1"/>
+                  <w:right w:val="single" w:sz="4" w:space="0" w:color="000000" w:themeColor="text1"/>
+                </w:tcBorders>
+                <w:shd w:val="clear" w:color="auto" w:fill="FFFFFF" w:themeFill="background1"/>
+                <w:vAlign w:val="center"/>
+              </w:tcPr>
+              <w:p>
+                <w:pPr>
+                  <w:pStyle w:val="TableParagraph"/>
+                  <w:spacing w:before="150" w:line="276" w:lineRule="auto"/>
+                  <w:ind w:right="-12"/>
+                  <w:rPr>
+                    <w:rFonts w:ascii="Arial" w:hAnsi="Arial" w:cs="Arial"/>
+                  </w:rPr>
+                </w:pPr>
+                <w:r>
+                  <w:rPr>
+                    <w:rStyle w:val="TextodoEspaoReservado"/>
+                    <w:rFonts w:ascii="Arial" w:hAnsi="Arial" w:cs="Arial"/>
+                  </w:rPr>
+                  <w:t xml:space="preserve">{{ Inovacao_Analise }}</w:t>
+                </w:r>
+              </w:p>
+            </w:tc>
           </w:sdtContent>
         </w:sdt>
         <w:sdt>
@@ -4779,15 +7132,37 @@
             <w:showingPlcHdr/>
           </w:sdtPr>
           <w:sdtContent>
-            <w:p>
-              <w:r>
-                <w:rPr>
-                  <w:rStyle w:val="TextodoEspaoReservado"/>
-                  <w:rFonts w:ascii="Arial" w:hAnsi="Arial" w:cs="Arial"/>
-                </w:rPr>
-                <w:t xml:space="preserve">{{ Inovacao_Comprovante }}</w:t>
-              </w:r>
-            </w:p>
+            <w:tc>
+              <w:tcPr>
+                <w:tcW w:w="5266" w:type="dxa"/>
+                <w:tcBorders>
+                  <w:top w:val="single" w:sz="4" w:space="0" w:color="000000" w:themeColor="text1"/>
+                  <w:left w:val="single" w:sz="4" w:space="0" w:color="000000" w:themeColor="text1"/>
+                  <w:bottom w:val="single" w:sz="4" w:space="0" w:color="000000" w:themeColor="text1"/>
+                  <w:right w:val="single" w:sz="4" w:space="0" w:color="000000" w:themeColor="text1"/>
+                </w:tcBorders>
+                <w:shd w:val="clear" w:color="auto" w:fill="FFFFFF" w:themeFill="background1"/>
+                <w:vAlign w:val="center"/>
+              </w:tcPr>
+              <w:p>
+                <w:pPr>
+                  <w:pStyle w:val="TableParagraph"/>
+                  <w:spacing w:before="177" w:line="276" w:lineRule="auto"/>
+                  <w:ind w:left="145" w:right="298"/>
+                  <w:jc w:val="both"/>
+                  <w:rPr>
+                    <w:rFonts w:ascii="Arial" w:hAnsi="Arial" w:cs="Arial"/>
+                  </w:rPr>
+                </w:pPr>
+                <w:r>
+                  <w:rPr>
+                    <w:rStyle w:val="TextodoEspaoReservado"/>
+                    <w:rFonts w:ascii="Arial" w:hAnsi="Arial" w:cs="Arial"/>
+                  </w:rPr>
+                  <w:t xml:space="preserve">{{ Inovacao_Comprovante }}</w:t>
+                </w:r>
+              </w:p>
+            </w:tc>
           </w:sdtContent>
         </w:sdt>
       </w:tr>
@@ -4879,14 +7254,31 @@
             <w:showingPlcHdr/>
           </w:sdtPr>
           <w:sdtContent>
-            <w:p>
-              <w:r>
-                <w:rPr>
-                  <w:rStyle w:val="TextodoEspaoReservado"/>
-                </w:rPr>
-                <w:t xml:space="preserve">{{ Parecer_Final }}</w:t>
-              </w:r>
-            </w:p>
+            <w:tc>
+              <w:tcPr>
+                <w:tcW w:w="9781" w:type="dxa"/>
+                <w:vAlign w:val="center"/>
+              </w:tcPr>
+              <w:p>
+                <w:pPr>
+                  <w:pStyle w:val="TableParagraph"/>
+                  <w:spacing w:before="72"/>
+                  <w:ind w:left="127" w:right="142"/>
+                  <w:jc w:val="left"/>
+                  <w:rPr>
+                    <w:rFonts w:ascii="Arial" w:hAnsi="Arial" w:cs="Arial"/>
+                    <w:sz w:val="24"/>
+                    <w:szCs w:val="24"/>
+                  </w:rPr>
+                </w:pPr>
+                <w:r>
+                  <w:rPr>
+                    <w:rStyle w:val="TextodoEspaoReservado"/>
+                  </w:rPr>
+                  <w:t xml:space="preserve">{{ Parecer_Final }}</w:t>
+                </w:r>
+              </w:p>
+            </w:tc>
           </w:sdtContent>
         </w:sdt>
       </w:tr>
@@ -4928,6 +7320,14 @@
       </w:sdtPr>
       <w:sdtContent>
         <w:p>
+          <w:pPr>
+            <w:pStyle w:val="Corpodetexto"/>
+            <w:rPr>
+              <w:sz w:val="24"/>
+              <w:szCs w:val="24"/>
+              <w:lang w:val="pt-BR"/>
+            </w:rPr>
+          </w:pPr>
           <w:r>
             <w:rPr>
               <w:rStyle w:val="TextodoEspaoReservado"/>
@@ -4965,6 +7365,14 @@
       </w:sdtPr>
       <w:sdtContent>
         <w:p>
+          <w:pPr>
+            <w:pStyle w:val="Corpodetexto"/>
+            <w:rPr>
+              <w:sz w:val="24"/>
+              <w:szCs w:val="24"/>
+              <w:lang w:val="pt-BR"/>
+            </w:rPr>
+          </w:pPr>
           <w:r>
             <w:rPr>
               <w:rStyle w:val="TextodoEspaoReservado"/>
@@ -5002,6 +7410,14 @@
       </w:sdtPr>
       <w:sdtContent>
         <w:p>
+          <w:pPr>
+            <w:pStyle w:val="Corpodetexto"/>
+            <w:rPr>
+              <w:sz w:val="24"/>
+              <w:szCs w:val="24"/>
+              <w:lang w:val="pt-BR"/>
+            </w:rPr>
+          </w:pPr>
           <w:r>
             <w:rPr>
               <w:rStyle w:val="TextodoEspaoReservado"/>
@@ -5038,6 +7454,14 @@
       </w:sdtPr>
       <w:sdtContent>
         <w:p>
+          <w:pPr>
+            <w:pStyle w:val="Corpodetexto"/>
+            <w:rPr>
+              <w:sz w:val="24"/>
+              <w:szCs w:val="24"/>
+              <w:lang w:val="pt-BR"/>
+            </w:rPr>
+          </w:pPr>
           <w:r>
             <w:rPr>
               <w:rStyle w:val="TextodoEspaoReservado"/>

--- a/ModeloParecer_jinja.docx
+++ b/ModeloParecer_jinja.docx
@@ -11824,7 +11824,7 @@
     <w:semiHidden/>
     <w:rsid w:val="00DA5C19"/>
     <w:rPr>
-      <w:color w:val="808080"/>
+      <w:color w:val="000000"/>
     </w:rPr>
   </w:style>
   <w:style w:type="paragraph" w:customStyle="1" w:styleId="Comments">

--- a/ModeloParecer_jinja.docx
+++ b/ModeloParecer_jinja.docx
@@ -34,6 +34,7 @@
       </w:tblGrid>
       <w:tr>
         <w:trPr>
+          <w:cantSplit/>
           <w:trHeight w:val="397"/>
         </w:trPr>
         <w:tc>
@@ -46,6 +47,7 @@
           <w:p>
             <w:pPr>
               <w:pStyle w:val="TableParagraph"/>
+              <w:keepNext/>
               <w:spacing w:before="72"/>
               <w:ind w:left="-15"/>
               <w:rPr>
@@ -71,6 +73,7 @@
       </w:tr>
       <w:tr>
         <w:trPr>
+          <w:cantSplit/>
           <w:trHeight w:val="397"/>
         </w:trPr>
         <w:tc>
@@ -81,6 +84,7 @@
           <w:p>
             <w:pPr>
               <w:pStyle w:val="TableParagraph"/>
+              <w:keepNext/>
               <w:jc w:val="left"/>
               <w:rPr>
                 <w:rFonts w:ascii="Arial" w:hAnsi="Arial" w:cs="Arial"/>
@@ -118,6 +122,7 @@
               <w:p>
                 <w:pPr>
                   <w:pStyle w:val="TableParagraph"/>
+                  <w:keepNext/>
                   <w:jc w:val="left"/>
                   <w:rPr>
                     <w:rFonts w:ascii="Arial" w:hAnsi="Arial" w:cs="Arial"/>
@@ -137,6 +142,7 @@
       </w:tr>
       <w:tr>
         <w:trPr>
+          <w:cantSplit/>
           <w:trHeight w:val="397"/>
         </w:trPr>
         <w:tc>
@@ -147,6 +153,7 @@
           <w:p>
             <w:pPr>
               <w:pStyle w:val="TableParagraph"/>
+              <w:keepNext/>
               <w:jc w:val="left"/>
               <w:rPr>
                 <w:rFonts w:ascii="Arial" w:hAnsi="Arial" w:cs="Arial"/>
@@ -185,6 +192,7 @@
               <w:p>
                 <w:pPr>
                   <w:pStyle w:val="TableParagraph"/>
+                  <w:keepNext/>
                   <w:jc w:val="left"/>
                   <w:rPr>
                     <w:rFonts w:ascii="Arial" w:hAnsi="Arial" w:cs="Arial"/>
@@ -205,6 +213,7 @@
       </w:tr>
       <w:tr>
         <w:trPr>
+          <w:cantSplit/>
           <w:trHeight w:val="397"/>
         </w:trPr>
         <w:tc>
@@ -215,6 +224,7 @@
           <w:p>
             <w:pPr>
               <w:pStyle w:val="TableParagraph"/>
+              <w:keepNext/>
               <w:jc w:val="left"/>
               <w:rPr>
                 <w:rFonts w:ascii="Arial" w:hAnsi="Arial" w:cs="Arial"/>
@@ -253,6 +263,7 @@
               <w:p>
                 <w:pPr>
                   <w:pStyle w:val="TableParagraph"/>
+                  <w:keepNext/>
                   <w:jc w:val="left"/>
                   <w:rPr>
                     <w:rFonts w:ascii="Arial" w:hAnsi="Arial" w:cs="Arial"/>
@@ -273,6 +284,7 @@
       </w:tr>
       <w:tr>
         <w:trPr>
+          <w:cantSplit/>
           <w:trHeight w:val="397"/>
         </w:trPr>
         <w:tc>
@@ -283,6 +295,7 @@
           <w:p>
             <w:pPr>
               <w:pStyle w:val="TableParagraph"/>
+              <w:keepNext/>
               <w:jc w:val="left"/>
               <w:rPr>
                 <w:rFonts w:ascii="Arial" w:hAnsi="Arial" w:cs="Arial"/>
@@ -321,6 +334,7 @@
               <w:p>
                 <w:pPr>
                   <w:pStyle w:val="TableParagraph"/>
+                  <w:keepNext/>
                   <w:jc w:val="left"/>
                   <w:rPr>
                     <w:rFonts w:ascii="Arial" w:hAnsi="Arial" w:cs="Arial"/>
@@ -341,6 +355,7 @@
       </w:tr>
       <w:tr>
         <w:trPr>
+          <w:cantSplit/>
           <w:trHeight w:val="397"/>
         </w:trPr>
         <w:tc>
@@ -451,6 +466,7 @@
       </w:tblGrid>
       <w:tr>
         <w:trPr>
+          <w:cantSplit/>
           <w:trHeight w:val="395"/>
         </w:trPr>
         <w:tc>
@@ -463,6 +479,7 @@
           <w:p>
             <w:pPr>
               <w:pStyle w:val="TableParagraph"/>
+              <w:keepNext/>
               <w:rPr>
                 <w:rFonts w:ascii="Arial" w:hAnsi="Arial" w:cs="Arial"/>
                 <w:lang w:val="pt-BR"/>
@@ -483,6 +500,7 @@
       </w:tr>
       <w:tr>
         <w:trPr>
+          <w:cantSplit/>
           <w:trHeight w:val="395"/>
         </w:trPr>
         <w:tc>
@@ -493,6 +511,7 @@
           <w:p>
             <w:pPr>
               <w:pStyle w:val="TableParagraph"/>
+              <w:keepNext/>
               <w:jc w:val="left"/>
               <w:rPr>
                 <w:rFonts w:ascii="Arial" w:hAnsi="Arial" w:cs="Arial"/>
@@ -531,6 +550,7 @@
               <w:p>
                 <w:pPr>
                   <w:pStyle w:val="TableParagraph"/>
+                  <w:keepNext/>
                   <w:jc w:val="left"/>
                   <w:rPr>
                     <w:rFonts w:ascii="Arial" w:hAnsi="Arial" w:cs="Arial"/>
@@ -551,6 +571,7 @@
       </w:tr>
       <w:tr>
         <w:trPr>
+          <w:cantSplit/>
           <w:trHeight w:val="395"/>
         </w:trPr>
         <w:tc>
@@ -652,6 +673,7 @@
       </w:tblGrid>
       <w:tr>
         <w:trPr>
+          <w:cantSplit/>
           <w:trHeight w:val="597"/>
           <w:jc w:val="center"/>
         </w:trPr>
@@ -669,6 +691,7 @@
           <w:p>
             <w:pPr>
               <w:pStyle w:val="TableParagraph"/>
+              <w:keepNext/>
               <w:spacing w:before="72"/>
               <w:ind w:left="-15"/>
               <w:rPr>
@@ -720,6 +743,7 @@
         <w:trPr>
           <w:gridAfter w:val="1"/>
           <w:wAfter w:w="10" w:type="dxa"/>
+          <w:cantSplit/>
           <w:trHeight w:val="621"/>
           <w:jc w:val="center"/>
         </w:trPr>
@@ -737,6 +761,7 @@
           <w:p>
             <w:pPr>
               <w:pStyle w:val="TableParagraph"/>
+              <w:keepNext/>
               <w:spacing w:before="72"/>
               <w:ind w:left="-15"/>
               <w:rPr>
@@ -776,6 +801,7 @@
           <w:p>
             <w:pPr>
               <w:pStyle w:val="TableParagraph"/>
+              <w:keepNext/>
               <w:spacing w:before="72"/>
               <w:ind w:left="-15"/>
               <w:rPr>
@@ -814,6 +840,7 @@
           <w:p>
             <w:pPr>
               <w:pStyle w:val="TableParagraph"/>
+              <w:keepNext/>
               <w:spacing w:before="72"/>
               <w:ind w:left="-15"/>
               <w:rPr>
@@ -843,6 +870,7 @@
         <w:trPr>
           <w:gridAfter w:val="1"/>
           <w:wAfter w:w="10" w:type="dxa"/>
+          <w:cantSplit/>
           <w:trHeight w:val="606"/>
           <w:jc w:val="center"/>
         </w:trPr>
@@ -873,6 +901,7 @@
               <w:p>
                 <w:pPr>
                   <w:pStyle w:val="TableParagraph"/>
+                  <w:keepNext/>
                   <w:ind w:right="129"/>
                   <w:jc w:val="both"/>
                   <w:rPr>
@@ -917,6 +946,7 @@
               </w:tcPr>
               <w:p>
                 <w:pPr>
+                  <w:keepNext/>
                   <w:jc w:val="center"/>
                   <w:rPr>
                     <w:rFonts w:ascii="Arial" w:eastAsia="Arial MT" w:hAnsi="Arial" w:cs="Arial"/>
@@ -964,6 +994,7 @@
               <w:p>
                 <w:pPr>
                   <w:pStyle w:val="TableParagraph"/>
+                  <w:keepNext/>
                   <w:jc w:val="left"/>
                   <w:rPr>
                     <w:rFonts w:ascii="Arial" w:hAnsi="Arial" w:cs="Arial"/>
@@ -987,6 +1018,7 @@
         <w:trPr>
           <w:gridAfter w:val="1"/>
           <w:wAfter w:w="10" w:type="dxa"/>
+          <w:cantSplit/>
           <w:trHeight w:val="1400"/>
           <w:jc w:val="center"/>
         </w:trPr>
@@ -1016,6 +1048,7 @@
               </w:tcPr>
               <w:p>
                 <w:pPr>
+                  <w:keepNext/>
                   <w:adjustRightInd w:val="0"/>
                   <w:ind w:right="129"/>
                   <w:jc w:val="both"/>
@@ -1063,6 +1096,7 @@
               </w:tcPr>
               <w:p>
                 <w:pPr>
+                  <w:keepNext/>
                   <w:jc w:val="center"/>
                   <w:rPr>
                     <w:rFonts w:ascii="Arial" w:hAnsi="Arial" w:cs="Arial"/>
@@ -1110,6 +1144,7 @@
               <w:p>
                 <w:pPr>
                   <w:pStyle w:val="TableParagraph"/>
+                  <w:keepNext/>
                   <w:spacing w:line="276" w:lineRule="auto"/>
                   <w:jc w:val="left"/>
                   <w:rPr>
@@ -1133,6 +1168,7 @@
         <w:trPr>
           <w:gridAfter w:val="1"/>
           <w:wAfter w:w="10" w:type="dxa"/>
+          <w:cantSplit/>
           <w:trHeight w:val="1400"/>
           <w:jc w:val="center"/>
         </w:trPr>
@@ -1163,6 +1199,7 @@
               <w:p>
                 <w:pPr>
                   <w:pStyle w:val="TableParagraph"/>
+                  <w:keepNext/>
                   <w:jc w:val="both"/>
                   <w:rPr>
                     <w:rFonts w:ascii="Arial" w:hAnsi="Arial" w:cs="Arial"/>
@@ -1209,6 +1246,7 @@
               <w:p>
                 <w:pPr>
                   <w:pStyle w:val="TableParagraph"/>
+                  <w:keepNext/>
                   <w:rPr>
                     <w:rFonts w:ascii="Arial" w:hAnsi="Arial" w:cs="Arial"/>
                     <w:bCs/>
@@ -1255,6 +1293,7 @@
               <w:p>
                 <w:pPr>
                   <w:pStyle w:val="TableParagraph"/>
+                  <w:keepNext/>
                   <w:jc w:val="left"/>
                   <w:rPr>
                     <w:rFonts w:ascii="Arial" w:hAnsi="Arial" w:cs="Arial"/>
@@ -1276,6 +1315,7 @@
         <w:trPr>
           <w:gridAfter w:val="1"/>
           <w:wAfter w:w="10" w:type="dxa"/>
+          <w:cantSplit/>
           <w:trHeight w:val="1400"/>
           <w:jc w:val="center"/>
         </w:trPr>
@@ -1306,6 +1346,7 @@
               <w:p>
                 <w:pPr>
                   <w:pStyle w:val="TableParagraph"/>
+                  <w:keepNext/>
                   <w:jc w:val="both"/>
                   <w:rPr>
                     <w:rFonts w:ascii="Arial" w:hAnsi="Arial" w:cs="Arial"/>
@@ -1351,6 +1392,7 @@
               <w:p>
                 <w:pPr>
                   <w:pStyle w:val="TableParagraph"/>
+                  <w:keepNext/>
                   <w:rPr>
                     <w:rFonts w:ascii="Arial" w:hAnsi="Arial" w:cs="Arial"/>
                     <w:bCs/>
@@ -1397,6 +1439,7 @@
               <w:p>
                 <w:pPr>
                   <w:pStyle w:val="TableParagraph"/>
+                  <w:keepNext/>
                   <w:jc w:val="left"/>
                   <w:rPr>
                     <w:rFonts w:ascii="Arial" w:hAnsi="Arial" w:cs="Arial"/>
@@ -1418,6 +1461,7 @@
         <w:trPr>
           <w:gridAfter w:val="1"/>
           <w:wAfter w:w="10" w:type="dxa"/>
+          <w:cantSplit/>
           <w:trHeight w:val="1400"/>
           <w:jc w:val="center"/>
         </w:trPr>
@@ -1448,6 +1492,7 @@
               <w:p>
                 <w:pPr>
                   <w:pStyle w:val="TableParagraph"/>
+                  <w:keepNext/>
                   <w:jc w:val="both"/>
                   <w:rPr>
                     <w:rFonts w:ascii="Arial" w:hAnsi="Arial" w:cs="Arial"/>
@@ -1493,6 +1538,7 @@
               <w:p>
                 <w:pPr>
                   <w:pStyle w:val="TableParagraph"/>
+                  <w:keepNext/>
                   <w:rPr>
                     <w:rFonts w:ascii="Arial" w:hAnsi="Arial" w:cs="Arial"/>
                     <w:bCs/>
@@ -1539,6 +1585,7 @@
               <w:p>
                 <w:pPr>
                   <w:pStyle w:val="TableParagraph"/>
+                  <w:keepNext/>
                   <w:jc w:val="left"/>
                   <w:rPr>
                     <w:rFonts w:ascii="Arial" w:hAnsi="Arial" w:cs="Arial"/>
@@ -1560,6 +1607,7 @@
         <w:trPr>
           <w:gridAfter w:val="1"/>
           <w:wAfter w:w="10" w:type="dxa"/>
+          <w:cantSplit/>
           <w:trHeight w:val="1400"/>
           <w:jc w:val="center"/>
         </w:trPr>
@@ -1590,6 +1638,7 @@
               <w:p>
                 <w:pPr>
                   <w:pStyle w:val="TableParagraph"/>
+                  <w:keepNext/>
                   <w:jc w:val="both"/>
                   <w:rPr>
                     <w:rFonts w:ascii="Arial" w:hAnsi="Arial" w:cs="Arial"/>
@@ -1635,6 +1684,7 @@
               <w:p>
                 <w:pPr>
                   <w:pStyle w:val="TableParagraph"/>
+                  <w:keepNext/>
                   <w:rPr>
                     <w:rFonts w:ascii="Arial" w:hAnsi="Arial" w:cs="Arial"/>
                     <w:bCs/>
@@ -1681,6 +1731,7 @@
               <w:p>
                 <w:pPr>
                   <w:pStyle w:val="TableParagraph"/>
+                  <w:keepNext/>
                   <w:jc w:val="left"/>
                   <w:rPr>
                     <w:rFonts w:ascii="Arial" w:hAnsi="Arial" w:cs="Arial"/>
@@ -1702,6 +1753,7 @@
         <w:trPr>
           <w:gridAfter w:val="1"/>
           <w:wAfter w:w="10" w:type="dxa"/>
+          <w:cantSplit/>
           <w:trHeight w:val="1400"/>
           <w:jc w:val="center"/>
         </w:trPr>
@@ -1732,6 +1784,7 @@
               <w:p>
                 <w:pPr>
                   <w:pStyle w:val="TableParagraph"/>
+                  <w:keepNext/>
                   <w:jc w:val="both"/>
                   <w:rPr>
                     <w:rFonts w:ascii="Arial" w:hAnsi="Arial" w:cs="Arial"/>
@@ -1777,6 +1830,7 @@
               <w:p>
                 <w:pPr>
                   <w:pStyle w:val="TableParagraph"/>
+                  <w:keepNext/>
                   <w:rPr>
                     <w:rFonts w:ascii="Arial" w:hAnsi="Arial" w:cs="Arial"/>
                     <w:bCs/>
@@ -1823,6 +1877,7 @@
               <w:p>
                 <w:pPr>
                   <w:pStyle w:val="TableParagraph"/>
+                  <w:keepNext/>
                   <w:jc w:val="left"/>
                   <w:rPr>
                     <w:rFonts w:ascii="Arial" w:hAnsi="Arial" w:cs="Arial"/>
@@ -1844,6 +1899,7 @@
         <w:trPr>
           <w:gridAfter w:val="1"/>
           <w:wAfter w:w="10" w:type="dxa"/>
+          <w:cantSplit/>
           <w:trHeight w:val="1400"/>
           <w:jc w:val="center"/>
         </w:trPr>
@@ -1874,6 +1930,7 @@
               <w:p>
                 <w:pPr>
                   <w:pStyle w:val="TableParagraph"/>
+                  <w:keepNext/>
                   <w:jc w:val="both"/>
                   <w:rPr>
                     <w:rFonts w:ascii="Arial" w:hAnsi="Arial" w:cs="Arial"/>
@@ -1919,6 +1976,7 @@
               <w:p>
                 <w:pPr>
                   <w:pStyle w:val="TableParagraph"/>
+                  <w:keepNext/>
                   <w:rPr>
                     <w:rFonts w:ascii="Arial" w:hAnsi="Arial" w:cs="Arial"/>
                     <w:bCs/>
@@ -1965,6 +2023,7 @@
               <w:p>
                 <w:pPr>
                   <w:pStyle w:val="TableParagraph"/>
+                  <w:keepNext/>
                   <w:jc w:val="left"/>
                   <w:rPr>
                     <w:rFonts w:ascii="Arial" w:hAnsi="Arial" w:cs="Arial"/>
@@ -1986,6 +2045,7 @@
         <w:trPr>
           <w:gridAfter w:val="1"/>
           <w:wAfter w:w="10" w:type="dxa"/>
+          <w:cantSplit/>
           <w:trHeight w:val="1400"/>
           <w:jc w:val="center"/>
         </w:trPr>
@@ -2016,6 +2076,7 @@
               <w:p>
                 <w:pPr>
                   <w:pStyle w:val="TableParagraph"/>
+                  <w:keepNext/>
                   <w:jc w:val="both"/>
                   <w:rPr>
                     <w:rFonts w:ascii="Arial" w:hAnsi="Arial" w:cs="Arial"/>
@@ -2061,6 +2122,7 @@
               <w:p>
                 <w:pPr>
                   <w:pStyle w:val="TableParagraph"/>
+                  <w:keepNext/>
                   <w:rPr>
                     <w:rFonts w:ascii="Arial" w:hAnsi="Arial" w:cs="Arial"/>
                     <w:bCs/>
@@ -2107,6 +2169,7 @@
               <w:p>
                 <w:pPr>
                   <w:pStyle w:val="TableParagraph"/>
+                  <w:keepNext/>
                   <w:jc w:val="left"/>
                   <w:rPr>
                     <w:rFonts w:ascii="Arial" w:hAnsi="Arial" w:cs="Arial"/>
@@ -2128,6 +2191,7 @@
         <w:trPr>
           <w:gridAfter w:val="1"/>
           <w:wAfter w:w="10" w:type="dxa"/>
+          <w:cantSplit/>
           <w:trHeight w:val="1400"/>
           <w:jc w:val="center"/>
         </w:trPr>
@@ -2158,6 +2222,7 @@
               <w:p>
                 <w:pPr>
                   <w:pStyle w:val="TableParagraph"/>
+                  <w:keepNext/>
                   <w:jc w:val="both"/>
                   <w:rPr>
                     <w:rFonts w:ascii="Arial" w:hAnsi="Arial" w:cs="Arial"/>
@@ -2203,6 +2268,7 @@
               <w:p>
                 <w:pPr>
                   <w:pStyle w:val="TableParagraph"/>
+                  <w:keepNext/>
                   <w:rPr>
                     <w:rFonts w:ascii="Arial" w:hAnsi="Arial" w:cs="Arial"/>
                     <w:bCs/>
@@ -2249,6 +2315,7 @@
               <w:p>
                 <w:pPr>
                   <w:pStyle w:val="TableParagraph"/>
+                  <w:keepNext/>
                   <w:jc w:val="left"/>
                   <w:rPr>
                     <w:rFonts w:ascii="Arial" w:hAnsi="Arial" w:cs="Arial"/>
@@ -2270,6 +2337,7 @@
         <w:trPr>
           <w:gridAfter w:val="1"/>
           <w:wAfter w:w="10" w:type="dxa"/>
+          <w:cantSplit/>
           <w:trHeight w:val="1400"/>
           <w:jc w:val="center"/>
         </w:trPr>
@@ -2300,6 +2368,7 @@
               <w:p>
                 <w:pPr>
                   <w:pStyle w:val="TableParagraph"/>
+                  <w:keepNext/>
                   <w:jc w:val="both"/>
                   <w:rPr>
                     <w:rFonts w:ascii="Arial" w:hAnsi="Arial" w:cs="Arial"/>
@@ -2345,6 +2414,7 @@
               <w:p>
                 <w:pPr>
                   <w:pStyle w:val="TableParagraph"/>
+                  <w:keepNext/>
                   <w:rPr>
                     <w:rFonts w:ascii="Arial" w:hAnsi="Arial" w:cs="Arial"/>
                     <w:lang w:val="pt-BR"/>
@@ -2391,6 +2461,7 @@
               <w:p>
                 <w:pPr>
                   <w:pStyle w:val="TableParagraph"/>
+                  <w:keepNext/>
                   <w:jc w:val="left"/>
                   <w:rPr>
                     <w:rFonts w:ascii="Arial" w:hAnsi="Arial" w:cs="Arial"/>
@@ -2414,6 +2485,7 @@
         <w:trPr>
           <w:gridAfter w:val="1"/>
           <w:wAfter w:w="10" w:type="dxa"/>
+          <w:cantSplit/>
           <w:trHeight w:val="1400"/>
           <w:jc w:val="center"/>
         </w:trPr>
@@ -2444,6 +2516,7 @@
               <w:p>
                 <w:pPr>
                   <w:pStyle w:val="TableParagraph"/>
+                  <w:keepNext/>
                   <w:jc w:val="both"/>
                   <w:rPr>
                     <w:rFonts w:ascii="Arial" w:hAnsi="Arial" w:cs="Arial"/>
@@ -2489,6 +2562,7 @@
               <w:p>
                 <w:pPr>
                   <w:pStyle w:val="TableParagraph"/>
+                  <w:keepNext/>
                   <w:rPr>
                     <w:rFonts w:ascii="Arial" w:hAnsi="Arial" w:cs="Arial"/>
                     <w:lang w:val="pt-BR"/>
@@ -2535,6 +2609,7 @@
               <w:p>
                 <w:pPr>
                   <w:pStyle w:val="TableParagraph"/>
+                  <w:keepNext/>
                   <w:jc w:val="left"/>
                   <w:rPr>
                     <w:rFonts w:ascii="Arial" w:hAnsi="Arial" w:cs="Arial"/>
@@ -2558,6 +2633,7 @@
         <w:trPr>
           <w:gridAfter w:val="1"/>
           <w:wAfter w:w="10" w:type="dxa"/>
+          <w:cantSplit/>
           <w:trHeight w:val="1400"/>
           <w:jc w:val="center"/>
         </w:trPr>
@@ -2588,6 +2664,7 @@
               <w:p>
                 <w:pPr>
                   <w:pStyle w:val="TableParagraph"/>
+                  <w:keepNext/>
                   <w:jc w:val="both"/>
                   <w:rPr>
                     <w:rFonts w:ascii="Arial" w:hAnsi="Arial" w:cs="Arial"/>
@@ -2633,6 +2710,7 @@
               <w:p>
                 <w:pPr>
                   <w:pStyle w:val="TableParagraph"/>
+                  <w:keepNext/>
                   <w:rPr>
                     <w:rFonts w:ascii="Arial" w:hAnsi="Arial" w:cs="Arial"/>
                     <w:lang w:val="pt-BR"/>
@@ -2679,6 +2757,7 @@
               <w:p>
                 <w:pPr>
                   <w:pStyle w:val="TableParagraph"/>
+                  <w:keepNext/>
                   <w:jc w:val="left"/>
                   <w:rPr>
                     <w:rFonts w:ascii="Arial" w:hAnsi="Arial" w:cs="Arial"/>
@@ -2702,6 +2781,7 @@
         <w:trPr>
           <w:gridAfter w:val="1"/>
           <w:wAfter w:w="10" w:type="dxa"/>
+          <w:cantSplit/>
           <w:trHeight w:val="1400"/>
           <w:jc w:val="center"/>
         </w:trPr>
@@ -2732,6 +2812,7 @@
               <w:p>
                 <w:pPr>
                   <w:pStyle w:val="TableParagraph"/>
+                  <w:keepNext/>
                   <w:jc w:val="both"/>
                   <w:rPr>
                     <w:rFonts w:ascii="Arial" w:hAnsi="Arial" w:cs="Arial"/>
@@ -2777,6 +2858,7 @@
               <w:p>
                 <w:pPr>
                   <w:pStyle w:val="TableParagraph"/>
+                  <w:keepNext/>
                   <w:rPr>
                     <w:rFonts w:ascii="Arial" w:hAnsi="Arial" w:cs="Arial"/>
                     <w:lang w:val="pt-BR"/>
@@ -2823,6 +2905,7 @@
               <w:p>
                 <w:pPr>
                   <w:pStyle w:val="TableParagraph"/>
+                  <w:keepNext/>
                   <w:jc w:val="left"/>
                   <w:rPr>
                     <w:rFonts w:ascii="Arial" w:hAnsi="Arial" w:cs="Arial"/>
@@ -2846,6 +2929,7 @@
         <w:trPr>
           <w:gridAfter w:val="1"/>
           <w:wAfter w:w="10" w:type="dxa"/>
+          <w:cantSplit/>
           <w:trHeight w:val="1400"/>
           <w:jc w:val="center"/>
         </w:trPr>
@@ -3020,6 +3104,7 @@
       </w:tblGrid>
       <w:tr>
         <w:trPr>
+          <w:cantSplit/>
           <w:trHeight w:val="597"/>
           <w:jc w:val="center"/>
         </w:trPr>
@@ -3037,6 +3122,7 @@
           <w:p>
             <w:pPr>
               <w:pStyle w:val="TableParagraph"/>
+              <w:keepNext/>
               <w:spacing w:before="72"/>
               <w:ind w:left="-15"/>
               <w:rPr>
@@ -3077,6 +3163,7 @@
         <w:trPr>
           <w:gridAfter w:val="1"/>
           <w:wAfter w:w="10" w:type="dxa"/>
+          <w:cantSplit/>
           <w:trHeight w:val="621"/>
           <w:jc w:val="center"/>
         </w:trPr>
@@ -3094,6 +3181,7 @@
           <w:p>
             <w:pPr>
               <w:pStyle w:val="TableParagraph"/>
+              <w:keepNext/>
               <w:spacing w:before="72"/>
               <w:ind w:left="-15"/>
               <w:rPr>
@@ -3133,6 +3221,7 @@
           <w:p>
             <w:pPr>
               <w:pStyle w:val="TableParagraph"/>
+              <w:keepNext/>
               <w:spacing w:before="72"/>
               <w:ind w:left="-15"/>
               <w:rPr>
@@ -3171,6 +3260,7 @@
           <w:p>
             <w:pPr>
               <w:pStyle w:val="TableParagraph"/>
+              <w:keepNext/>
               <w:spacing w:before="72"/>
               <w:ind w:left="-15"/>
               <w:rPr>
@@ -3200,6 +3290,7 @@
         <w:trPr>
           <w:gridAfter w:val="1"/>
           <w:wAfter w:w="10" w:type="dxa"/>
+          <w:cantSplit/>
           <w:trHeight w:val="606"/>
           <w:jc w:val="center"/>
         </w:trPr>
@@ -3230,6 +3321,7 @@
               <w:p>
                 <w:pPr>
                   <w:pStyle w:val="TableParagraph"/>
+                  <w:keepNext/>
                   <w:ind w:right="129"/>
                   <w:jc w:val="both"/>
                   <w:rPr>
@@ -3274,6 +3366,7 @@
               </w:tcPr>
               <w:p>
                 <w:pPr>
+                  <w:keepNext/>
                   <w:jc w:val="center"/>
                   <w:rPr>
                     <w:rFonts w:ascii="Arial" w:eastAsia="Arial MT" w:hAnsi="Arial" w:cs="Arial"/>
@@ -3321,6 +3414,7 @@
               <w:p>
                 <w:pPr>
                   <w:pStyle w:val="TableParagraph"/>
+                  <w:keepNext/>
                   <w:jc w:val="left"/>
                   <w:rPr>
                     <w:rFonts w:ascii="Arial" w:hAnsi="Arial" w:cs="Arial"/>
@@ -3344,6 +3438,7 @@
         <w:trPr>
           <w:gridAfter w:val="1"/>
           <w:wAfter w:w="10" w:type="dxa"/>
+          <w:cantSplit/>
           <w:trHeight w:val="1400"/>
           <w:jc w:val="center"/>
         </w:trPr>
@@ -3373,6 +3468,7 @@
               </w:tcPr>
               <w:p>
                 <w:pPr>
+                  <w:keepNext/>
                   <w:adjustRightInd w:val="0"/>
                   <w:ind w:right="129"/>
                   <w:jc w:val="both"/>
@@ -3420,6 +3516,7 @@
               </w:tcPr>
               <w:p>
                 <w:pPr>
+                  <w:keepNext/>
                   <w:jc w:val="center"/>
                   <w:rPr>
                     <w:rFonts w:ascii="Arial" w:hAnsi="Arial" w:cs="Arial"/>
@@ -3466,6 +3563,7 @@
               <w:p>
                 <w:pPr>
                   <w:pStyle w:val="TableParagraph"/>
+                  <w:keepNext/>
                   <w:spacing w:line="276" w:lineRule="auto"/>
                   <w:jc w:val="left"/>
                   <w:rPr>
@@ -3489,6 +3587,7 @@
         <w:trPr>
           <w:gridAfter w:val="1"/>
           <w:wAfter w:w="10" w:type="dxa"/>
+          <w:cantSplit/>
           <w:trHeight w:val="1400"/>
           <w:jc w:val="center"/>
         </w:trPr>
@@ -3519,6 +3618,7 @@
               <w:p>
                 <w:pPr>
                   <w:pStyle w:val="TableParagraph"/>
+                  <w:keepNext/>
                   <w:jc w:val="both"/>
                   <w:rPr>
                     <w:rFonts w:ascii="Arial" w:hAnsi="Arial" w:cs="Arial"/>
@@ -3565,6 +3665,7 @@
               <w:p>
                 <w:pPr>
                   <w:pStyle w:val="TableParagraph"/>
+                  <w:keepNext/>
                   <w:rPr>
                     <w:rFonts w:ascii="Arial" w:hAnsi="Arial" w:cs="Arial"/>
                     <w:bCs/>
@@ -3610,6 +3711,7 @@
               <w:p>
                 <w:pPr>
                   <w:pStyle w:val="TableParagraph"/>
+                  <w:keepNext/>
                   <w:jc w:val="left"/>
                   <w:rPr>
                     <w:rFonts w:ascii="Arial" w:hAnsi="Arial" w:cs="Arial"/>
@@ -3631,6 +3733,7 @@
         <w:trPr>
           <w:gridAfter w:val="1"/>
           <w:wAfter w:w="10" w:type="dxa"/>
+          <w:cantSplit/>
           <w:trHeight w:val="1400"/>
           <w:jc w:val="center"/>
         </w:trPr>
@@ -3661,6 +3764,7 @@
               <w:p>
                 <w:pPr>
                   <w:pStyle w:val="TableParagraph"/>
+                  <w:keepNext/>
                   <w:jc w:val="both"/>
                   <w:rPr>
                     <w:rFonts w:ascii="Arial" w:hAnsi="Arial" w:cs="Arial"/>
@@ -3706,6 +3810,7 @@
               <w:p>
                 <w:pPr>
                   <w:pStyle w:val="TableParagraph"/>
+                  <w:keepNext/>
                   <w:rPr>
                     <w:rFonts w:ascii="Arial" w:hAnsi="Arial" w:cs="Arial"/>
                     <w:bCs/>
@@ -3751,6 +3856,7 @@
               <w:p>
                 <w:pPr>
                   <w:pStyle w:val="TableParagraph"/>
+                  <w:keepNext/>
                   <w:jc w:val="left"/>
                   <w:rPr>
                     <w:rFonts w:ascii="Arial" w:hAnsi="Arial" w:cs="Arial"/>
@@ -3772,6 +3878,7 @@
         <w:trPr>
           <w:gridAfter w:val="1"/>
           <w:wAfter w:w="10" w:type="dxa"/>
+          <w:cantSplit/>
           <w:trHeight w:val="1400"/>
           <w:jc w:val="center"/>
         </w:trPr>
@@ -3802,6 +3909,7 @@
               <w:p>
                 <w:pPr>
                   <w:pStyle w:val="TableParagraph"/>
+                  <w:keepNext/>
                   <w:jc w:val="both"/>
                   <w:rPr>
                     <w:rFonts w:ascii="Arial" w:hAnsi="Arial" w:cs="Arial"/>
@@ -3847,6 +3955,7 @@
               <w:p>
                 <w:pPr>
                   <w:pStyle w:val="TableParagraph"/>
+                  <w:keepNext/>
                   <w:rPr>
                     <w:rFonts w:ascii="Arial" w:hAnsi="Arial" w:cs="Arial"/>
                     <w:bCs/>
@@ -3892,6 +4001,7 @@
               <w:p>
                 <w:pPr>
                   <w:pStyle w:val="TableParagraph"/>
+                  <w:keepNext/>
                   <w:jc w:val="left"/>
                   <w:rPr>
                     <w:rFonts w:ascii="Arial" w:hAnsi="Arial" w:cs="Arial"/>
@@ -3913,6 +4023,7 @@
         <w:trPr>
           <w:gridAfter w:val="1"/>
           <w:wAfter w:w="10" w:type="dxa"/>
+          <w:cantSplit/>
           <w:trHeight w:val="1400"/>
           <w:jc w:val="center"/>
         </w:trPr>
@@ -3943,6 +4054,7 @@
               <w:p>
                 <w:pPr>
                   <w:pStyle w:val="TableParagraph"/>
+                  <w:keepNext/>
                   <w:jc w:val="both"/>
                   <w:rPr>
                     <w:rFonts w:ascii="Arial" w:hAnsi="Arial" w:cs="Arial"/>
@@ -3988,6 +4100,7 @@
               <w:p>
                 <w:pPr>
                   <w:pStyle w:val="TableParagraph"/>
+                  <w:keepNext/>
                   <w:rPr>
                     <w:rFonts w:ascii="Arial" w:hAnsi="Arial" w:cs="Arial"/>
                     <w:bCs/>
@@ -4033,6 +4146,7 @@
               <w:p>
                 <w:pPr>
                   <w:pStyle w:val="TableParagraph"/>
+                  <w:keepNext/>
                   <w:jc w:val="left"/>
                   <w:rPr>
                     <w:rFonts w:ascii="Arial" w:hAnsi="Arial" w:cs="Arial"/>
@@ -4054,6 +4168,7 @@
         <w:trPr>
           <w:gridAfter w:val="1"/>
           <w:wAfter w:w="10" w:type="dxa"/>
+          <w:cantSplit/>
           <w:trHeight w:val="1400"/>
           <w:jc w:val="center"/>
         </w:trPr>
@@ -4084,6 +4199,7 @@
               <w:p>
                 <w:pPr>
                   <w:pStyle w:val="TableParagraph"/>
+                  <w:keepNext/>
                   <w:jc w:val="both"/>
                   <w:rPr>
                     <w:rFonts w:ascii="Arial" w:hAnsi="Arial" w:cs="Arial"/>
@@ -4129,6 +4245,7 @@
               <w:p>
                 <w:pPr>
                   <w:pStyle w:val="TableParagraph"/>
+                  <w:keepNext/>
                   <w:rPr>
                     <w:rFonts w:ascii="Arial" w:hAnsi="Arial" w:cs="Arial"/>
                     <w:bCs/>
@@ -4174,6 +4291,7 @@
               <w:p>
                 <w:pPr>
                   <w:pStyle w:val="TableParagraph"/>
+                  <w:keepNext/>
                   <w:jc w:val="left"/>
                   <w:rPr>
                     <w:rFonts w:ascii="Arial" w:hAnsi="Arial" w:cs="Arial"/>
@@ -4195,6 +4313,7 @@
         <w:trPr>
           <w:gridAfter w:val="1"/>
           <w:wAfter w:w="10" w:type="dxa"/>
+          <w:cantSplit/>
           <w:trHeight w:val="1400"/>
           <w:jc w:val="center"/>
         </w:trPr>
@@ -4225,6 +4344,7 @@
               <w:p>
                 <w:pPr>
                   <w:pStyle w:val="TableParagraph"/>
+                  <w:keepNext/>
                   <w:jc w:val="both"/>
                   <w:rPr>
                     <w:rFonts w:ascii="Arial" w:hAnsi="Arial" w:cs="Arial"/>
@@ -4270,6 +4390,7 @@
               <w:p>
                 <w:pPr>
                   <w:pStyle w:val="TableParagraph"/>
+                  <w:keepNext/>
                   <w:rPr>
                     <w:rFonts w:ascii="Arial" w:hAnsi="Arial" w:cs="Arial"/>
                     <w:bCs/>
@@ -4315,6 +4436,7 @@
               <w:p>
                 <w:pPr>
                   <w:pStyle w:val="TableParagraph"/>
+                  <w:keepNext/>
                   <w:jc w:val="left"/>
                   <w:rPr>
                     <w:rFonts w:ascii="Arial" w:hAnsi="Arial" w:cs="Arial"/>
@@ -4336,6 +4458,7 @@
         <w:trPr>
           <w:gridAfter w:val="1"/>
           <w:wAfter w:w="10" w:type="dxa"/>
+          <w:cantSplit/>
           <w:trHeight w:val="1400"/>
           <w:jc w:val="center"/>
         </w:trPr>
@@ -4366,6 +4489,7 @@
               <w:p>
                 <w:pPr>
                   <w:pStyle w:val="TableParagraph"/>
+                  <w:keepNext/>
                   <w:jc w:val="both"/>
                   <w:rPr>
                     <w:rFonts w:ascii="Arial" w:hAnsi="Arial" w:cs="Arial"/>
@@ -4411,6 +4535,7 @@
               <w:p>
                 <w:pPr>
                   <w:pStyle w:val="TableParagraph"/>
+                  <w:keepNext/>
                   <w:rPr>
                     <w:rFonts w:ascii="Arial" w:hAnsi="Arial" w:cs="Arial"/>
                     <w:bCs/>
@@ -4456,6 +4581,7 @@
               <w:p>
                 <w:pPr>
                   <w:pStyle w:val="TableParagraph"/>
+                  <w:keepNext/>
                   <w:jc w:val="left"/>
                   <w:rPr>
                     <w:rFonts w:ascii="Arial" w:hAnsi="Arial" w:cs="Arial"/>
@@ -4477,6 +4603,7 @@
         <w:trPr>
           <w:gridAfter w:val="1"/>
           <w:wAfter w:w="10" w:type="dxa"/>
+          <w:cantSplit/>
           <w:trHeight w:val="1400"/>
           <w:jc w:val="center"/>
         </w:trPr>
@@ -4657,6 +4784,7 @@
       </w:tblGrid>
       <w:tr>
         <w:trPr>
+          <w:cantSplit/>
           <w:trHeight w:val="597"/>
           <w:jc w:val="center"/>
         </w:trPr>
@@ -4674,6 +4802,7 @@
           <w:p>
             <w:pPr>
               <w:pStyle w:val="TableParagraph"/>
+              <w:keepNext/>
               <w:spacing w:before="72"/>
               <w:ind w:left="-15"/>
               <w:rPr>
@@ -4703,6 +4832,7 @@
         <w:trPr>
           <w:gridAfter w:val="1"/>
           <w:wAfter w:w="10" w:type="dxa"/>
+          <w:cantSplit/>
           <w:trHeight w:val="621"/>
           <w:jc w:val="center"/>
         </w:trPr>
@@ -4720,6 +4850,7 @@
           <w:p>
             <w:pPr>
               <w:pStyle w:val="TableParagraph"/>
+              <w:keepNext/>
               <w:spacing w:before="72"/>
               <w:ind w:left="-15"/>
               <w:rPr>
@@ -4759,6 +4890,7 @@
           <w:p>
             <w:pPr>
               <w:pStyle w:val="TableParagraph"/>
+              <w:keepNext/>
               <w:spacing w:before="72"/>
               <w:ind w:left="-15"/>
               <w:rPr>
@@ -4797,6 +4929,7 @@
           <w:p>
             <w:pPr>
               <w:pStyle w:val="TableParagraph"/>
+              <w:keepNext/>
               <w:spacing w:before="72"/>
               <w:ind w:left="-15"/>
               <w:rPr>
@@ -4826,6 +4959,7 @@
         <w:trPr>
           <w:gridAfter w:val="1"/>
           <w:wAfter w:w="10" w:type="dxa"/>
+          <w:cantSplit/>
           <w:trHeight w:val="606"/>
           <w:jc w:val="center"/>
         </w:trPr>
@@ -4856,6 +4990,7 @@
               <w:p>
                 <w:pPr>
                   <w:pStyle w:val="TableParagraph"/>
+                  <w:keepNext/>
                   <w:ind w:right="129"/>
                   <w:jc w:val="both"/>
                   <w:rPr>
@@ -4900,6 +5035,7 @@
               </w:tcPr>
               <w:p>
                 <w:pPr>
+                  <w:keepNext/>
                   <w:jc w:val="center"/>
                   <w:rPr>
                     <w:rFonts w:ascii="Arial" w:eastAsia="Arial MT" w:hAnsi="Arial" w:cs="Arial"/>
@@ -4947,6 +5083,7 @@
               <w:p>
                 <w:pPr>
                   <w:pStyle w:val="TableParagraph"/>
+                  <w:keepNext/>
                   <w:jc w:val="left"/>
                   <w:rPr>
                     <w:rFonts w:ascii="Arial" w:hAnsi="Arial" w:cs="Arial"/>
@@ -4970,6 +5107,7 @@
         <w:trPr>
           <w:gridAfter w:val="1"/>
           <w:wAfter w:w="10" w:type="dxa"/>
+          <w:cantSplit/>
           <w:trHeight w:val="1400"/>
           <w:jc w:val="center"/>
         </w:trPr>
@@ -4999,6 +5137,7 @@
               </w:tcPr>
               <w:p>
                 <w:pPr>
+                  <w:keepNext/>
                   <w:adjustRightInd w:val="0"/>
                   <w:ind w:right="129"/>
                   <w:jc w:val="both"/>
@@ -5046,6 +5185,7 @@
               </w:tcPr>
               <w:p>
                 <w:pPr>
+                  <w:keepNext/>
                   <w:jc w:val="center"/>
                   <w:rPr>
                     <w:rFonts w:ascii="Arial" w:hAnsi="Arial" w:cs="Arial"/>
@@ -5093,6 +5233,7 @@
               <w:p>
                 <w:pPr>
                   <w:pStyle w:val="TableParagraph"/>
+                  <w:keepNext/>
                   <w:spacing w:line="276" w:lineRule="auto"/>
                   <w:jc w:val="left"/>
                   <w:rPr>
@@ -5116,6 +5257,7 @@
         <w:trPr>
           <w:gridAfter w:val="1"/>
           <w:wAfter w:w="10" w:type="dxa"/>
+          <w:cantSplit/>
           <w:trHeight w:val="1400"/>
           <w:jc w:val="center"/>
         </w:trPr>
@@ -5146,6 +5288,7 @@
               <w:p>
                 <w:pPr>
                   <w:pStyle w:val="TableParagraph"/>
+                  <w:keepNext/>
                   <w:jc w:val="both"/>
                   <w:rPr>
                     <w:rFonts w:ascii="Arial" w:hAnsi="Arial" w:cs="Arial"/>
@@ -5192,6 +5335,7 @@
               <w:p>
                 <w:pPr>
                   <w:pStyle w:val="TableParagraph"/>
+                  <w:keepNext/>
                   <w:rPr>
                     <w:rFonts w:ascii="Arial" w:hAnsi="Arial" w:cs="Arial"/>
                     <w:bCs/>
@@ -5238,6 +5382,7 @@
               <w:p>
                 <w:pPr>
                   <w:pStyle w:val="TableParagraph"/>
+                  <w:keepNext/>
                   <w:jc w:val="left"/>
                   <w:rPr>
                     <w:rFonts w:ascii="Arial" w:hAnsi="Arial" w:cs="Arial"/>
@@ -5259,6 +5404,7 @@
         <w:trPr>
           <w:gridAfter w:val="1"/>
           <w:wAfter w:w="10" w:type="dxa"/>
+          <w:cantSplit/>
           <w:trHeight w:val="1400"/>
           <w:jc w:val="center"/>
         </w:trPr>
@@ -5289,6 +5435,7 @@
               <w:p>
                 <w:pPr>
                   <w:pStyle w:val="TableParagraph"/>
+                  <w:keepNext/>
                   <w:jc w:val="both"/>
                   <w:rPr>
                     <w:rFonts w:ascii="Arial" w:hAnsi="Arial" w:cs="Arial"/>
@@ -5334,6 +5481,7 @@
               <w:p>
                 <w:pPr>
                   <w:pStyle w:val="TableParagraph"/>
+                  <w:keepNext/>
                   <w:rPr>
                     <w:rFonts w:ascii="Arial" w:hAnsi="Arial" w:cs="Arial"/>
                     <w:bCs/>
@@ -5380,6 +5528,7 @@
               <w:p>
                 <w:pPr>
                   <w:pStyle w:val="TableParagraph"/>
+                  <w:keepNext/>
                   <w:jc w:val="left"/>
                   <w:rPr>
                     <w:rFonts w:ascii="Arial" w:hAnsi="Arial" w:cs="Arial"/>
@@ -5401,6 +5550,7 @@
         <w:trPr>
           <w:gridAfter w:val="1"/>
           <w:wAfter w:w="10" w:type="dxa"/>
+          <w:cantSplit/>
           <w:trHeight w:val="1400"/>
           <w:jc w:val="center"/>
         </w:trPr>
@@ -5431,6 +5581,7 @@
               <w:p>
                 <w:pPr>
                   <w:pStyle w:val="TableParagraph"/>
+                  <w:keepNext/>
                   <w:jc w:val="both"/>
                   <w:rPr>
                     <w:rFonts w:ascii="Arial" w:hAnsi="Arial" w:cs="Arial"/>
@@ -5476,6 +5627,7 @@
               <w:p>
                 <w:pPr>
                   <w:pStyle w:val="TableParagraph"/>
+                  <w:keepNext/>
                   <w:rPr>
                     <w:rFonts w:ascii="Arial" w:hAnsi="Arial" w:cs="Arial"/>
                     <w:bCs/>
@@ -5522,6 +5674,7 @@
               <w:p>
                 <w:pPr>
                   <w:pStyle w:val="TableParagraph"/>
+                  <w:keepNext/>
                   <w:jc w:val="left"/>
                   <w:rPr>
                     <w:rFonts w:ascii="Arial" w:hAnsi="Arial" w:cs="Arial"/>
@@ -5543,6 +5696,7 @@
         <w:trPr>
           <w:gridAfter w:val="1"/>
           <w:wAfter w:w="10" w:type="dxa"/>
+          <w:cantSplit/>
           <w:trHeight w:val="1400"/>
           <w:jc w:val="center"/>
         </w:trPr>
@@ -5573,6 +5727,7 @@
               <w:p>
                 <w:pPr>
                   <w:pStyle w:val="TableParagraph"/>
+                  <w:keepNext/>
                   <w:jc w:val="both"/>
                   <w:rPr>
                     <w:rFonts w:ascii="Arial" w:hAnsi="Arial" w:cs="Arial"/>
@@ -5618,6 +5773,7 @@
               <w:p>
                 <w:pPr>
                   <w:pStyle w:val="TableParagraph"/>
+                  <w:keepNext/>
                   <w:rPr>
                     <w:rFonts w:ascii="Arial" w:hAnsi="Arial" w:cs="Arial"/>
                     <w:bCs/>
@@ -5664,6 +5820,7 @@
               <w:p>
                 <w:pPr>
                   <w:pStyle w:val="TableParagraph"/>
+                  <w:keepNext/>
                   <w:jc w:val="left"/>
                   <w:rPr>
                     <w:rFonts w:ascii="Arial" w:hAnsi="Arial" w:cs="Arial"/>
@@ -5685,6 +5842,7 @@
         <w:trPr>
           <w:gridAfter w:val="1"/>
           <w:wAfter w:w="10" w:type="dxa"/>
+          <w:cantSplit/>
           <w:trHeight w:val="1400"/>
           <w:jc w:val="center"/>
         </w:trPr>
@@ -5715,6 +5873,7 @@
               <w:p>
                 <w:pPr>
                   <w:pStyle w:val="TableParagraph"/>
+                  <w:keepNext/>
                   <w:jc w:val="both"/>
                   <w:rPr>
                     <w:rFonts w:ascii="Arial" w:hAnsi="Arial" w:cs="Arial"/>
@@ -5760,6 +5919,7 @@
               <w:p>
                 <w:pPr>
                   <w:pStyle w:val="TableParagraph"/>
+                  <w:keepNext/>
                   <w:rPr>
                     <w:rFonts w:ascii="Arial" w:hAnsi="Arial" w:cs="Arial"/>
                     <w:bCs/>
@@ -5806,6 +5966,7 @@
               <w:p>
                 <w:pPr>
                   <w:pStyle w:val="TableParagraph"/>
+                  <w:keepNext/>
                   <w:jc w:val="left"/>
                   <w:rPr>
                     <w:rFonts w:ascii="Arial" w:hAnsi="Arial" w:cs="Arial"/>
@@ -5827,6 +5988,7 @@
         <w:trPr>
           <w:gridAfter w:val="1"/>
           <w:wAfter w:w="10" w:type="dxa"/>
+          <w:cantSplit/>
           <w:trHeight w:val="1400"/>
           <w:jc w:val="center"/>
         </w:trPr>
@@ -5857,6 +6019,7 @@
               <w:p>
                 <w:pPr>
                   <w:pStyle w:val="TableParagraph"/>
+                  <w:keepNext/>
                   <w:jc w:val="both"/>
                   <w:rPr>
                     <w:rFonts w:ascii="Arial" w:hAnsi="Arial" w:cs="Arial"/>
@@ -5902,6 +6065,7 @@
               <w:p>
                 <w:pPr>
                   <w:pStyle w:val="TableParagraph"/>
+                  <w:keepNext/>
                   <w:rPr>
                     <w:rFonts w:ascii="Arial" w:hAnsi="Arial" w:cs="Arial"/>
                     <w:bCs/>
@@ -5948,6 +6112,7 @@
               <w:p>
                 <w:pPr>
                   <w:pStyle w:val="TableParagraph"/>
+                  <w:keepNext/>
                   <w:jc w:val="left"/>
                   <w:rPr>
                     <w:rFonts w:ascii="Arial" w:hAnsi="Arial" w:cs="Arial"/>
@@ -5969,6 +6134,7 @@
         <w:trPr>
           <w:gridAfter w:val="1"/>
           <w:wAfter w:w="10" w:type="dxa"/>
+          <w:cantSplit/>
           <w:trHeight w:val="1400"/>
           <w:jc w:val="center"/>
         </w:trPr>
@@ -5999,6 +6165,7 @@
               <w:p>
                 <w:pPr>
                   <w:pStyle w:val="TableParagraph"/>
+                  <w:keepNext/>
                   <w:jc w:val="both"/>
                   <w:rPr>
                     <w:rFonts w:ascii="Arial" w:hAnsi="Arial" w:cs="Arial"/>
@@ -6044,6 +6211,7 @@
               <w:p>
                 <w:pPr>
                   <w:pStyle w:val="TableParagraph"/>
+                  <w:keepNext/>
                   <w:rPr>
                     <w:rFonts w:ascii="Arial" w:hAnsi="Arial" w:cs="Arial"/>
                     <w:bCs/>
@@ -6090,6 +6258,7 @@
               <w:p>
                 <w:pPr>
                   <w:pStyle w:val="TableParagraph"/>
+                  <w:keepNext/>
                   <w:jc w:val="left"/>
                   <w:rPr>
                     <w:rFonts w:ascii="Arial" w:hAnsi="Arial" w:cs="Arial"/>
@@ -6111,6 +6280,7 @@
         <w:trPr>
           <w:gridAfter w:val="1"/>
           <w:wAfter w:w="10" w:type="dxa"/>
+          <w:cantSplit/>
           <w:trHeight w:val="1400"/>
           <w:jc w:val="center"/>
         </w:trPr>
@@ -6290,6 +6460,7 @@
       </w:tblGrid>
       <w:tr>
         <w:trPr>
+          <w:cantSplit/>
           <w:trHeight w:val="552"/>
         </w:trPr>
         <w:tc>
@@ -6308,6 +6479,7 @@
           <w:p>
             <w:pPr>
               <w:pStyle w:val="TableParagraph"/>
+              <w:keepNext/>
               <w:ind w:left="1379" w:right="1359"/>
               <w:rPr>
                 <w:rFonts w:ascii="Arial" w:hAnsi="Arial" w:cs="Arial"/>
@@ -6334,6 +6506,7 @@
       </w:tr>
       <w:tr>
         <w:trPr>
+          <w:cantSplit/>
           <w:trHeight w:val="552"/>
         </w:trPr>
         <w:tc>
@@ -6351,6 +6524,7 @@
           <w:p>
             <w:pPr>
               <w:pStyle w:val="TableParagraph"/>
+              <w:keepNext/>
               <w:spacing w:before="177"/>
               <w:ind w:left="-79" w:hanging="86"/>
               <w:rPr>
@@ -6390,6 +6564,7 @@
           <w:p>
             <w:pPr>
               <w:pStyle w:val="TableParagraph"/>
+              <w:keepNext/>
               <w:spacing w:before="150"/>
               <w:ind w:right="-12"/>
               <w:rPr>
@@ -6429,6 +6604,7 @@
           <w:p>
             <w:pPr>
               <w:pStyle w:val="TableParagraph"/>
+              <w:keepNext/>
               <w:spacing w:before="177"/>
               <w:ind w:left="-79" w:hanging="86"/>
               <w:rPr>
@@ -6445,6 +6621,7 @@
       </w:tr>
       <w:tr>
         <w:trPr>
+          <w:cantSplit/>
           <w:trHeight w:val="552"/>
         </w:trPr>
         <w:sdt>
@@ -6476,6 +6653,7 @@
               <w:p>
                 <w:pPr>
                   <w:pStyle w:val="TableParagraph"/>
+                  <w:keepNext/>
                   <w:spacing w:before="177" w:line="276" w:lineRule="auto"/>
                   <w:rPr>
                     <w:rFonts w:ascii="Arial" w:hAnsi="Arial" w:cs="Arial"/>
@@ -6521,6 +6699,7 @@
               <w:p>
                 <w:pPr>
                   <w:pStyle w:val="TableParagraph"/>
+                  <w:keepNext/>
                   <w:spacing w:before="150" w:line="276" w:lineRule="auto"/>
                   <w:ind w:right="-12"/>
                   <w:rPr>
@@ -6567,6 +6746,7 @@
               <w:p>
                 <w:pPr>
                   <w:pStyle w:val="TableParagraph"/>
+                  <w:keepNext/>
                   <w:spacing w:before="177" w:line="276" w:lineRule="auto"/>
                   <w:ind w:left="145" w:right="298"/>
                   <w:jc w:val="both"/>
@@ -6588,6 +6768,7 @@
       </w:tr>
       <w:tr>
         <w:trPr>
+          <w:cantSplit/>
           <w:trHeight w:val="552"/>
         </w:trPr>
         <w:sdt>
@@ -6620,6 +6801,7 @@
               <w:p>
                 <w:pPr>
                   <w:pStyle w:val="TableParagraph"/>
+                  <w:keepNext/>
                   <w:spacing w:before="177" w:line="276" w:lineRule="auto"/>
                   <w:rPr>
                     <w:rFonts w:ascii="Arial" w:hAnsi="Arial" w:cs="Arial"/>
@@ -6666,6 +6848,7 @@
               <w:p>
                 <w:pPr>
                   <w:pStyle w:val="TableParagraph"/>
+                  <w:keepNext/>
                   <w:spacing w:before="150" w:line="276" w:lineRule="auto"/>
                   <w:ind w:right="-12"/>
                   <w:rPr>
@@ -6712,6 +6895,7 @@
               <w:p>
                 <w:pPr>
                   <w:pStyle w:val="TableParagraph"/>
+                  <w:keepNext/>
                   <w:spacing w:before="177" w:line="276" w:lineRule="auto"/>
                   <w:ind w:left="145" w:right="298"/>
                   <w:jc w:val="both"/>
@@ -6733,6 +6917,7 @@
       </w:tr>
       <w:tr>
         <w:trPr>
+          <w:cantSplit/>
           <w:trHeight w:val="552"/>
         </w:trPr>
         <w:sdt>
@@ -6765,6 +6950,7 @@
               <w:p>
                 <w:pPr>
                   <w:pStyle w:val="TableParagraph"/>
+                  <w:keepNext/>
                   <w:spacing w:before="177" w:line="276" w:lineRule="auto"/>
                   <w:rPr>
                     <w:rFonts w:ascii="Arial" w:hAnsi="Arial" w:cs="Arial"/>
@@ -6811,6 +6997,7 @@
               <w:p>
                 <w:pPr>
                   <w:pStyle w:val="TableParagraph"/>
+                  <w:keepNext/>
                   <w:spacing w:before="150" w:line="276" w:lineRule="auto"/>
                   <w:ind w:right="-12"/>
                   <w:rPr>
@@ -6857,6 +7044,7 @@
               <w:p>
                 <w:pPr>
                   <w:pStyle w:val="TableParagraph"/>
+                  <w:keepNext/>
                   <w:spacing w:before="177" w:line="276" w:lineRule="auto"/>
                   <w:ind w:left="145" w:right="298"/>
                   <w:jc w:val="both"/>
@@ -6878,6 +7066,7 @@
       </w:tr>
       <w:tr>
         <w:trPr>
+          <w:cantSplit/>
           <w:trHeight w:val="1067"/>
         </w:trPr>
         <w:sdt>
@@ -6910,6 +7099,7 @@
               <w:p>
                 <w:pPr>
                   <w:pStyle w:val="TableParagraph"/>
+                  <w:keepNext/>
                   <w:spacing w:before="177" w:line="276" w:lineRule="auto"/>
                   <w:rPr>
                     <w:rFonts w:ascii="Arial" w:hAnsi="Arial" w:cs="Arial"/>
@@ -6956,6 +7146,7 @@
               <w:p>
                 <w:pPr>
                   <w:pStyle w:val="TableParagraph"/>
+                  <w:keepNext/>
                   <w:spacing w:before="150" w:line="276" w:lineRule="auto"/>
                   <w:ind w:right="-12"/>
                   <w:rPr>
@@ -7002,6 +7193,7 @@
               <w:p>
                 <w:pPr>
                   <w:pStyle w:val="TableParagraph"/>
+                  <w:keepNext/>
                   <w:spacing w:before="177" w:line="276" w:lineRule="auto"/>
                   <w:ind w:left="145" w:right="298"/>
                   <w:jc w:val="both"/>
@@ -7023,6 +7215,7 @@
       </w:tr>
       <w:tr>
         <w:trPr>
+          <w:cantSplit/>
           <w:trHeight w:val="552"/>
         </w:trPr>
         <w:sdt>
@@ -7198,6 +7391,7 @@
       </w:tblGrid>
       <w:tr>
         <w:trPr>
+          <w:cantSplit/>
           <w:trHeight w:val="395"/>
         </w:trPr>
         <w:tc>
@@ -7209,6 +7403,7 @@
           <w:p>
             <w:pPr>
               <w:pStyle w:val="TableParagraph"/>
+              <w:keepNext/>
               <w:spacing w:before="72"/>
               <w:ind w:left="2551" w:right="2539"/>
               <w:rPr>
@@ -7236,6 +7431,7 @@
       </w:tr>
       <w:tr>
         <w:trPr>
+          <w:cantSplit/>
           <w:trHeight w:val="395"/>
         </w:trPr>
         <w:sdt>
@@ -7303,40 +7499,6 @@
         </w:rPr>
       </w:pPr>
     </w:p>
-    <w:sdt>
-      <w:sdtPr>
-        <w:rPr>
-          <w:sz w:val="24"/>
-          <w:szCs w:val="24"/>
-          <w:lang w:val="pt-BR"/>
-        </w:rPr>
-        <w:alias w:val="REQO05"/>
-        <w:tag w:val="REQO05"/>
-        <w:id w:val="-801001108"/>
-        <w:placeholder>
-          <w:docPart w:val="DefaultPlaceholder_-1854013440"/>
-        </w:placeholder>
-        <w:showingPlcHdr/>
-      </w:sdtPr>
-      <w:sdtContent>
-        <w:p>
-          <w:pPr>
-            <w:pStyle w:val="Corpodetexto"/>
-            <w:rPr>
-              <w:sz w:val="24"/>
-              <w:szCs w:val="24"/>
-              <w:lang w:val="pt-BR"/>
-            </w:rPr>
-          </w:pPr>
-          <w:r>
-            <w:rPr>
-              <w:rStyle w:val="TextodoEspaoReservado"/>
-            </w:rPr>
-            <w:t xml:space="preserve">{{ REQO05 }}</w:t>
-          </w:r>
-        </w:p>
-      </w:sdtContent>
-    </w:sdt>
     <w:p>
       <w:pPr>
         <w:pStyle w:val="Corpodetexto"/>
@@ -7347,41 +7509,6 @@
         </w:rPr>
       </w:pPr>
     </w:p>
-    <w:sdt>
-      <w:sdtPr>
-        <w:rPr>
-          <w:sz w:val="24"/>
-          <w:szCs w:val="24"/>
-          <w:lang w:val="pt-BR"/>
-        </w:rPr>
-        <w:alias w:val="REQO05"/>
-        <w:tag w:val="REQO05"/>
-        <w:id w:val="354000912"/>
-        <w:placeholder>
-          <w:docPart w:val="DefaultPlaceholder_-1854013440"/>
-        </w:placeholder>
-        <w:showingPlcHdr/>
-        <w:text/>
-      </w:sdtPr>
-      <w:sdtContent>
-        <w:p>
-          <w:pPr>
-            <w:pStyle w:val="Corpodetexto"/>
-            <w:rPr>
-              <w:sz w:val="24"/>
-              <w:szCs w:val="24"/>
-              <w:lang w:val="pt-BR"/>
-            </w:rPr>
-          </w:pPr>
-          <w:r>
-            <w:rPr>
-              <w:rStyle w:val="TextodoEspaoReservado"/>
-            </w:rPr>
-            <w:t xml:space="preserve">{{ REQO05 }}</w:t>
-          </w:r>
-        </w:p>
-      </w:sdtContent>
-    </w:sdt>
     <w:p>
       <w:pPr>
         <w:pStyle w:val="Corpodetexto"/>
@@ -7392,41 +7519,6 @@
         </w:rPr>
       </w:pPr>
     </w:p>
-    <w:sdt>
-      <w:sdtPr>
-        <w:rPr>
-          <w:sz w:val="24"/>
-          <w:szCs w:val="24"/>
-          <w:lang w:val="pt-BR"/>
-        </w:rPr>
-        <w:alias w:val="REQO05_Analise"/>
-        <w:tag w:val="REQO05_Analise"/>
-        <w:id w:val="-2053296129"/>
-        <w:placeholder>
-          <w:docPart w:val="DefaultPlaceholder_-1854013440"/>
-        </w:placeholder>
-        <w:showingPlcHdr/>
-        <w:text/>
-      </w:sdtPr>
-      <w:sdtContent>
-        <w:p>
-          <w:pPr>
-            <w:pStyle w:val="Corpodetexto"/>
-            <w:rPr>
-              <w:sz w:val="24"/>
-              <w:szCs w:val="24"/>
-              <w:lang w:val="pt-BR"/>
-            </w:rPr>
-          </w:pPr>
-          <w:r>
-            <w:rPr>
-              <w:rStyle w:val="TextodoEspaoReservado"/>
-            </w:rPr>
-            <w:t xml:space="preserve">{{ REQO05_Analise }}</w:t>
-          </w:r>
-        </w:p>
-      </w:sdtContent>
-    </w:sdt>
     <w:p>
       <w:pPr>
         <w:pStyle w:val="Corpodetexto"/>
@@ -7437,40 +7529,6 @@
         </w:rPr>
       </w:pPr>
     </w:p>
-    <w:sdt>
-      <w:sdtPr>
-        <w:rPr>
-          <w:sz w:val="24"/>
-          <w:szCs w:val="24"/>
-          <w:lang w:val="pt-BR"/>
-        </w:rPr>
-        <w:alias w:val="REQO05_Analise"/>
-        <w:tag w:val="REQO05_Analise"/>
-        <w:id w:val="1701820486"/>
-        <w:placeholder>
-          <w:docPart w:val="DefaultPlaceholder_-1854013440"/>
-        </w:placeholder>
-        <w:showingPlcHdr/>
-      </w:sdtPr>
-      <w:sdtContent>
-        <w:p>
-          <w:pPr>
-            <w:pStyle w:val="Corpodetexto"/>
-            <w:rPr>
-              <w:sz w:val="24"/>
-              <w:szCs w:val="24"/>
-              <w:lang w:val="pt-BR"/>
-            </w:rPr>
-          </w:pPr>
-          <w:r>
-            <w:rPr>
-              <w:rStyle w:val="TextodoEspaoReservado"/>
-            </w:rPr>
-            <w:t xml:space="preserve">{{ REQO05_Analise }}</w:t>
-          </w:r>
-        </w:p>
-      </w:sdtContent>
-    </w:sdt>
     <w:sectPr>
       <w:headerReference w:type="default" r:id="rId11"/>
       <w:pgSz w:w="11906" w:h="16838"/>
